--- a/Buoi5/KẾ HOẠCH KIỂM THỬ PHẦN MỀM.docx
+++ b/Buoi5/KẾ HOẠCH KIỂM THỬ PHẦN MỀM.docx
@@ -462,70 +462,34 @@
           <w:sz w:val="26"/>
           <w:szCs w:val="26"/>
         </w:rPr>
-        <w:t>dự</w:t>
-      </w:r>
-      <w:proofErr w:type="spellEnd"/>
-      <w:r>
-        <w:rPr>
-          <w:rFonts w:cs="Times New Roman"/>
-          <w:sz w:val="26"/>
-          <w:szCs w:val="26"/>
-        </w:rPr>
-        <w:t xml:space="preserve"> </w:t>
-      </w:r>
-      <w:proofErr w:type="spellStart"/>
-      <w:r>
-        <w:rPr>
-          <w:rFonts w:cs="Times New Roman"/>
-          <w:sz w:val="26"/>
-          <w:szCs w:val="26"/>
-        </w:rPr>
-        <w:t>án</w:t>
-      </w:r>
-      <w:proofErr w:type="spellEnd"/>
-      <w:r>
-        <w:rPr>
-          <w:rFonts w:cs="Times New Roman"/>
-          <w:sz w:val="26"/>
-          <w:szCs w:val="26"/>
-        </w:rPr>
-        <w:t xml:space="preserve"> </w:t>
-      </w:r>
-      <w:proofErr w:type="spellStart"/>
-      <w:r>
-        <w:rPr>
-          <w:rFonts w:cs="Times New Roman"/>
-          <w:sz w:val="26"/>
-          <w:szCs w:val="26"/>
-        </w:rPr>
-        <w:t>phần</w:t>
-      </w:r>
-      <w:proofErr w:type="spellEnd"/>
-      <w:r>
-        <w:rPr>
-          <w:rFonts w:cs="Times New Roman"/>
-          <w:sz w:val="26"/>
-          <w:szCs w:val="26"/>
-        </w:rPr>
-        <w:t xml:space="preserve"> </w:t>
-      </w:r>
-      <w:proofErr w:type="spellStart"/>
-      <w:r>
-        <w:rPr>
-          <w:rFonts w:cs="Times New Roman"/>
-          <w:sz w:val="26"/>
-          <w:szCs w:val="26"/>
-        </w:rPr>
-        <w:t>mềm</w:t>
-      </w:r>
-      <w:proofErr w:type="spellEnd"/>
-      <w:r>
-        <w:rPr>
-          <w:rFonts w:cs="Times New Roman"/>
-          <w:sz w:val="26"/>
-          <w:szCs w:val="26"/>
-        </w:rPr>
-        <w:t xml:space="preserve"> bao </w:t>
+        <w:t>bài</w:t>
+      </w:r>
+      <w:proofErr w:type="spellEnd"/>
+      <w:r>
+        <w:rPr>
+          <w:rFonts w:cs="Times New Roman"/>
+          <w:sz w:val="26"/>
+          <w:szCs w:val="26"/>
+        </w:rPr>
+        <w:t xml:space="preserve"> </w:t>
+      </w:r>
+      <w:proofErr w:type="spellStart"/>
+      <w:r>
+        <w:rPr>
+          <w:rFonts w:cs="Times New Roman"/>
+          <w:sz w:val="26"/>
+          <w:szCs w:val="26"/>
+        </w:rPr>
+        <w:t>tập</w:t>
+      </w:r>
+      <w:proofErr w:type="spellEnd"/>
+      <w:r>
+        <w:rPr>
+          <w:rFonts w:cs="Times New Roman"/>
+          <w:sz w:val="26"/>
+          <w:szCs w:val="26"/>
+        </w:rPr>
+        <w:t xml:space="preserve"> Lab 5 bao </w:t>
       </w:r>
       <w:proofErr w:type="spellStart"/>
       <w:r>
@@ -657,7 +621,25 @@
           <w:sz w:val="26"/>
           <w:szCs w:val="26"/>
         </w:rPr>
-        <w:t xml:space="preserve"> (Lab 1-5): </w:t>
+        <w:t xml:space="preserve"> (</w:t>
+      </w:r>
+      <w:proofErr w:type="spellStart"/>
+      <w:r>
+        <w:rPr>
+          <w:rFonts w:cs="Times New Roman"/>
+          <w:sz w:val="26"/>
+          <w:szCs w:val="26"/>
+        </w:rPr>
+        <w:t>Bài</w:t>
+      </w:r>
+      <w:proofErr w:type="spellEnd"/>
+      <w:r>
+        <w:rPr>
+          <w:rFonts w:cs="Times New Roman"/>
+          <w:sz w:val="26"/>
+          <w:szCs w:val="26"/>
+        </w:rPr>
+        <w:t xml:space="preserve"> 1-4): </w:t>
       </w:r>
       <w:proofErr w:type="spellStart"/>
       <w:r>
@@ -756,42 +738,6 @@
           <w:sz w:val="26"/>
           <w:szCs w:val="26"/>
         </w:rPr>
-        <w:t>xử</w:t>
-      </w:r>
-      <w:proofErr w:type="spellEnd"/>
-      <w:r>
-        <w:rPr>
-          <w:rFonts w:cs="Times New Roman"/>
-          <w:sz w:val="26"/>
-          <w:szCs w:val="26"/>
-        </w:rPr>
-        <w:t xml:space="preserve"> </w:t>
-      </w:r>
-      <w:proofErr w:type="spellStart"/>
-      <w:r>
-        <w:rPr>
-          <w:rFonts w:cs="Times New Roman"/>
-          <w:sz w:val="26"/>
-          <w:szCs w:val="26"/>
-        </w:rPr>
-        <w:t>lý</w:t>
-      </w:r>
-      <w:proofErr w:type="spellEnd"/>
-      <w:r>
-        <w:rPr>
-          <w:rFonts w:cs="Times New Roman"/>
-          <w:sz w:val="26"/>
-          <w:szCs w:val="26"/>
-        </w:rPr>
-        <w:t xml:space="preserve"> </w:t>
-      </w:r>
-      <w:proofErr w:type="spellStart"/>
-      <w:r>
-        <w:rPr>
-          <w:rFonts w:cs="Times New Roman"/>
-          <w:sz w:val="26"/>
-          <w:szCs w:val="26"/>
-        </w:rPr>
         <w:t>toán</w:t>
       </w:r>
       <w:proofErr w:type="spellEnd"/>
@@ -828,6 +774,186 @@
           <w:sz w:val="26"/>
           <w:szCs w:val="26"/>
         </w:rPr>
+        <w:t>cơ</w:t>
+      </w:r>
+      <w:proofErr w:type="spellEnd"/>
+      <w:r>
+        <w:rPr>
+          <w:rFonts w:cs="Times New Roman"/>
+          <w:sz w:val="26"/>
+          <w:szCs w:val="26"/>
+        </w:rPr>
+        <w:t xml:space="preserve"> </w:t>
+      </w:r>
+      <w:proofErr w:type="spellStart"/>
+      <w:r>
+        <w:rPr>
+          <w:rFonts w:cs="Times New Roman"/>
+          <w:sz w:val="26"/>
+          <w:szCs w:val="26"/>
+        </w:rPr>
+        <w:t>bản</w:t>
+      </w:r>
+      <w:proofErr w:type="spellEnd"/>
+      <w:r>
+        <w:rPr>
+          <w:rFonts w:cs="Times New Roman"/>
+          <w:sz w:val="26"/>
+          <w:szCs w:val="26"/>
+        </w:rPr>
+        <w:t xml:space="preserve">, </w:t>
+      </w:r>
+      <w:proofErr w:type="spellStart"/>
+      <w:r>
+        <w:rPr>
+          <w:rFonts w:cs="Times New Roman"/>
+          <w:sz w:val="26"/>
+          <w:szCs w:val="26"/>
+        </w:rPr>
+        <w:t>vòng</w:t>
+      </w:r>
+      <w:proofErr w:type="spellEnd"/>
+      <w:r>
+        <w:rPr>
+          <w:rFonts w:cs="Times New Roman"/>
+          <w:sz w:val="26"/>
+          <w:szCs w:val="26"/>
+        </w:rPr>
+        <w:t xml:space="preserve"> </w:t>
+      </w:r>
+      <w:proofErr w:type="spellStart"/>
+      <w:r>
+        <w:rPr>
+          <w:rFonts w:cs="Times New Roman"/>
+          <w:sz w:val="26"/>
+          <w:szCs w:val="26"/>
+        </w:rPr>
+        <w:t>đời</w:t>
+      </w:r>
+      <w:proofErr w:type="spellEnd"/>
+      <w:r>
+        <w:rPr>
+          <w:rFonts w:cs="Times New Roman"/>
+          <w:sz w:val="26"/>
+          <w:szCs w:val="26"/>
+        </w:rPr>
+        <w:t xml:space="preserve"> </w:t>
+      </w:r>
+      <w:proofErr w:type="spellStart"/>
+      <w:r>
+        <w:rPr>
+          <w:rFonts w:cs="Times New Roman"/>
+          <w:sz w:val="26"/>
+          <w:szCs w:val="26"/>
+        </w:rPr>
+        <w:t>kiểm</w:t>
+      </w:r>
+      <w:proofErr w:type="spellEnd"/>
+      <w:r>
+        <w:rPr>
+          <w:rFonts w:cs="Times New Roman"/>
+          <w:sz w:val="26"/>
+          <w:szCs w:val="26"/>
+        </w:rPr>
+        <w:t xml:space="preserve"> </w:t>
+      </w:r>
+      <w:proofErr w:type="spellStart"/>
+      <w:r>
+        <w:rPr>
+          <w:rFonts w:cs="Times New Roman"/>
+          <w:sz w:val="26"/>
+          <w:szCs w:val="26"/>
+        </w:rPr>
+        <w:t>thử</w:t>
+      </w:r>
+      <w:proofErr w:type="spellEnd"/>
+      <w:r>
+        <w:rPr>
+          <w:rFonts w:cs="Times New Roman"/>
+          <w:sz w:val="26"/>
+          <w:szCs w:val="26"/>
+        </w:rPr>
+        <w:t xml:space="preserve"> (Annotations), </w:t>
+      </w:r>
+      <w:proofErr w:type="spellStart"/>
+      <w:r>
+        <w:rPr>
+          <w:rFonts w:cs="Times New Roman"/>
+          <w:sz w:val="26"/>
+          <w:szCs w:val="26"/>
+        </w:rPr>
+        <w:t>gom</w:t>
+      </w:r>
+      <w:proofErr w:type="spellEnd"/>
+      <w:r>
+        <w:rPr>
+          <w:rFonts w:cs="Times New Roman"/>
+          <w:sz w:val="26"/>
+          <w:szCs w:val="26"/>
+        </w:rPr>
+        <w:t xml:space="preserve"> </w:t>
+      </w:r>
+      <w:proofErr w:type="spellStart"/>
+      <w:r>
+        <w:rPr>
+          <w:rFonts w:cs="Times New Roman"/>
+          <w:sz w:val="26"/>
+          <w:szCs w:val="26"/>
+        </w:rPr>
+        <w:t>nhóm</w:t>
+      </w:r>
+      <w:proofErr w:type="spellEnd"/>
+      <w:r>
+        <w:rPr>
+          <w:rFonts w:cs="Times New Roman"/>
+          <w:sz w:val="26"/>
+          <w:szCs w:val="26"/>
+        </w:rPr>
+        <w:t xml:space="preserve"> </w:t>
+      </w:r>
+      <w:proofErr w:type="spellStart"/>
+      <w:r>
+        <w:rPr>
+          <w:rFonts w:cs="Times New Roman"/>
+          <w:sz w:val="26"/>
+          <w:szCs w:val="26"/>
+        </w:rPr>
+        <w:t>kiểm</w:t>
+      </w:r>
+      <w:proofErr w:type="spellEnd"/>
+      <w:r>
+        <w:rPr>
+          <w:rFonts w:cs="Times New Roman"/>
+          <w:sz w:val="26"/>
+          <w:szCs w:val="26"/>
+        </w:rPr>
+        <w:t xml:space="preserve"> </w:t>
+      </w:r>
+      <w:proofErr w:type="spellStart"/>
+      <w:r>
+        <w:rPr>
+          <w:rFonts w:cs="Times New Roman"/>
+          <w:sz w:val="26"/>
+          <w:szCs w:val="26"/>
+        </w:rPr>
+        <w:t>thử</w:t>
+      </w:r>
+      <w:proofErr w:type="spellEnd"/>
+      <w:r>
+        <w:rPr>
+          <w:rFonts w:cs="Times New Roman"/>
+          <w:sz w:val="26"/>
+          <w:szCs w:val="26"/>
+        </w:rPr>
+        <w:t xml:space="preserve"> (Test Suite) </w:t>
+      </w:r>
+      <w:proofErr w:type="spellStart"/>
+      <w:r>
+        <w:rPr>
+          <w:rFonts w:cs="Times New Roman"/>
+          <w:sz w:val="26"/>
+          <w:szCs w:val="26"/>
+        </w:rPr>
         <w:t>và</w:t>
       </w:r>
       <w:proofErr w:type="spellEnd"/>
@@ -846,60 +972,6 @@
           <w:sz w:val="26"/>
           <w:szCs w:val="26"/>
         </w:rPr>
-        <w:t>cơ</w:t>
-      </w:r>
-      <w:proofErr w:type="spellEnd"/>
-      <w:r>
-        <w:rPr>
-          <w:rFonts w:cs="Times New Roman"/>
-          <w:sz w:val="26"/>
-          <w:szCs w:val="26"/>
-        </w:rPr>
-        <w:t xml:space="preserve"> </w:t>
-      </w:r>
-      <w:proofErr w:type="spellStart"/>
-      <w:r>
-        <w:rPr>
-          <w:rFonts w:cs="Times New Roman"/>
-          <w:sz w:val="26"/>
-          <w:szCs w:val="26"/>
-        </w:rPr>
-        <w:t>bản</w:t>
-      </w:r>
-      <w:proofErr w:type="spellEnd"/>
-      <w:r>
-        <w:rPr>
-          <w:rFonts w:cs="Times New Roman"/>
-          <w:sz w:val="26"/>
-          <w:szCs w:val="26"/>
-        </w:rPr>
-        <w:t xml:space="preserve"> </w:t>
-      </w:r>
-      <w:proofErr w:type="spellStart"/>
-      <w:r>
-        <w:rPr>
-          <w:rFonts w:cs="Times New Roman"/>
-          <w:sz w:val="26"/>
-          <w:szCs w:val="26"/>
-        </w:rPr>
-        <w:t>như</w:t>
-      </w:r>
-      <w:proofErr w:type="spellEnd"/>
-      <w:r>
-        <w:rPr>
-          <w:rFonts w:cs="Times New Roman"/>
-          <w:sz w:val="26"/>
-          <w:szCs w:val="26"/>
-        </w:rPr>
-        <w:t xml:space="preserve"> </w:t>
-      </w:r>
-      <w:proofErr w:type="spellStart"/>
-      <w:r>
-        <w:rPr>
-          <w:rFonts w:cs="Times New Roman"/>
-          <w:sz w:val="26"/>
-          <w:szCs w:val="26"/>
-        </w:rPr>
         <w:t>tính</w:t>
       </w:r>
       <w:proofErr w:type="spellEnd"/>
@@ -918,295 +990,61 @@
           <w:sz w:val="26"/>
           <w:szCs w:val="26"/>
         </w:rPr>
-        <w:t>lũy</w:t>
-      </w:r>
-      <w:proofErr w:type="spellEnd"/>
-      <w:r>
-        <w:rPr>
-          <w:rFonts w:cs="Times New Roman"/>
-          <w:sz w:val="26"/>
-          <w:szCs w:val="26"/>
-        </w:rPr>
-        <w:t xml:space="preserve"> </w:t>
-      </w:r>
-      <w:proofErr w:type="spellStart"/>
-      <w:r>
-        <w:rPr>
-          <w:rFonts w:cs="Times New Roman"/>
-          <w:sz w:val="26"/>
-          <w:szCs w:val="26"/>
-        </w:rPr>
-        <w:t>thừa</w:t>
-      </w:r>
-      <w:proofErr w:type="spellEnd"/>
-      <w:r>
-        <w:rPr>
-          <w:rFonts w:cs="Times New Roman"/>
-          <w:sz w:val="26"/>
-          <w:szCs w:val="26"/>
-        </w:rPr>
-        <w:t xml:space="preserve">, </w:t>
-      </w:r>
-      <w:proofErr w:type="spellStart"/>
-      <w:r>
-        <w:rPr>
-          <w:rFonts w:cs="Times New Roman"/>
-          <w:sz w:val="26"/>
-          <w:szCs w:val="26"/>
-        </w:rPr>
-        <w:t>đa</w:t>
-      </w:r>
-      <w:proofErr w:type="spellEnd"/>
-      <w:r>
-        <w:rPr>
-          <w:rFonts w:cs="Times New Roman"/>
-          <w:sz w:val="26"/>
-          <w:szCs w:val="26"/>
-        </w:rPr>
-        <w:t xml:space="preserve"> </w:t>
-      </w:r>
-      <w:proofErr w:type="spellStart"/>
-      <w:r>
-        <w:rPr>
-          <w:rFonts w:cs="Times New Roman"/>
-          <w:sz w:val="26"/>
-          <w:szCs w:val="26"/>
-        </w:rPr>
-        <w:t>thức</w:t>
-      </w:r>
-      <w:proofErr w:type="spellEnd"/>
-      <w:r>
-        <w:rPr>
-          <w:rFonts w:cs="Times New Roman"/>
-          <w:sz w:val="26"/>
-          <w:szCs w:val="26"/>
-        </w:rPr>
-        <w:t xml:space="preserve">, </w:t>
-      </w:r>
-      <w:proofErr w:type="spellStart"/>
-      <w:r>
-        <w:rPr>
-          <w:rFonts w:cs="Times New Roman"/>
-          <w:sz w:val="26"/>
-          <w:szCs w:val="26"/>
-        </w:rPr>
-        <w:t>chuyển</w:t>
-      </w:r>
-      <w:proofErr w:type="spellEnd"/>
-      <w:r>
-        <w:rPr>
-          <w:rFonts w:cs="Times New Roman"/>
-          <w:sz w:val="26"/>
-          <w:szCs w:val="26"/>
-        </w:rPr>
-        <w:t xml:space="preserve"> </w:t>
-      </w:r>
-      <w:proofErr w:type="spellStart"/>
-      <w:r>
-        <w:rPr>
-          <w:rFonts w:cs="Times New Roman"/>
-          <w:sz w:val="26"/>
-          <w:szCs w:val="26"/>
-        </w:rPr>
-        <w:t>đổi</w:t>
-      </w:r>
-      <w:proofErr w:type="spellEnd"/>
-      <w:r>
-        <w:rPr>
-          <w:rFonts w:cs="Times New Roman"/>
-          <w:sz w:val="26"/>
-          <w:szCs w:val="26"/>
-        </w:rPr>
-        <w:t xml:space="preserve"> </w:t>
-      </w:r>
-      <w:proofErr w:type="spellStart"/>
-      <w:r>
-        <w:rPr>
-          <w:rFonts w:cs="Times New Roman"/>
-          <w:sz w:val="26"/>
-          <w:szCs w:val="26"/>
-        </w:rPr>
-        <w:t>cơ</w:t>
-      </w:r>
-      <w:proofErr w:type="spellEnd"/>
-      <w:r>
-        <w:rPr>
-          <w:rFonts w:cs="Times New Roman"/>
-          <w:sz w:val="26"/>
-          <w:szCs w:val="26"/>
-        </w:rPr>
-        <w:t xml:space="preserve"> </w:t>
-      </w:r>
-      <w:proofErr w:type="spellStart"/>
-      <w:r>
-        <w:rPr>
-          <w:rFonts w:cs="Times New Roman"/>
-          <w:sz w:val="26"/>
-          <w:szCs w:val="26"/>
-        </w:rPr>
-        <w:t>số</w:t>
-      </w:r>
-      <w:proofErr w:type="spellEnd"/>
-      <w:r>
-        <w:rPr>
-          <w:rFonts w:cs="Times New Roman"/>
-          <w:sz w:val="26"/>
-          <w:szCs w:val="26"/>
-        </w:rPr>
-        <w:t xml:space="preserve">, </w:t>
-      </w:r>
-      <w:proofErr w:type="spellStart"/>
-      <w:r>
-        <w:rPr>
-          <w:rFonts w:cs="Times New Roman"/>
-          <w:sz w:val="26"/>
-          <w:szCs w:val="26"/>
-        </w:rPr>
-        <w:t>xử</w:t>
-      </w:r>
-      <w:proofErr w:type="spellEnd"/>
-      <w:r>
-        <w:rPr>
-          <w:rFonts w:cs="Times New Roman"/>
-          <w:sz w:val="26"/>
-          <w:szCs w:val="26"/>
-        </w:rPr>
-        <w:t xml:space="preserve"> </w:t>
-      </w:r>
-      <w:proofErr w:type="spellStart"/>
-      <w:r>
-        <w:rPr>
-          <w:rFonts w:cs="Times New Roman"/>
-          <w:sz w:val="26"/>
-          <w:szCs w:val="26"/>
-        </w:rPr>
-        <w:t>lý</w:t>
-      </w:r>
-      <w:proofErr w:type="spellEnd"/>
-      <w:r>
-        <w:rPr>
-          <w:rFonts w:cs="Times New Roman"/>
-          <w:sz w:val="26"/>
-          <w:szCs w:val="26"/>
-        </w:rPr>
-        <w:t xml:space="preserve"> </w:t>
-      </w:r>
-      <w:proofErr w:type="spellStart"/>
-      <w:r>
-        <w:rPr>
-          <w:rFonts w:cs="Times New Roman"/>
-          <w:sz w:val="26"/>
-          <w:szCs w:val="26"/>
-        </w:rPr>
-        <w:t>hình</w:t>
-      </w:r>
-      <w:proofErr w:type="spellEnd"/>
-      <w:r>
-        <w:rPr>
-          <w:rFonts w:cs="Times New Roman"/>
-          <w:sz w:val="26"/>
-          <w:szCs w:val="26"/>
-        </w:rPr>
-        <w:t xml:space="preserve"> </w:t>
-      </w:r>
-      <w:proofErr w:type="spellStart"/>
-      <w:r>
-        <w:rPr>
-          <w:rFonts w:cs="Times New Roman"/>
-          <w:sz w:val="26"/>
-          <w:szCs w:val="26"/>
-        </w:rPr>
-        <w:t>học</w:t>
-      </w:r>
-      <w:proofErr w:type="spellEnd"/>
-      <w:r>
-        <w:rPr>
-          <w:rFonts w:cs="Times New Roman"/>
-          <w:sz w:val="26"/>
-          <w:szCs w:val="26"/>
-        </w:rPr>
-        <w:t xml:space="preserve"> </w:t>
-      </w:r>
-      <w:proofErr w:type="spellStart"/>
-      <w:r>
-        <w:rPr>
-          <w:rFonts w:cs="Times New Roman"/>
-          <w:sz w:val="26"/>
-          <w:szCs w:val="26"/>
-        </w:rPr>
-        <w:t>và</w:t>
-      </w:r>
-      <w:proofErr w:type="spellEnd"/>
-      <w:r>
-        <w:rPr>
-          <w:rFonts w:cs="Times New Roman"/>
-          <w:sz w:val="26"/>
-          <w:szCs w:val="26"/>
-        </w:rPr>
-        <w:t xml:space="preserve"> </w:t>
-      </w:r>
-      <w:proofErr w:type="spellStart"/>
-      <w:r>
-        <w:rPr>
-          <w:rFonts w:cs="Times New Roman"/>
-          <w:sz w:val="26"/>
-          <w:szCs w:val="26"/>
-        </w:rPr>
-        <w:t>xét</w:t>
-      </w:r>
-      <w:proofErr w:type="spellEnd"/>
-      <w:r>
-        <w:rPr>
-          <w:rFonts w:cs="Times New Roman"/>
-          <w:sz w:val="26"/>
-          <w:szCs w:val="26"/>
-        </w:rPr>
-        <w:t xml:space="preserve"> </w:t>
-      </w:r>
-      <w:proofErr w:type="spellStart"/>
-      <w:r>
-        <w:rPr>
-          <w:rFonts w:cs="Times New Roman"/>
-          <w:sz w:val="26"/>
-          <w:szCs w:val="26"/>
-        </w:rPr>
-        <w:t>duyệt</w:t>
-      </w:r>
-      <w:proofErr w:type="spellEnd"/>
-      <w:r>
-        <w:rPr>
-          <w:rFonts w:cs="Times New Roman"/>
-          <w:sz w:val="26"/>
-          <w:szCs w:val="26"/>
-        </w:rPr>
-        <w:t xml:space="preserve"> </w:t>
-      </w:r>
-      <w:proofErr w:type="spellStart"/>
-      <w:r>
-        <w:rPr>
-          <w:rFonts w:cs="Times New Roman"/>
-          <w:sz w:val="26"/>
-          <w:szCs w:val="26"/>
-        </w:rPr>
-        <w:t>học</w:t>
-      </w:r>
-      <w:proofErr w:type="spellEnd"/>
-      <w:r>
-        <w:rPr>
-          <w:rFonts w:cs="Times New Roman"/>
-          <w:sz w:val="26"/>
-          <w:szCs w:val="26"/>
-        </w:rPr>
-        <w:t xml:space="preserve"> </w:t>
-      </w:r>
-      <w:proofErr w:type="spellStart"/>
-      <w:r>
-        <w:rPr>
-          <w:rFonts w:cs="Times New Roman"/>
-          <w:sz w:val="26"/>
-          <w:szCs w:val="26"/>
-        </w:rPr>
-        <w:t>bổng</w:t>
+        <w:t>toán</w:t>
+      </w:r>
+      <w:proofErr w:type="spellEnd"/>
+      <w:r>
+        <w:rPr>
+          <w:rFonts w:cs="Times New Roman"/>
+          <w:sz w:val="26"/>
+          <w:szCs w:val="26"/>
+        </w:rPr>
+        <w:t xml:space="preserve"> </w:t>
+      </w:r>
+      <w:proofErr w:type="spellStart"/>
+      <w:r>
+        <w:rPr>
+          <w:rFonts w:cs="Times New Roman"/>
+          <w:sz w:val="26"/>
+          <w:szCs w:val="26"/>
+        </w:rPr>
+        <w:t>phí</w:t>
+      </w:r>
+      <w:proofErr w:type="spellEnd"/>
+      <w:r>
+        <w:rPr>
+          <w:rFonts w:cs="Times New Roman"/>
+          <w:sz w:val="26"/>
+          <w:szCs w:val="26"/>
+        </w:rPr>
+        <w:t xml:space="preserve"> </w:t>
+      </w:r>
+      <w:proofErr w:type="spellStart"/>
+      <w:r>
+        <w:rPr>
+          <w:rFonts w:cs="Times New Roman"/>
+          <w:sz w:val="26"/>
+          <w:szCs w:val="26"/>
+        </w:rPr>
+        <w:t>dịch</w:t>
+      </w:r>
+      <w:proofErr w:type="spellEnd"/>
+      <w:r>
+        <w:rPr>
+          <w:rFonts w:cs="Times New Roman"/>
+          <w:sz w:val="26"/>
+          <w:szCs w:val="26"/>
+        </w:rPr>
+        <w:t xml:space="preserve"> </w:t>
+      </w:r>
+      <w:proofErr w:type="spellStart"/>
+      <w:r>
+        <w:rPr>
+          <w:rFonts w:cs="Times New Roman"/>
+          <w:sz w:val="26"/>
+          <w:szCs w:val="26"/>
+        </w:rPr>
+        <w:t>vụ</w:t>
       </w:r>
       <w:proofErr w:type="spellEnd"/>
       <w:r>
@@ -1267,25 +1105,97 @@
           <w:sz w:val="26"/>
           <w:szCs w:val="26"/>
         </w:rPr>
-        <w:t xml:space="preserve"> Quản </w:t>
-      </w:r>
-      <w:proofErr w:type="spellStart"/>
-      <w:r>
-        <w:rPr>
-          <w:rFonts w:cs="Times New Roman"/>
-          <w:sz w:val="26"/>
-          <w:szCs w:val="26"/>
-        </w:rPr>
-        <w:t>lý</w:t>
-      </w:r>
-      <w:proofErr w:type="spellEnd"/>
-      <w:r>
-        <w:rPr>
-          <w:rFonts w:cs="Times New Roman"/>
-          <w:sz w:val="26"/>
-          <w:szCs w:val="26"/>
-        </w:rPr>
-        <w:t xml:space="preserve"> Organization: </w:t>
+        <w:t xml:space="preserve"> </w:t>
+      </w:r>
+      <w:proofErr w:type="spellStart"/>
+      <w:r>
+        <w:rPr>
+          <w:rFonts w:cs="Times New Roman"/>
+          <w:sz w:val="26"/>
+          <w:szCs w:val="26"/>
+        </w:rPr>
+        <w:t>Đăng</w:t>
+      </w:r>
+      <w:proofErr w:type="spellEnd"/>
+      <w:r>
+        <w:rPr>
+          <w:rFonts w:cs="Times New Roman"/>
+          <w:sz w:val="26"/>
+          <w:szCs w:val="26"/>
+        </w:rPr>
+        <w:t xml:space="preserve"> </w:t>
+      </w:r>
+      <w:proofErr w:type="spellStart"/>
+      <w:r>
+        <w:rPr>
+          <w:rFonts w:cs="Times New Roman"/>
+          <w:sz w:val="26"/>
+          <w:szCs w:val="26"/>
+        </w:rPr>
+        <w:t>Ký</w:t>
+      </w:r>
+      <w:proofErr w:type="spellEnd"/>
+      <w:r>
+        <w:rPr>
+          <w:rFonts w:cs="Times New Roman"/>
+          <w:sz w:val="26"/>
+          <w:szCs w:val="26"/>
+        </w:rPr>
+        <w:t xml:space="preserve"> </w:t>
+      </w:r>
+      <w:proofErr w:type="spellStart"/>
+      <w:r>
+        <w:rPr>
+          <w:rFonts w:cs="Times New Roman"/>
+          <w:sz w:val="26"/>
+          <w:szCs w:val="26"/>
+        </w:rPr>
+        <w:t>Khách</w:t>
+      </w:r>
+      <w:proofErr w:type="spellEnd"/>
+      <w:r>
+        <w:rPr>
+          <w:rFonts w:cs="Times New Roman"/>
+          <w:sz w:val="26"/>
+          <w:szCs w:val="26"/>
+        </w:rPr>
+        <w:t xml:space="preserve"> </w:t>
+      </w:r>
+      <w:proofErr w:type="spellStart"/>
+      <w:r>
+        <w:rPr>
+          <w:rFonts w:cs="Times New Roman"/>
+          <w:sz w:val="26"/>
+          <w:szCs w:val="26"/>
+        </w:rPr>
+        <w:t>hàng</w:t>
+      </w:r>
+      <w:proofErr w:type="spellEnd"/>
+      <w:r>
+        <w:rPr>
+          <w:rFonts w:cs="Times New Roman"/>
+          <w:sz w:val="26"/>
+          <w:szCs w:val="26"/>
+        </w:rPr>
+        <w:t xml:space="preserve"> (</w:t>
+      </w:r>
+      <w:proofErr w:type="spellStart"/>
+      <w:r>
+        <w:rPr>
+          <w:rFonts w:cs="Times New Roman"/>
+          <w:sz w:val="26"/>
+          <w:szCs w:val="26"/>
+        </w:rPr>
+        <w:t>Bài</w:t>
+      </w:r>
+      <w:proofErr w:type="spellEnd"/>
+      <w:r>
+        <w:rPr>
+          <w:rFonts w:cs="Times New Roman"/>
+          <w:sz w:val="26"/>
+          <w:szCs w:val="26"/>
+        </w:rPr>
+        <w:t xml:space="preserve"> 5): </w:t>
       </w:r>
       <w:proofErr w:type="spellStart"/>
       <w:r>
@@ -1366,79 +1276,61 @@
           <w:sz w:val="26"/>
           <w:szCs w:val="26"/>
         </w:rPr>
-        <w:t>quản</w:t>
-      </w:r>
-      <w:proofErr w:type="spellEnd"/>
-      <w:r>
-        <w:rPr>
-          <w:rFonts w:cs="Times New Roman"/>
-          <w:sz w:val="26"/>
-          <w:szCs w:val="26"/>
-        </w:rPr>
-        <w:t xml:space="preserve"> </w:t>
-      </w:r>
-      <w:proofErr w:type="spellStart"/>
-      <w:r>
-        <w:rPr>
-          <w:rFonts w:cs="Times New Roman"/>
-          <w:sz w:val="26"/>
-          <w:szCs w:val="26"/>
-        </w:rPr>
-        <w:t>lý</w:t>
-      </w:r>
-      <w:proofErr w:type="spellEnd"/>
-      <w:r>
-        <w:rPr>
-          <w:rFonts w:cs="Times New Roman"/>
-          <w:sz w:val="26"/>
-          <w:szCs w:val="26"/>
-        </w:rPr>
-        <w:t xml:space="preserve"> </w:t>
-      </w:r>
-      <w:proofErr w:type="spellStart"/>
-      <w:r>
-        <w:rPr>
-          <w:rFonts w:cs="Times New Roman"/>
-          <w:sz w:val="26"/>
-          <w:szCs w:val="26"/>
-        </w:rPr>
-        <w:t>thông</w:t>
-      </w:r>
-      <w:proofErr w:type="spellEnd"/>
-      <w:r>
-        <w:rPr>
-          <w:rFonts w:cs="Times New Roman"/>
-          <w:sz w:val="26"/>
-          <w:szCs w:val="26"/>
-        </w:rPr>
-        <w:t xml:space="preserve"> tin </w:t>
-      </w:r>
-      <w:proofErr w:type="spellStart"/>
-      <w:r>
-        <w:rPr>
-          <w:rFonts w:cs="Times New Roman"/>
-          <w:sz w:val="26"/>
-          <w:szCs w:val="26"/>
-        </w:rPr>
-        <w:t>tổ</w:t>
-      </w:r>
-      <w:proofErr w:type="spellEnd"/>
-      <w:r>
-        <w:rPr>
-          <w:rFonts w:cs="Times New Roman"/>
-          <w:sz w:val="26"/>
-          <w:szCs w:val="26"/>
-        </w:rPr>
-        <w:t xml:space="preserve"> </w:t>
-      </w:r>
-      <w:proofErr w:type="spellStart"/>
-      <w:r>
-        <w:rPr>
-          <w:rFonts w:cs="Times New Roman"/>
-          <w:sz w:val="26"/>
-          <w:szCs w:val="26"/>
-        </w:rPr>
-        <w:t>chức</w:t>
+        <w:t>đăng</w:t>
+      </w:r>
+      <w:proofErr w:type="spellEnd"/>
+      <w:r>
+        <w:rPr>
+          <w:rFonts w:cs="Times New Roman"/>
+          <w:sz w:val="26"/>
+          <w:szCs w:val="26"/>
+        </w:rPr>
+        <w:t xml:space="preserve"> </w:t>
+      </w:r>
+      <w:proofErr w:type="spellStart"/>
+      <w:r>
+        <w:rPr>
+          <w:rFonts w:cs="Times New Roman"/>
+          <w:sz w:val="26"/>
+          <w:szCs w:val="26"/>
+        </w:rPr>
+        <w:t>ký</w:t>
+      </w:r>
+      <w:proofErr w:type="spellEnd"/>
+      <w:r>
+        <w:rPr>
+          <w:rFonts w:cs="Times New Roman"/>
+          <w:sz w:val="26"/>
+          <w:szCs w:val="26"/>
+        </w:rPr>
+        <w:t xml:space="preserve"> </w:t>
+      </w:r>
+      <w:proofErr w:type="spellStart"/>
+      <w:r>
+        <w:rPr>
+          <w:rFonts w:cs="Times New Roman"/>
+          <w:sz w:val="26"/>
+          <w:szCs w:val="26"/>
+        </w:rPr>
+        <w:t>thành</w:t>
+      </w:r>
+      <w:proofErr w:type="spellEnd"/>
+      <w:r>
+        <w:rPr>
+          <w:rFonts w:cs="Times New Roman"/>
+          <w:sz w:val="26"/>
+          <w:szCs w:val="26"/>
+        </w:rPr>
+        <w:t xml:space="preserve"> </w:t>
+      </w:r>
+      <w:proofErr w:type="spellStart"/>
+      <w:r>
+        <w:rPr>
+          <w:rFonts w:cs="Times New Roman"/>
+          <w:sz w:val="26"/>
+          <w:szCs w:val="26"/>
+        </w:rPr>
+        <w:t>viên</w:t>
       </w:r>
       <w:proofErr w:type="spellEnd"/>
       <w:r>
@@ -1681,7 +1573,7 @@
           <w:sz w:val="26"/>
           <w:szCs w:val="26"/>
         </w:rPr>
-        <w:t xml:space="preserve"> (Database) </w:t>
+        <w:t xml:space="preserve"> (JDBC - SQL Server) </w:t>
       </w:r>
       <w:proofErr w:type="spellStart"/>
       <w:r>
@@ -1807,43 +1699,7 @@
           <w:sz w:val="26"/>
           <w:szCs w:val="26"/>
         </w:rPr>
-        <w:t xml:space="preserve"> </w:t>
-      </w:r>
-      <w:proofErr w:type="spellStart"/>
-      <w:r>
-        <w:rPr>
-          <w:rFonts w:cs="Times New Roman"/>
-          <w:sz w:val="26"/>
-          <w:szCs w:val="26"/>
-        </w:rPr>
-        <w:t>người</w:t>
-      </w:r>
-      <w:proofErr w:type="spellEnd"/>
-      <w:r>
-        <w:rPr>
-          <w:rFonts w:cs="Times New Roman"/>
-          <w:sz w:val="26"/>
-          <w:szCs w:val="26"/>
-        </w:rPr>
-        <w:t xml:space="preserve"> </w:t>
-      </w:r>
-      <w:proofErr w:type="spellStart"/>
-      <w:r>
-        <w:rPr>
-          <w:rFonts w:cs="Times New Roman"/>
-          <w:sz w:val="26"/>
-          <w:szCs w:val="26"/>
-        </w:rPr>
-        <w:t>dùng</w:t>
-      </w:r>
-      <w:proofErr w:type="spellEnd"/>
-      <w:r>
-        <w:rPr>
-          <w:rFonts w:cs="Times New Roman"/>
-          <w:sz w:val="26"/>
-          <w:szCs w:val="26"/>
-        </w:rPr>
-        <w:t xml:space="preserve"> (Windows Forms).</w:t>
+        <w:t xml:space="preserve"> Java Swing.</w:t>
       </w:r>
     </w:p>
     <w:p>
@@ -2664,55 +2520,7 @@
           <w:szCs w:val="26"/>
           <w14:ligatures w14:val="none"/>
         </w:rPr>
-        <w:t xml:space="preserve"> </w:t>
-      </w:r>
-      <w:proofErr w:type="spellStart"/>
-      <w:r>
-        <w:rPr>
-          <w:rFonts w:eastAsia="Times New Roman" w:cs="Times New Roman"/>
-          <w:color w:val="auto"/>
-          <w:kern w:val="0"/>
-          <w:sz w:val="26"/>
-          <w:szCs w:val="26"/>
-          <w14:ligatures w14:val="none"/>
-        </w:rPr>
-        <w:t>tích</w:t>
-      </w:r>
-      <w:proofErr w:type="spellEnd"/>
-      <w:r>
-        <w:rPr>
-          <w:rFonts w:eastAsia="Times New Roman" w:cs="Times New Roman"/>
-          <w:color w:val="auto"/>
-          <w:kern w:val="0"/>
-          <w:sz w:val="26"/>
-          <w:szCs w:val="26"/>
-          <w14:ligatures w14:val="none"/>
-        </w:rPr>
-        <w:t xml:space="preserve"> </w:t>
-      </w:r>
-      <w:proofErr w:type="spellStart"/>
-      <w:r>
-        <w:rPr>
-          <w:rFonts w:eastAsia="Times New Roman" w:cs="Times New Roman"/>
-          <w:color w:val="auto"/>
-          <w:kern w:val="0"/>
-          <w:sz w:val="26"/>
-          <w:szCs w:val="26"/>
-          <w14:ligatures w14:val="none"/>
-        </w:rPr>
-        <w:t>hợp</w:t>
-      </w:r>
-      <w:proofErr w:type="spellEnd"/>
-      <w:r>
-        <w:rPr>
-          <w:rFonts w:eastAsia="Times New Roman" w:cs="Times New Roman"/>
-          <w:color w:val="auto"/>
-          <w:kern w:val="0"/>
-          <w:sz w:val="26"/>
-          <w:szCs w:val="26"/>
-          <w14:ligatures w14:val="none"/>
-        </w:rPr>
-        <w:t xml:space="preserve"> (IDE): Microsoft Visual Studio 2022 (Community/Professional/Enterprise).</w:t>
+        <w:t xml:space="preserve"> (IDE): IntelliJ IDEA (Community/Ultimate).</w:t>
       </w:r>
     </w:p>
     <w:p>
@@ -2743,7 +2551,7 @@
           <w:szCs w:val="26"/>
           <w14:ligatures w14:val="none"/>
         </w:rPr>
-        <w:t>Cơ</w:t>
+        <w:t>Ngôn</w:t>
       </w:r>
       <w:proofErr w:type="spellEnd"/>
       <w:r>
@@ -2767,7 +2575,7 @@
           <w:szCs w:val="26"/>
           <w14:ligatures w14:val="none"/>
         </w:rPr>
-        <w:t>sở</w:t>
+        <w:t>ngữ</w:t>
       </w:r>
       <w:proofErr w:type="spellEnd"/>
       <w:r>
@@ -2791,7 +2599,7 @@
           <w:szCs w:val="26"/>
           <w14:ligatures w14:val="none"/>
         </w:rPr>
-        <w:t>dữ</w:t>
+        <w:t>lập</w:t>
       </w:r>
       <w:proofErr w:type="spellEnd"/>
       <w:r>
@@ -2815,7 +2623,7 @@
           <w:szCs w:val="26"/>
           <w14:ligatures w14:val="none"/>
         </w:rPr>
-        <w:t>liệu</w:t>
+        <w:t>trình</w:t>
       </w:r>
       <w:proofErr w:type="spellEnd"/>
       <w:r>
@@ -2827,7 +2635,7 @@
           <w:szCs w:val="26"/>
           <w14:ligatures w14:val="none"/>
         </w:rPr>
-        <w:t>: Microsoft SQL Server (</w:t>
+        <w:t xml:space="preserve">: Java (JDK 17 </w:t>
       </w:r>
       <w:proofErr w:type="spellStart"/>
       <w:r>
@@ -2839,7 +2647,7 @@
           <w:szCs w:val="26"/>
           <w14:ligatures w14:val="none"/>
         </w:rPr>
-        <w:t>bản</w:t>
+        <w:t>trở</w:t>
       </w:r>
       <w:proofErr w:type="spellEnd"/>
       <w:r>
@@ -2851,7 +2659,7 @@
           <w:szCs w:val="26"/>
           <w14:ligatures w14:val="none"/>
         </w:rPr>
-        <w:t xml:space="preserve"> Express </w:t>
+        <w:t xml:space="preserve"> </w:t>
       </w:r>
       <w:proofErr w:type="spellStart"/>
       <w:r>
@@ -2863,31 +2671,7 @@
           <w:szCs w:val="26"/>
           <w14:ligatures w14:val="none"/>
         </w:rPr>
-        <w:t>hoặc</w:t>
-      </w:r>
-      <w:proofErr w:type="spellEnd"/>
-      <w:r>
-        <w:rPr>
-          <w:rFonts w:eastAsia="Times New Roman" w:cs="Times New Roman"/>
-          <w:color w:val="auto"/>
-          <w:kern w:val="0"/>
-          <w:sz w:val="26"/>
-          <w:szCs w:val="26"/>
-          <w14:ligatures w14:val="none"/>
-        </w:rPr>
-        <w:t xml:space="preserve"> </w:t>
-      </w:r>
-      <w:proofErr w:type="spellStart"/>
-      <w:r>
-        <w:rPr>
-          <w:rFonts w:eastAsia="Times New Roman" w:cs="Times New Roman"/>
-          <w:color w:val="auto"/>
-          <w:kern w:val="0"/>
-          <w:sz w:val="26"/>
-          <w:szCs w:val="26"/>
-          <w14:ligatures w14:val="none"/>
-        </w:rPr>
-        <w:t>LocalDB</w:t>
+        <w:t>lên</w:t>
       </w:r>
       <w:proofErr w:type="spellEnd"/>
       <w:r>
@@ -2920,6 +2704,7 @@
           <w14:ligatures w14:val="none"/>
         </w:rPr>
       </w:pPr>
+      <w:proofErr w:type="spellStart"/>
       <w:r>
         <w:rPr>
           <w:rFonts w:eastAsia="Times New Roman" w:cs="Times New Roman"/>
@@ -2929,9 +2714,9 @@
           <w:szCs w:val="26"/>
           <w14:ligatures w14:val="none"/>
         </w:rPr>
-        <w:t xml:space="preserve">Framework: .NET Framework </w:t>
-      </w:r>
-      <w:proofErr w:type="spellStart"/>
+        <w:t>Cơ</w:t>
+      </w:r>
+      <w:proofErr w:type="spellEnd"/>
       <w:r>
         <w:rPr>
           <w:rFonts w:eastAsia="Times New Roman" w:cs="Times New Roman"/>
@@ -2941,9 +2726,9 @@
           <w:szCs w:val="26"/>
           <w14:ligatures w14:val="none"/>
         </w:rPr>
-        <w:t>hoặc</w:t>
-      </w:r>
-      <w:proofErr w:type="spellEnd"/>
+        <w:t xml:space="preserve"> </w:t>
+      </w:r>
+      <w:proofErr w:type="spellStart"/>
       <w:r>
         <w:rPr>
           <w:rFonts w:eastAsia="Times New Roman" w:cs="Times New Roman"/>
@@ -2953,7 +2738,67 @@
           <w:szCs w:val="26"/>
           <w14:ligatures w14:val="none"/>
         </w:rPr>
-        <w:t xml:space="preserve"> .NET 6.0/8.0.</w:t>
+        <w:t>sở</w:t>
+      </w:r>
+      <w:proofErr w:type="spellEnd"/>
+      <w:r>
+        <w:rPr>
+          <w:rFonts w:eastAsia="Times New Roman" w:cs="Times New Roman"/>
+          <w:color w:val="auto"/>
+          <w:kern w:val="0"/>
+          <w:sz w:val="26"/>
+          <w:szCs w:val="26"/>
+          <w14:ligatures w14:val="none"/>
+        </w:rPr>
+        <w:t xml:space="preserve"> </w:t>
+      </w:r>
+      <w:proofErr w:type="spellStart"/>
+      <w:r>
+        <w:rPr>
+          <w:rFonts w:eastAsia="Times New Roman" w:cs="Times New Roman"/>
+          <w:color w:val="auto"/>
+          <w:kern w:val="0"/>
+          <w:sz w:val="26"/>
+          <w:szCs w:val="26"/>
+          <w14:ligatures w14:val="none"/>
+        </w:rPr>
+        <w:t>dữ</w:t>
+      </w:r>
+      <w:proofErr w:type="spellEnd"/>
+      <w:r>
+        <w:rPr>
+          <w:rFonts w:eastAsia="Times New Roman" w:cs="Times New Roman"/>
+          <w:color w:val="auto"/>
+          <w:kern w:val="0"/>
+          <w:sz w:val="26"/>
+          <w:szCs w:val="26"/>
+          <w14:ligatures w14:val="none"/>
+        </w:rPr>
+        <w:t xml:space="preserve"> </w:t>
+      </w:r>
+      <w:proofErr w:type="spellStart"/>
+      <w:r>
+        <w:rPr>
+          <w:rFonts w:eastAsia="Times New Roman" w:cs="Times New Roman"/>
+          <w:color w:val="auto"/>
+          <w:kern w:val="0"/>
+          <w:sz w:val="26"/>
+          <w:szCs w:val="26"/>
+          <w14:ligatures w14:val="none"/>
+        </w:rPr>
+        <w:t>liệu</w:t>
+      </w:r>
+      <w:proofErr w:type="spellEnd"/>
+      <w:r>
+        <w:rPr>
+          <w:rFonts w:eastAsia="Times New Roman" w:cs="Times New Roman"/>
+          <w:color w:val="auto"/>
+          <w:kern w:val="0"/>
+          <w:sz w:val="26"/>
+          <w:szCs w:val="26"/>
+          <w14:ligatures w14:val="none"/>
+        </w:rPr>
+        <w:t>: Microsoft SQL Server.</w:t>
       </w:r>
     </w:p>
     <w:p>
@@ -2980,7 +2825,7 @@
           <w:szCs w:val="26"/>
           <w14:ligatures w14:val="none"/>
         </w:rPr>
-        <w:t xml:space="preserve">Công </w:t>
+        <w:t xml:space="preserve">Thư </w:t>
       </w:r>
       <w:proofErr w:type="spellStart"/>
       <w:r>
@@ -2992,7 +2837,7 @@
           <w:szCs w:val="26"/>
           <w14:ligatures w14:val="none"/>
         </w:rPr>
-        <w:t>cụ</w:t>
+        <w:t>viện</w:t>
       </w:r>
       <w:proofErr w:type="spellEnd"/>
       <w:r>
@@ -3004,175 +2849,7 @@
           <w:szCs w:val="26"/>
           <w14:ligatures w14:val="none"/>
         </w:rPr>
-        <w:t xml:space="preserve"> </w:t>
-      </w:r>
-      <w:proofErr w:type="spellStart"/>
-      <w:r>
-        <w:rPr>
-          <w:rFonts w:eastAsia="Times New Roman" w:cs="Times New Roman"/>
-          <w:color w:val="auto"/>
-          <w:kern w:val="0"/>
-          <w:sz w:val="26"/>
-          <w:szCs w:val="26"/>
-          <w14:ligatures w14:val="none"/>
-        </w:rPr>
-        <w:t>kiểm</w:t>
-      </w:r>
-      <w:proofErr w:type="spellEnd"/>
-      <w:r>
-        <w:rPr>
-          <w:rFonts w:eastAsia="Times New Roman" w:cs="Times New Roman"/>
-          <w:color w:val="auto"/>
-          <w:kern w:val="0"/>
-          <w:sz w:val="26"/>
-          <w:szCs w:val="26"/>
-          <w14:ligatures w14:val="none"/>
-        </w:rPr>
-        <w:t xml:space="preserve"> </w:t>
-      </w:r>
-      <w:proofErr w:type="spellStart"/>
-      <w:r>
-        <w:rPr>
-          <w:rFonts w:eastAsia="Times New Roman" w:cs="Times New Roman"/>
-          <w:color w:val="auto"/>
-          <w:kern w:val="0"/>
-          <w:sz w:val="26"/>
-          <w:szCs w:val="26"/>
-          <w14:ligatures w14:val="none"/>
-        </w:rPr>
-        <w:t>thử</w:t>
-      </w:r>
-      <w:proofErr w:type="spellEnd"/>
-      <w:r>
-        <w:rPr>
-          <w:rFonts w:eastAsia="Times New Roman" w:cs="Times New Roman"/>
-          <w:color w:val="auto"/>
-          <w:kern w:val="0"/>
-          <w:sz w:val="26"/>
-          <w:szCs w:val="26"/>
-          <w14:ligatures w14:val="none"/>
-        </w:rPr>
-        <w:t xml:space="preserve">: </w:t>
-      </w:r>
-      <w:proofErr w:type="spellStart"/>
-      <w:r>
-        <w:rPr>
-          <w:rFonts w:eastAsia="Times New Roman" w:cs="Times New Roman"/>
-          <w:color w:val="auto"/>
-          <w:kern w:val="0"/>
-          <w:sz w:val="26"/>
-          <w:szCs w:val="26"/>
-          <w14:ligatures w14:val="none"/>
-        </w:rPr>
-        <w:t>MSTest</w:t>
-      </w:r>
-      <w:proofErr w:type="spellEnd"/>
-      <w:r>
-        <w:rPr>
-          <w:rFonts w:eastAsia="Times New Roman" w:cs="Times New Roman"/>
-          <w:color w:val="auto"/>
-          <w:kern w:val="0"/>
-          <w:sz w:val="26"/>
-          <w:szCs w:val="26"/>
-          <w14:ligatures w14:val="none"/>
-        </w:rPr>
-        <w:t xml:space="preserve"> Framework (</w:t>
-      </w:r>
-      <w:proofErr w:type="spellStart"/>
-      <w:r>
-        <w:rPr>
-          <w:rFonts w:eastAsia="Times New Roman" w:cs="Times New Roman"/>
-          <w:color w:val="auto"/>
-          <w:kern w:val="0"/>
-          <w:sz w:val="26"/>
-          <w:szCs w:val="26"/>
-          <w14:ligatures w14:val="none"/>
-        </w:rPr>
-        <w:t>tích</w:t>
-      </w:r>
-      <w:proofErr w:type="spellEnd"/>
-      <w:r>
-        <w:rPr>
-          <w:rFonts w:eastAsia="Times New Roman" w:cs="Times New Roman"/>
-          <w:color w:val="auto"/>
-          <w:kern w:val="0"/>
-          <w:sz w:val="26"/>
-          <w:szCs w:val="26"/>
-          <w14:ligatures w14:val="none"/>
-        </w:rPr>
-        <w:t xml:space="preserve"> </w:t>
-      </w:r>
-      <w:proofErr w:type="spellStart"/>
-      <w:r>
-        <w:rPr>
-          <w:rFonts w:eastAsia="Times New Roman" w:cs="Times New Roman"/>
-          <w:color w:val="auto"/>
-          <w:kern w:val="0"/>
-          <w:sz w:val="26"/>
-          <w:szCs w:val="26"/>
-          <w14:ligatures w14:val="none"/>
-        </w:rPr>
-        <w:t>hợp</w:t>
-      </w:r>
-      <w:proofErr w:type="spellEnd"/>
-      <w:r>
-        <w:rPr>
-          <w:rFonts w:eastAsia="Times New Roman" w:cs="Times New Roman"/>
-          <w:color w:val="auto"/>
-          <w:kern w:val="0"/>
-          <w:sz w:val="26"/>
-          <w:szCs w:val="26"/>
-          <w14:ligatures w14:val="none"/>
-        </w:rPr>
-        <w:t xml:space="preserve"> </w:t>
-      </w:r>
-      <w:proofErr w:type="spellStart"/>
-      <w:r>
-        <w:rPr>
-          <w:rFonts w:eastAsia="Times New Roman" w:cs="Times New Roman"/>
-          <w:color w:val="auto"/>
-          <w:kern w:val="0"/>
-          <w:sz w:val="26"/>
-          <w:szCs w:val="26"/>
-          <w14:ligatures w14:val="none"/>
-        </w:rPr>
-        <w:t>sẵn</w:t>
-      </w:r>
-      <w:proofErr w:type="spellEnd"/>
-      <w:r>
-        <w:rPr>
-          <w:rFonts w:eastAsia="Times New Roman" w:cs="Times New Roman"/>
-          <w:color w:val="auto"/>
-          <w:kern w:val="0"/>
-          <w:sz w:val="26"/>
-          <w:szCs w:val="26"/>
-          <w14:ligatures w14:val="none"/>
-        </w:rPr>
-        <w:t xml:space="preserve"> </w:t>
-      </w:r>
-      <w:proofErr w:type="spellStart"/>
-      <w:r>
-        <w:rPr>
-          <w:rFonts w:eastAsia="Times New Roman" w:cs="Times New Roman"/>
-          <w:color w:val="auto"/>
-          <w:kern w:val="0"/>
-          <w:sz w:val="26"/>
-          <w:szCs w:val="26"/>
-          <w14:ligatures w14:val="none"/>
-        </w:rPr>
-        <w:t>trong</w:t>
-      </w:r>
-      <w:proofErr w:type="spellEnd"/>
-      <w:r>
-        <w:rPr>
-          <w:rFonts w:eastAsia="Times New Roman" w:cs="Times New Roman"/>
-          <w:color w:val="auto"/>
-          <w:kern w:val="0"/>
-          <w:sz w:val="26"/>
-          <w:szCs w:val="26"/>
-          <w14:ligatures w14:val="none"/>
-        </w:rPr>
-        <w:t xml:space="preserve"> Visual Studio).</w:t>
+        <w:t>: JUnit 4, Microsoft JDBC Driver (mssql-jdbc-13.x).</w:t>
       </w:r>
     </w:p>
     <w:p>
@@ -3286,6 +2963,29 @@
           <w:sz w:val="26"/>
           <w:szCs w:val="26"/>
         </w:rPr>
+        <w:br w:type="page"/>
+      </w:r>
+    </w:p>
+    <w:p>
+      <w:pPr>
+        <w:spacing w:line="360" w:lineRule="auto"/>
+        <w:jc w:val="both"/>
+        <w:rPr>
+          <w:rFonts w:cs="Times New Roman"/>
+          <w:b/>
+          <w:bCs/>
+          <w:sz w:val="26"/>
+          <w:szCs w:val="26"/>
+        </w:rPr>
+      </w:pPr>
+      <w:r>
+        <w:rPr>
+          <w:rFonts w:cs="Times New Roman"/>
+          <w:b/>
+          <w:bCs/>
+          <w:sz w:val="26"/>
+          <w:szCs w:val="26"/>
+        </w:rPr>
         <w:lastRenderedPageBreak/>
         <w:t xml:space="preserve">d. Đào </w:t>
       </w:r>
@@ -3320,34 +3020,19 @@
           <w:numId w:val="26"/>
         </w:numPr>
         <w:spacing w:line="360" w:lineRule="auto"/>
-        <w:rPr>
-          <w:sz w:val="26"/>
-          <w:szCs w:val="26"/>
-        </w:rPr>
-      </w:pPr>
-      <w:proofErr w:type="spellStart"/>
-      <w:r>
-        <w:rPr>
-          <w:sz w:val="26"/>
-          <w:szCs w:val="26"/>
-        </w:rPr>
-        <w:t>Nắm</w:t>
-      </w:r>
-      <w:proofErr w:type="spellEnd"/>
-      <w:r>
-        <w:rPr>
-          <w:sz w:val="26"/>
-          <w:szCs w:val="26"/>
-        </w:rPr>
-        <w:t xml:space="preserve"> </w:t>
-      </w:r>
-      <w:proofErr w:type="spellStart"/>
-      <w:r>
-        <w:rPr>
-          <w:sz w:val="26"/>
-          <w:szCs w:val="26"/>
-        </w:rPr>
-        <w:t>vững</w:t>
+        <w:jc w:val="both"/>
+        <w:rPr>
+          <w:sz w:val="26"/>
+          <w:szCs w:val="26"/>
+        </w:rPr>
+      </w:pPr>
+      <w:proofErr w:type="spellStart"/>
+      <w:r>
+        <w:rPr>
+          <w:sz w:val="26"/>
+          <w:szCs w:val="26"/>
+        </w:rPr>
+        <w:t>Có</w:t>
       </w:r>
       <w:proofErr w:type="spellEnd"/>
       <w:r>
@@ -3419,23 +3104,7 @@
           <w:sz w:val="26"/>
           <w:szCs w:val="26"/>
         </w:rPr>
-        <w:t xml:space="preserve"> </w:t>
-      </w:r>
-      <w:proofErr w:type="spellStart"/>
-      <w:r>
-        <w:rPr>
-          <w:sz w:val="26"/>
-          <w:szCs w:val="26"/>
-        </w:rPr>
-        <w:t>MSTest</w:t>
-      </w:r>
-      <w:proofErr w:type="spellEnd"/>
-      <w:r>
-        <w:rPr>
-          <w:sz w:val="26"/>
-          <w:szCs w:val="26"/>
-        </w:rPr>
-        <w:t xml:space="preserve"> Framework.</w:t>
+        <w:t xml:space="preserve"> JUnit Framework.</w:t>
       </w:r>
     </w:p>
     <w:p>
@@ -3446,6 +3115,7 @@
           <w:numId w:val="26"/>
         </w:numPr>
         <w:spacing w:line="360" w:lineRule="auto"/>
+        <w:jc w:val="both"/>
         <w:rPr>
           <w:sz w:val="26"/>
           <w:szCs w:val="26"/>
@@ -3489,22 +3159,6 @@
           <w:sz w:val="26"/>
           <w:szCs w:val="26"/>
         </w:rPr>
-        <w:t>các</w:t>
-      </w:r>
-      <w:proofErr w:type="spellEnd"/>
-      <w:r>
-        <w:rPr>
-          <w:sz w:val="26"/>
-          <w:szCs w:val="26"/>
-        </w:rPr>
-        <w:t xml:space="preserve"> </w:t>
-      </w:r>
-      <w:proofErr w:type="spellStart"/>
-      <w:r>
-        <w:rPr>
-          <w:sz w:val="26"/>
-          <w:szCs w:val="26"/>
-        </w:rPr>
         <w:t>quy</w:t>
       </w:r>
       <w:proofErr w:type="spellEnd"/>
@@ -3537,111 +3191,31 @@
           <w:sz w:val="26"/>
           <w:szCs w:val="26"/>
         </w:rPr>
-        <w:t>nghiệp</w:t>
-      </w:r>
-      <w:proofErr w:type="spellEnd"/>
-      <w:r>
-        <w:rPr>
-          <w:sz w:val="26"/>
-          <w:szCs w:val="26"/>
-        </w:rPr>
-        <w:t xml:space="preserve"> </w:t>
-      </w:r>
-      <w:proofErr w:type="spellStart"/>
-      <w:r>
-        <w:rPr>
-          <w:sz w:val="26"/>
-          <w:szCs w:val="26"/>
-        </w:rPr>
-        <w:t>vụ</w:t>
-      </w:r>
-      <w:proofErr w:type="spellEnd"/>
-      <w:r>
-        <w:rPr>
-          <w:sz w:val="26"/>
-          <w:szCs w:val="26"/>
-        </w:rPr>
-        <w:t xml:space="preserve"> (Business Rules) </w:t>
-      </w:r>
-      <w:proofErr w:type="spellStart"/>
-      <w:r>
-        <w:rPr>
-          <w:sz w:val="26"/>
-          <w:szCs w:val="26"/>
-        </w:rPr>
-        <w:t>của</w:t>
-      </w:r>
-      <w:proofErr w:type="spellEnd"/>
-      <w:r>
-        <w:rPr>
-          <w:sz w:val="26"/>
-          <w:szCs w:val="26"/>
-        </w:rPr>
-        <w:t xml:space="preserve"> </w:t>
-      </w:r>
-      <w:proofErr w:type="spellStart"/>
-      <w:r>
-        <w:rPr>
-          <w:sz w:val="26"/>
-          <w:szCs w:val="26"/>
-        </w:rPr>
-        <w:t>bài</w:t>
-      </w:r>
-      <w:proofErr w:type="spellEnd"/>
-      <w:r>
-        <w:rPr>
-          <w:sz w:val="26"/>
-          <w:szCs w:val="26"/>
-        </w:rPr>
-        <w:t xml:space="preserve"> </w:t>
-      </w:r>
-      <w:proofErr w:type="spellStart"/>
-      <w:r>
-        <w:rPr>
-          <w:sz w:val="26"/>
-          <w:szCs w:val="26"/>
-        </w:rPr>
-        <w:t>toán</w:t>
-      </w:r>
-      <w:proofErr w:type="spellEnd"/>
-      <w:r>
-        <w:rPr>
-          <w:sz w:val="26"/>
-          <w:szCs w:val="26"/>
-        </w:rPr>
-        <w:t xml:space="preserve"> </w:t>
-      </w:r>
-      <w:proofErr w:type="spellStart"/>
-      <w:r>
-        <w:rPr>
-          <w:sz w:val="26"/>
-          <w:szCs w:val="26"/>
-        </w:rPr>
-        <w:t>quản</w:t>
-      </w:r>
-      <w:proofErr w:type="spellEnd"/>
-      <w:r>
-        <w:rPr>
-          <w:sz w:val="26"/>
-          <w:szCs w:val="26"/>
-        </w:rPr>
-        <w:t xml:space="preserve"> </w:t>
-      </w:r>
-      <w:proofErr w:type="spellStart"/>
-      <w:r>
-        <w:rPr>
-          <w:sz w:val="26"/>
-          <w:szCs w:val="26"/>
-        </w:rPr>
-        <w:t>lý</w:t>
-      </w:r>
-      <w:proofErr w:type="spellEnd"/>
-      <w:r>
-        <w:rPr>
-          <w:sz w:val="26"/>
-          <w:szCs w:val="26"/>
-        </w:rPr>
-        <w:t xml:space="preserve"> Organization.</w:t>
+        <w:t>kết</w:t>
+      </w:r>
+      <w:proofErr w:type="spellEnd"/>
+      <w:r>
+        <w:rPr>
+          <w:sz w:val="26"/>
+          <w:szCs w:val="26"/>
+        </w:rPr>
+        <w:t xml:space="preserve"> </w:t>
+      </w:r>
+      <w:proofErr w:type="spellStart"/>
+      <w:r>
+        <w:rPr>
+          <w:sz w:val="26"/>
+          <w:szCs w:val="26"/>
+        </w:rPr>
+        <w:t>nối</w:t>
+      </w:r>
+      <w:proofErr w:type="spellEnd"/>
+      <w:r>
+        <w:rPr>
+          <w:sz w:val="26"/>
+          <w:szCs w:val="26"/>
+        </w:rPr>
+        <w:t xml:space="preserve"> Database qua JDBC.</w:t>
       </w:r>
     </w:p>
     <w:p>
@@ -3951,34 +3525,106 @@
           <w:sz w:val="26"/>
           <w:szCs w:val="26"/>
         </w:rPr>
-        <w:t xml:space="preserve"> 1 </w:t>
-      </w:r>
-      <w:proofErr w:type="spellStart"/>
-      <w:r>
-        <w:rPr>
-          <w:rFonts w:cs="Times New Roman"/>
-          <w:sz w:val="26"/>
-          <w:szCs w:val="26"/>
-        </w:rPr>
-        <w:t>Tính</w:t>
-      </w:r>
-      <w:proofErr w:type="spellEnd"/>
-      <w:r>
-        <w:rPr>
-          <w:rFonts w:cs="Times New Roman"/>
-          <w:sz w:val="26"/>
-          <w:szCs w:val="26"/>
-        </w:rPr>
-        <w:t xml:space="preserve"> </w:t>
-      </w:r>
-      <w:proofErr w:type="spellStart"/>
-      <w:r>
-        <w:rPr>
-          <w:rFonts w:cs="Times New Roman"/>
-          <w:sz w:val="26"/>
-          <w:szCs w:val="26"/>
-        </w:rPr>
-        <w:t>lũy</w:t>
+        <w:t xml:space="preserve"> 1 (</w:t>
+      </w:r>
+      <w:proofErr w:type="spellStart"/>
+      <w:r>
+        <w:rPr>
+          <w:rFonts w:cs="Times New Roman"/>
+          <w:sz w:val="26"/>
+          <w:szCs w:val="26"/>
+        </w:rPr>
+        <w:t>MathFunc</w:t>
+      </w:r>
+      <w:proofErr w:type="spellEnd"/>
+      <w:r>
+        <w:rPr>
+          <w:rFonts w:cs="Times New Roman"/>
+          <w:sz w:val="26"/>
+          <w:szCs w:val="26"/>
+        </w:rPr>
+        <w:t xml:space="preserve">): </w:t>
+      </w:r>
+      <w:proofErr w:type="spellStart"/>
+      <w:r>
+        <w:rPr>
+          <w:rFonts w:cs="Times New Roman"/>
+          <w:sz w:val="26"/>
+          <w:szCs w:val="26"/>
+        </w:rPr>
+        <w:t>Kiểm</w:t>
+      </w:r>
+      <w:proofErr w:type="spellEnd"/>
+      <w:r>
+        <w:rPr>
+          <w:rFonts w:cs="Times New Roman"/>
+          <w:sz w:val="26"/>
+          <w:szCs w:val="26"/>
+        </w:rPr>
+        <w:t xml:space="preserve"> </w:t>
+      </w:r>
+      <w:proofErr w:type="spellStart"/>
+      <w:r>
+        <w:rPr>
+          <w:rFonts w:cs="Times New Roman"/>
+          <w:sz w:val="26"/>
+          <w:szCs w:val="26"/>
+        </w:rPr>
+        <w:t>tra</w:t>
+      </w:r>
+      <w:proofErr w:type="spellEnd"/>
+      <w:r>
+        <w:rPr>
+          <w:rFonts w:cs="Times New Roman"/>
+          <w:sz w:val="26"/>
+          <w:szCs w:val="26"/>
+        </w:rPr>
+        <w:t xml:space="preserve"> </w:t>
+      </w:r>
+      <w:proofErr w:type="spellStart"/>
+      <w:r>
+        <w:rPr>
+          <w:rFonts w:cs="Times New Roman"/>
+          <w:sz w:val="26"/>
+          <w:szCs w:val="26"/>
+        </w:rPr>
+        <w:t>hàm</w:t>
+      </w:r>
+      <w:proofErr w:type="spellEnd"/>
+      <w:r>
+        <w:rPr>
+          <w:rFonts w:cs="Times New Roman"/>
+          <w:sz w:val="26"/>
+          <w:szCs w:val="26"/>
+        </w:rPr>
+        <w:t xml:space="preserve"> </w:t>
+      </w:r>
+      <w:proofErr w:type="spellStart"/>
+      <w:r>
+        <w:rPr>
+          <w:rFonts w:cs="Times New Roman"/>
+          <w:sz w:val="26"/>
+          <w:szCs w:val="26"/>
+        </w:rPr>
+        <w:t>tính</w:t>
+      </w:r>
+      <w:proofErr w:type="spellEnd"/>
+      <w:r>
+        <w:rPr>
+          <w:rFonts w:cs="Times New Roman"/>
+          <w:sz w:val="26"/>
+          <w:szCs w:val="26"/>
+        </w:rPr>
+        <w:t xml:space="preserve"> </w:t>
+      </w:r>
+      <w:proofErr w:type="spellStart"/>
+      <w:r>
+        <w:rPr>
+          <w:rFonts w:cs="Times New Roman"/>
+          <w:sz w:val="26"/>
+          <w:szCs w:val="26"/>
+        </w:rPr>
+        <w:t>giai</w:t>
       </w:r>
       <w:proofErr w:type="spellEnd"/>
       <w:r>
@@ -4005,222 +3651,6 @@
           <w:sz w:val="26"/>
           <w:szCs w:val="26"/>
         </w:rPr>
-        <w:t xml:space="preserve">: </w:t>
-      </w:r>
-      <w:proofErr w:type="spellStart"/>
-      <w:r>
-        <w:rPr>
-          <w:rFonts w:cs="Times New Roman"/>
-          <w:sz w:val="26"/>
-          <w:szCs w:val="26"/>
-        </w:rPr>
-        <w:t>Kiểm</w:t>
-      </w:r>
-      <w:proofErr w:type="spellEnd"/>
-      <w:r>
-        <w:rPr>
-          <w:rFonts w:cs="Times New Roman"/>
-          <w:sz w:val="26"/>
-          <w:szCs w:val="26"/>
-        </w:rPr>
-        <w:t xml:space="preserve"> </w:t>
-      </w:r>
-      <w:proofErr w:type="spellStart"/>
-      <w:r>
-        <w:rPr>
-          <w:rFonts w:cs="Times New Roman"/>
-          <w:sz w:val="26"/>
-          <w:szCs w:val="26"/>
-        </w:rPr>
-        <w:t>tra</w:t>
-      </w:r>
-      <w:proofErr w:type="spellEnd"/>
-      <w:r>
-        <w:rPr>
-          <w:rFonts w:cs="Times New Roman"/>
-          <w:sz w:val="26"/>
-          <w:szCs w:val="26"/>
-        </w:rPr>
-        <w:t xml:space="preserve"> </w:t>
-      </w:r>
-      <w:proofErr w:type="spellStart"/>
-      <w:r>
-        <w:rPr>
-          <w:rFonts w:cs="Times New Roman"/>
-          <w:sz w:val="26"/>
-          <w:szCs w:val="26"/>
-        </w:rPr>
-        <w:t>hàm</w:t>
-      </w:r>
-      <w:proofErr w:type="spellEnd"/>
-      <w:r>
-        <w:rPr>
-          <w:rFonts w:cs="Times New Roman"/>
-          <w:sz w:val="26"/>
-          <w:szCs w:val="26"/>
-        </w:rPr>
-        <w:t xml:space="preserve"> </w:t>
-      </w:r>
-      <w:proofErr w:type="spellStart"/>
-      <w:r>
-        <w:rPr>
-          <w:rFonts w:cs="Times New Roman"/>
-          <w:sz w:val="26"/>
-          <w:szCs w:val="26"/>
-        </w:rPr>
-        <w:t>tính</w:t>
-      </w:r>
-      <w:proofErr w:type="spellEnd"/>
-      <w:r>
-        <w:rPr>
-          <w:rFonts w:cs="Times New Roman"/>
-          <w:sz w:val="26"/>
-          <w:szCs w:val="26"/>
-        </w:rPr>
-        <w:t xml:space="preserve"> </w:t>
-      </w:r>
-      <w:proofErr w:type="spellStart"/>
-      <w:r>
-        <w:rPr>
-          <w:rFonts w:cs="Times New Roman"/>
-          <w:sz w:val="26"/>
-          <w:szCs w:val="26"/>
-        </w:rPr>
-        <w:t>x^n</w:t>
-      </w:r>
-      <w:proofErr w:type="spellEnd"/>
-      <w:r>
-        <w:rPr>
-          <w:rFonts w:cs="Times New Roman"/>
-          <w:sz w:val="26"/>
-          <w:szCs w:val="26"/>
-        </w:rPr>
-        <w:t xml:space="preserve"> </w:t>
-      </w:r>
-      <w:proofErr w:type="spellStart"/>
-      <w:r>
-        <w:rPr>
-          <w:rFonts w:cs="Times New Roman"/>
-          <w:sz w:val="26"/>
-          <w:szCs w:val="26"/>
-        </w:rPr>
-        <w:t>với</w:t>
-      </w:r>
-      <w:proofErr w:type="spellEnd"/>
-      <w:r>
-        <w:rPr>
-          <w:rFonts w:cs="Times New Roman"/>
-          <w:sz w:val="26"/>
-          <w:szCs w:val="26"/>
-        </w:rPr>
-        <w:t xml:space="preserve"> </w:t>
-      </w:r>
-      <w:proofErr w:type="spellStart"/>
-      <w:r>
-        <w:rPr>
-          <w:rFonts w:cs="Times New Roman"/>
-          <w:sz w:val="26"/>
-          <w:szCs w:val="26"/>
-        </w:rPr>
-        <w:t>các</w:t>
-      </w:r>
-      <w:proofErr w:type="spellEnd"/>
-      <w:r>
-        <w:rPr>
-          <w:rFonts w:cs="Times New Roman"/>
-          <w:sz w:val="26"/>
-          <w:szCs w:val="26"/>
-        </w:rPr>
-        <w:t xml:space="preserve"> </w:t>
-      </w:r>
-      <w:proofErr w:type="spellStart"/>
-      <w:r>
-        <w:rPr>
-          <w:rFonts w:cs="Times New Roman"/>
-          <w:sz w:val="26"/>
-          <w:szCs w:val="26"/>
-        </w:rPr>
-        <w:t>trường</w:t>
-      </w:r>
-      <w:proofErr w:type="spellEnd"/>
-      <w:r>
-        <w:rPr>
-          <w:rFonts w:cs="Times New Roman"/>
-          <w:sz w:val="26"/>
-          <w:szCs w:val="26"/>
-        </w:rPr>
-        <w:t xml:space="preserve"> </w:t>
-      </w:r>
-      <w:proofErr w:type="spellStart"/>
-      <w:r>
-        <w:rPr>
-          <w:rFonts w:cs="Times New Roman"/>
-          <w:sz w:val="26"/>
-          <w:szCs w:val="26"/>
-        </w:rPr>
-        <w:t>hợp</w:t>
-      </w:r>
-      <w:proofErr w:type="spellEnd"/>
-      <w:r>
-        <w:rPr>
-          <w:rFonts w:cs="Times New Roman"/>
-          <w:sz w:val="26"/>
-          <w:szCs w:val="26"/>
-        </w:rPr>
-        <w:t xml:space="preserve"> </w:t>
-      </w:r>
-      <w:proofErr w:type="spellStart"/>
-      <w:r>
-        <w:rPr>
-          <w:rFonts w:cs="Times New Roman"/>
-          <w:sz w:val="26"/>
-          <w:szCs w:val="26"/>
-        </w:rPr>
-        <w:t>mũ</w:t>
-      </w:r>
-      <w:proofErr w:type="spellEnd"/>
-      <w:r>
-        <w:rPr>
-          <w:rFonts w:cs="Times New Roman"/>
-          <w:sz w:val="26"/>
-          <w:szCs w:val="26"/>
-        </w:rPr>
-        <w:t xml:space="preserve"> </w:t>
-      </w:r>
-      <w:proofErr w:type="spellStart"/>
-      <w:r>
-        <w:rPr>
-          <w:rFonts w:cs="Times New Roman"/>
-          <w:sz w:val="26"/>
-          <w:szCs w:val="26"/>
-        </w:rPr>
-        <w:t>âm</w:t>
-      </w:r>
-      <w:proofErr w:type="spellEnd"/>
-      <w:r>
-        <w:rPr>
-          <w:rFonts w:cs="Times New Roman"/>
-          <w:sz w:val="26"/>
-          <w:szCs w:val="26"/>
-        </w:rPr>
-        <w:t xml:space="preserve">, </w:t>
-      </w:r>
-      <w:proofErr w:type="spellStart"/>
-      <w:r>
-        <w:rPr>
-          <w:rFonts w:cs="Times New Roman"/>
-          <w:sz w:val="26"/>
-          <w:szCs w:val="26"/>
-        </w:rPr>
-        <w:t>dương</w:t>
-      </w:r>
-      <w:proofErr w:type="spellEnd"/>
-      <w:r>
-        <w:rPr>
-          <w:rFonts w:cs="Times New Roman"/>
-          <w:sz w:val="26"/>
-          <w:szCs w:val="26"/>
-        </w:rPr>
         <w:t xml:space="preserve"> </w:t>
       </w:r>
       <w:proofErr w:type="spellStart"/>
@@ -4248,16 +3678,88 @@
           <w:sz w:val="26"/>
           <w:szCs w:val="26"/>
         </w:rPr>
-        <w:t>bằng</w:t>
-      </w:r>
-      <w:proofErr w:type="spellEnd"/>
-      <w:r>
-        <w:rPr>
-          <w:rFonts w:cs="Times New Roman"/>
-          <w:sz w:val="26"/>
-          <w:szCs w:val="26"/>
-        </w:rPr>
-        <w:t xml:space="preserve"> 0.</w:t>
+        <w:t>biến</w:t>
+      </w:r>
+      <w:proofErr w:type="spellEnd"/>
+      <w:r>
+        <w:rPr>
+          <w:rFonts w:cs="Times New Roman"/>
+          <w:sz w:val="26"/>
+          <w:szCs w:val="26"/>
+        </w:rPr>
+        <w:t xml:space="preserve"> </w:t>
+      </w:r>
+      <w:proofErr w:type="spellStart"/>
+      <w:r>
+        <w:rPr>
+          <w:rFonts w:cs="Times New Roman"/>
+          <w:sz w:val="26"/>
+          <w:szCs w:val="26"/>
+        </w:rPr>
+        <w:t>đếm</w:t>
+      </w:r>
+      <w:proofErr w:type="spellEnd"/>
+      <w:r>
+        <w:rPr>
+          <w:rFonts w:cs="Times New Roman"/>
+          <w:sz w:val="26"/>
+          <w:szCs w:val="26"/>
+        </w:rPr>
+        <w:t xml:space="preserve"> </w:t>
+      </w:r>
+      <w:proofErr w:type="spellStart"/>
+      <w:r>
+        <w:rPr>
+          <w:rFonts w:cs="Times New Roman"/>
+          <w:sz w:val="26"/>
+          <w:szCs w:val="26"/>
+        </w:rPr>
+        <w:t>số</w:t>
+      </w:r>
+      <w:proofErr w:type="spellEnd"/>
+      <w:r>
+        <w:rPr>
+          <w:rFonts w:cs="Times New Roman"/>
+          <w:sz w:val="26"/>
+          <w:szCs w:val="26"/>
+        </w:rPr>
+        <w:t xml:space="preserve"> </w:t>
+      </w:r>
+      <w:proofErr w:type="spellStart"/>
+      <w:r>
+        <w:rPr>
+          <w:rFonts w:cs="Times New Roman"/>
+          <w:sz w:val="26"/>
+          <w:szCs w:val="26"/>
+        </w:rPr>
+        <w:t>lần</w:t>
+      </w:r>
+      <w:proofErr w:type="spellEnd"/>
+      <w:r>
+        <w:rPr>
+          <w:rFonts w:cs="Times New Roman"/>
+          <w:sz w:val="26"/>
+          <w:szCs w:val="26"/>
+        </w:rPr>
+        <w:t xml:space="preserve"> </w:t>
+      </w:r>
+      <w:proofErr w:type="spellStart"/>
+      <w:r>
+        <w:rPr>
+          <w:rFonts w:cs="Times New Roman"/>
+          <w:sz w:val="26"/>
+          <w:szCs w:val="26"/>
+        </w:rPr>
+        <w:t>gọi</w:t>
+      </w:r>
+      <w:proofErr w:type="spellEnd"/>
+      <w:r>
+        <w:rPr>
+          <w:rFonts w:cs="Times New Roman"/>
+          <w:sz w:val="26"/>
+          <w:szCs w:val="26"/>
+        </w:rPr>
+        <w:t>.</w:t>
       </w:r>
     </w:p>
     <w:p>
@@ -4291,97 +3793,7 @@
           <w:sz w:val="26"/>
           <w:szCs w:val="26"/>
         </w:rPr>
-        <w:t xml:space="preserve"> 2 </w:t>
-      </w:r>
-      <w:proofErr w:type="spellStart"/>
-      <w:r>
-        <w:rPr>
-          <w:rFonts w:cs="Times New Roman"/>
-          <w:sz w:val="26"/>
-          <w:szCs w:val="26"/>
-        </w:rPr>
-        <w:t>Tính</w:t>
-      </w:r>
-      <w:proofErr w:type="spellEnd"/>
-      <w:r>
-        <w:rPr>
-          <w:rFonts w:cs="Times New Roman"/>
-          <w:sz w:val="26"/>
-          <w:szCs w:val="26"/>
-        </w:rPr>
-        <w:t xml:space="preserve"> </w:t>
-      </w:r>
-      <w:proofErr w:type="spellStart"/>
-      <w:r>
-        <w:rPr>
-          <w:rFonts w:cs="Times New Roman"/>
-          <w:sz w:val="26"/>
-          <w:szCs w:val="26"/>
-        </w:rPr>
-        <w:t>giá</w:t>
-      </w:r>
-      <w:proofErr w:type="spellEnd"/>
-      <w:r>
-        <w:rPr>
-          <w:rFonts w:cs="Times New Roman"/>
-          <w:sz w:val="26"/>
-          <w:szCs w:val="26"/>
-        </w:rPr>
-        <w:t xml:space="preserve"> </w:t>
-      </w:r>
-      <w:proofErr w:type="spellStart"/>
-      <w:r>
-        <w:rPr>
-          <w:rFonts w:cs="Times New Roman"/>
-          <w:sz w:val="26"/>
-          <w:szCs w:val="26"/>
-        </w:rPr>
-        <w:t>trị</w:t>
-      </w:r>
-      <w:proofErr w:type="spellEnd"/>
-      <w:r>
-        <w:rPr>
-          <w:rFonts w:cs="Times New Roman"/>
-          <w:sz w:val="26"/>
-          <w:szCs w:val="26"/>
-        </w:rPr>
-        <w:t xml:space="preserve"> </w:t>
-      </w:r>
-      <w:proofErr w:type="spellStart"/>
-      <w:r>
-        <w:rPr>
-          <w:rFonts w:cs="Times New Roman"/>
-          <w:sz w:val="26"/>
-          <w:szCs w:val="26"/>
-        </w:rPr>
-        <w:t>đa</w:t>
-      </w:r>
-      <w:proofErr w:type="spellEnd"/>
-      <w:r>
-        <w:rPr>
-          <w:rFonts w:cs="Times New Roman"/>
-          <w:sz w:val="26"/>
-          <w:szCs w:val="26"/>
-        </w:rPr>
-        <w:t xml:space="preserve"> </w:t>
-      </w:r>
-      <w:proofErr w:type="spellStart"/>
-      <w:r>
-        <w:rPr>
-          <w:rFonts w:cs="Times New Roman"/>
-          <w:sz w:val="26"/>
-          <w:szCs w:val="26"/>
-        </w:rPr>
-        <w:t>thức</w:t>
-      </w:r>
-      <w:proofErr w:type="spellEnd"/>
-      <w:r>
-        <w:rPr>
-          <w:rFonts w:cs="Times New Roman"/>
-          <w:sz w:val="26"/>
-          <w:szCs w:val="26"/>
-        </w:rPr>
-        <w:t xml:space="preserve">: </w:t>
+        <w:t xml:space="preserve"> 2 (Test Suite): </w:t>
       </w:r>
       <w:proofErr w:type="spellStart"/>
       <w:r>
@@ -4417,34 +3829,70 @@
           <w:sz w:val="26"/>
           <w:szCs w:val="26"/>
         </w:rPr>
-        <w:t xml:space="preserve"> logic </w:t>
-      </w:r>
-      <w:proofErr w:type="spellStart"/>
-      <w:r>
-        <w:rPr>
-          <w:rFonts w:cs="Times New Roman"/>
-          <w:sz w:val="26"/>
-          <w:szCs w:val="26"/>
-        </w:rPr>
-        <w:t>tính</w:t>
-      </w:r>
-      <w:proofErr w:type="spellEnd"/>
-      <w:r>
-        <w:rPr>
-          <w:rFonts w:cs="Times New Roman"/>
-          <w:sz w:val="26"/>
-          <w:szCs w:val="26"/>
-        </w:rPr>
-        <w:t xml:space="preserve"> </w:t>
-      </w:r>
-      <w:proofErr w:type="spellStart"/>
-      <w:r>
-        <w:rPr>
-          <w:rFonts w:cs="Times New Roman"/>
-          <w:sz w:val="26"/>
-          <w:szCs w:val="26"/>
-        </w:rPr>
-        <w:t>toán</w:t>
+        <w:t xml:space="preserve"> </w:t>
+      </w:r>
+      <w:proofErr w:type="spellStart"/>
+      <w:r>
+        <w:rPr>
+          <w:rFonts w:cs="Times New Roman"/>
+          <w:sz w:val="26"/>
+          <w:szCs w:val="26"/>
+        </w:rPr>
+        <w:t>khả</w:t>
+      </w:r>
+      <w:proofErr w:type="spellEnd"/>
+      <w:r>
+        <w:rPr>
+          <w:rFonts w:cs="Times New Roman"/>
+          <w:sz w:val="26"/>
+          <w:szCs w:val="26"/>
+        </w:rPr>
+        <w:t xml:space="preserve"> </w:t>
+      </w:r>
+      <w:proofErr w:type="spellStart"/>
+      <w:r>
+        <w:rPr>
+          <w:rFonts w:cs="Times New Roman"/>
+          <w:sz w:val="26"/>
+          <w:szCs w:val="26"/>
+        </w:rPr>
+        <w:t>năng</w:t>
+      </w:r>
+      <w:proofErr w:type="spellEnd"/>
+      <w:r>
+        <w:rPr>
+          <w:rFonts w:cs="Times New Roman"/>
+          <w:sz w:val="26"/>
+          <w:szCs w:val="26"/>
+        </w:rPr>
+        <w:t xml:space="preserve"> </w:t>
+      </w:r>
+      <w:proofErr w:type="spellStart"/>
+      <w:r>
+        <w:rPr>
+          <w:rFonts w:cs="Times New Roman"/>
+          <w:sz w:val="26"/>
+          <w:szCs w:val="26"/>
+        </w:rPr>
+        <w:t>gom</w:t>
+      </w:r>
+      <w:proofErr w:type="spellEnd"/>
+      <w:r>
+        <w:rPr>
+          <w:rFonts w:cs="Times New Roman"/>
+          <w:sz w:val="26"/>
+          <w:szCs w:val="26"/>
+        </w:rPr>
+        <w:t xml:space="preserve"> </w:t>
+      </w:r>
+      <w:proofErr w:type="spellStart"/>
+      <w:r>
+        <w:rPr>
+          <w:rFonts w:cs="Times New Roman"/>
+          <w:sz w:val="26"/>
+          <w:szCs w:val="26"/>
+        </w:rPr>
+        <w:t>nhóm</w:t>
       </w:r>
       <w:proofErr w:type="spellEnd"/>
       <w:r>
@@ -4480,205 +3928,61 @@
           <w:sz w:val="26"/>
           <w:szCs w:val="26"/>
         </w:rPr>
-        <w:t>xử</w:t>
-      </w:r>
-      <w:proofErr w:type="spellEnd"/>
-      <w:r>
-        <w:rPr>
-          <w:rFonts w:cs="Times New Roman"/>
-          <w:sz w:val="26"/>
-          <w:szCs w:val="26"/>
-        </w:rPr>
-        <w:t xml:space="preserve"> </w:t>
-      </w:r>
-      <w:proofErr w:type="spellStart"/>
-      <w:r>
-        <w:rPr>
-          <w:rFonts w:cs="Times New Roman"/>
-          <w:sz w:val="26"/>
-          <w:szCs w:val="26"/>
-        </w:rPr>
-        <w:t>lý</w:t>
-      </w:r>
-      <w:proofErr w:type="spellEnd"/>
-      <w:r>
-        <w:rPr>
-          <w:rFonts w:cs="Times New Roman"/>
-          <w:sz w:val="26"/>
-          <w:szCs w:val="26"/>
-        </w:rPr>
-        <w:t xml:space="preserve"> </w:t>
-      </w:r>
-      <w:proofErr w:type="spellStart"/>
-      <w:r>
-        <w:rPr>
-          <w:rFonts w:cs="Times New Roman"/>
-          <w:sz w:val="26"/>
-          <w:szCs w:val="26"/>
-        </w:rPr>
-        <w:t>ngoại</w:t>
-      </w:r>
-      <w:proofErr w:type="spellEnd"/>
-      <w:r>
-        <w:rPr>
-          <w:rFonts w:cs="Times New Roman"/>
-          <w:sz w:val="26"/>
-          <w:szCs w:val="26"/>
-        </w:rPr>
-        <w:t xml:space="preserve"> </w:t>
-      </w:r>
-      <w:proofErr w:type="spellStart"/>
-      <w:r>
-        <w:rPr>
-          <w:rFonts w:cs="Times New Roman"/>
-          <w:sz w:val="26"/>
-          <w:szCs w:val="26"/>
-        </w:rPr>
-        <w:t>lệ</w:t>
-      </w:r>
-      <w:proofErr w:type="spellEnd"/>
-      <w:r>
-        <w:rPr>
-          <w:rFonts w:cs="Times New Roman"/>
-          <w:sz w:val="26"/>
-          <w:szCs w:val="26"/>
-        </w:rPr>
-        <w:t xml:space="preserve"> </w:t>
-      </w:r>
-      <w:proofErr w:type="spellStart"/>
-      <w:r>
-        <w:rPr>
-          <w:rFonts w:cs="Times New Roman"/>
-          <w:sz w:val="26"/>
-          <w:szCs w:val="26"/>
-        </w:rPr>
-        <w:t>khi</w:t>
-      </w:r>
-      <w:proofErr w:type="spellEnd"/>
-      <w:r>
-        <w:rPr>
-          <w:rFonts w:cs="Times New Roman"/>
-          <w:sz w:val="26"/>
-          <w:szCs w:val="26"/>
-        </w:rPr>
-        <w:t xml:space="preserve"> </w:t>
-      </w:r>
-      <w:proofErr w:type="spellStart"/>
-      <w:r>
-        <w:rPr>
-          <w:rFonts w:cs="Times New Roman"/>
-          <w:sz w:val="26"/>
-          <w:szCs w:val="26"/>
-        </w:rPr>
-        <w:t>dữ</w:t>
-      </w:r>
-      <w:proofErr w:type="spellEnd"/>
-      <w:r>
-        <w:rPr>
-          <w:rFonts w:cs="Times New Roman"/>
-          <w:sz w:val="26"/>
-          <w:szCs w:val="26"/>
-        </w:rPr>
-        <w:t xml:space="preserve"> </w:t>
-      </w:r>
-      <w:proofErr w:type="spellStart"/>
-      <w:r>
-        <w:rPr>
-          <w:rFonts w:cs="Times New Roman"/>
-          <w:sz w:val="26"/>
-          <w:szCs w:val="26"/>
-        </w:rPr>
-        <w:t>liệu</w:t>
-      </w:r>
-      <w:proofErr w:type="spellEnd"/>
-      <w:r>
-        <w:rPr>
-          <w:rFonts w:cs="Times New Roman"/>
-          <w:sz w:val="26"/>
-          <w:szCs w:val="26"/>
-        </w:rPr>
-        <w:t xml:space="preserve"> </w:t>
-      </w:r>
-      <w:proofErr w:type="spellStart"/>
-      <w:r>
-        <w:rPr>
-          <w:rFonts w:cs="Times New Roman"/>
-          <w:sz w:val="26"/>
-          <w:szCs w:val="26"/>
-        </w:rPr>
-        <w:t>đầu</w:t>
-      </w:r>
-      <w:proofErr w:type="spellEnd"/>
-      <w:r>
-        <w:rPr>
-          <w:rFonts w:cs="Times New Roman"/>
-          <w:sz w:val="26"/>
-          <w:szCs w:val="26"/>
-        </w:rPr>
-        <w:t xml:space="preserve"> </w:t>
-      </w:r>
-      <w:proofErr w:type="spellStart"/>
-      <w:r>
-        <w:rPr>
-          <w:rFonts w:cs="Times New Roman"/>
-          <w:sz w:val="26"/>
-          <w:szCs w:val="26"/>
-        </w:rPr>
-        <w:t>vào</w:t>
-      </w:r>
-      <w:proofErr w:type="spellEnd"/>
-      <w:r>
-        <w:rPr>
-          <w:rFonts w:cs="Times New Roman"/>
-          <w:sz w:val="26"/>
-          <w:szCs w:val="26"/>
-        </w:rPr>
-        <w:t xml:space="preserve"> </w:t>
-      </w:r>
-      <w:proofErr w:type="spellStart"/>
-      <w:r>
-        <w:rPr>
-          <w:rFonts w:cs="Times New Roman"/>
-          <w:sz w:val="26"/>
-          <w:szCs w:val="26"/>
-        </w:rPr>
-        <w:t>không</w:t>
-      </w:r>
-      <w:proofErr w:type="spellEnd"/>
-      <w:r>
-        <w:rPr>
-          <w:rFonts w:cs="Times New Roman"/>
-          <w:sz w:val="26"/>
-          <w:szCs w:val="26"/>
-        </w:rPr>
-        <w:t xml:space="preserve"> </w:t>
-      </w:r>
-      <w:proofErr w:type="spellStart"/>
-      <w:r>
-        <w:rPr>
-          <w:rFonts w:cs="Times New Roman"/>
-          <w:sz w:val="26"/>
-          <w:szCs w:val="26"/>
-        </w:rPr>
-        <w:t>hợp</w:t>
-      </w:r>
-      <w:proofErr w:type="spellEnd"/>
-      <w:r>
-        <w:rPr>
-          <w:rFonts w:cs="Times New Roman"/>
-          <w:sz w:val="26"/>
-          <w:szCs w:val="26"/>
-        </w:rPr>
-        <w:t xml:space="preserve"> </w:t>
-      </w:r>
-      <w:proofErr w:type="spellStart"/>
-      <w:r>
-        <w:rPr>
-          <w:rFonts w:cs="Times New Roman"/>
-          <w:sz w:val="26"/>
-          <w:szCs w:val="26"/>
-        </w:rPr>
-        <w:t>lệ</w:t>
+        <w:t>chạy</w:t>
+      </w:r>
+      <w:proofErr w:type="spellEnd"/>
+      <w:r>
+        <w:rPr>
+          <w:rFonts w:cs="Times New Roman"/>
+          <w:sz w:val="26"/>
+          <w:szCs w:val="26"/>
+        </w:rPr>
+        <w:t xml:space="preserve"> </w:t>
+      </w:r>
+      <w:proofErr w:type="spellStart"/>
+      <w:r>
+        <w:rPr>
+          <w:rFonts w:cs="Times New Roman"/>
+          <w:sz w:val="26"/>
+          <w:szCs w:val="26"/>
+        </w:rPr>
+        <w:t>nhiều</w:t>
+      </w:r>
+      <w:proofErr w:type="spellEnd"/>
+      <w:r>
+        <w:rPr>
+          <w:rFonts w:cs="Times New Roman"/>
+          <w:sz w:val="26"/>
+          <w:szCs w:val="26"/>
+        </w:rPr>
+        <w:t xml:space="preserve"> file test </w:t>
+      </w:r>
+      <w:proofErr w:type="spellStart"/>
+      <w:r>
+        <w:rPr>
+          <w:rFonts w:cs="Times New Roman"/>
+          <w:sz w:val="26"/>
+          <w:szCs w:val="26"/>
+        </w:rPr>
+        <w:t>cùng</w:t>
+      </w:r>
+      <w:proofErr w:type="spellEnd"/>
+      <w:r>
+        <w:rPr>
+          <w:rFonts w:cs="Times New Roman"/>
+          <w:sz w:val="26"/>
+          <w:szCs w:val="26"/>
+        </w:rPr>
+        <w:t xml:space="preserve"> </w:t>
+      </w:r>
+      <w:proofErr w:type="spellStart"/>
+      <w:r>
+        <w:rPr>
+          <w:rFonts w:cs="Times New Roman"/>
+          <w:sz w:val="26"/>
+          <w:szCs w:val="26"/>
+        </w:rPr>
+        <w:t>lúc</w:t>
       </w:r>
       <w:proofErr w:type="spellEnd"/>
       <w:r>
@@ -4721,79 +4025,7 @@
           <w:sz w:val="26"/>
           <w:szCs w:val="26"/>
         </w:rPr>
-        <w:t xml:space="preserve"> 3 </w:t>
-      </w:r>
-      <w:proofErr w:type="spellStart"/>
-      <w:r>
-        <w:rPr>
-          <w:rFonts w:cs="Times New Roman"/>
-          <w:sz w:val="26"/>
-          <w:szCs w:val="26"/>
-        </w:rPr>
-        <w:t>Chuyển</w:t>
-      </w:r>
-      <w:proofErr w:type="spellEnd"/>
-      <w:r>
-        <w:rPr>
-          <w:rFonts w:cs="Times New Roman"/>
-          <w:sz w:val="26"/>
-          <w:szCs w:val="26"/>
-        </w:rPr>
-        <w:t xml:space="preserve"> </w:t>
-      </w:r>
-      <w:proofErr w:type="spellStart"/>
-      <w:r>
-        <w:rPr>
-          <w:rFonts w:cs="Times New Roman"/>
-          <w:sz w:val="26"/>
-          <w:szCs w:val="26"/>
-        </w:rPr>
-        <w:t>đổi</w:t>
-      </w:r>
-      <w:proofErr w:type="spellEnd"/>
-      <w:r>
-        <w:rPr>
-          <w:rFonts w:cs="Times New Roman"/>
-          <w:sz w:val="26"/>
-          <w:szCs w:val="26"/>
-        </w:rPr>
-        <w:t xml:space="preserve"> </w:t>
-      </w:r>
-      <w:proofErr w:type="spellStart"/>
-      <w:r>
-        <w:rPr>
-          <w:rFonts w:cs="Times New Roman"/>
-          <w:sz w:val="26"/>
-          <w:szCs w:val="26"/>
-        </w:rPr>
-        <w:t>cơ</w:t>
-      </w:r>
-      <w:proofErr w:type="spellEnd"/>
-      <w:r>
-        <w:rPr>
-          <w:rFonts w:cs="Times New Roman"/>
-          <w:sz w:val="26"/>
-          <w:szCs w:val="26"/>
-        </w:rPr>
-        <w:t xml:space="preserve"> </w:t>
-      </w:r>
-      <w:proofErr w:type="spellStart"/>
-      <w:r>
-        <w:rPr>
-          <w:rFonts w:cs="Times New Roman"/>
-          <w:sz w:val="26"/>
-          <w:szCs w:val="26"/>
-        </w:rPr>
-        <w:t>số</w:t>
-      </w:r>
-      <w:proofErr w:type="spellEnd"/>
-      <w:r>
-        <w:rPr>
-          <w:rFonts w:cs="Times New Roman"/>
-          <w:sz w:val="26"/>
-          <w:szCs w:val="26"/>
-        </w:rPr>
-        <w:t xml:space="preserve">: </w:t>
+        <w:t xml:space="preserve"> 3 (Annotations): </w:t>
       </w:r>
       <w:proofErr w:type="spellStart"/>
       <w:r>
@@ -4838,214 +4070,34 @@
           <w:sz w:val="26"/>
           <w:szCs w:val="26"/>
         </w:rPr>
-        <w:t>khả</w:t>
-      </w:r>
-      <w:proofErr w:type="spellEnd"/>
-      <w:r>
-        <w:rPr>
-          <w:rFonts w:cs="Times New Roman"/>
-          <w:sz w:val="26"/>
-          <w:szCs w:val="26"/>
-        </w:rPr>
-        <w:t xml:space="preserve"> </w:t>
-      </w:r>
-      <w:proofErr w:type="spellStart"/>
-      <w:r>
-        <w:rPr>
-          <w:rFonts w:cs="Times New Roman"/>
-          <w:sz w:val="26"/>
-          <w:szCs w:val="26"/>
-        </w:rPr>
-        <w:t>năng</w:t>
-      </w:r>
-      <w:proofErr w:type="spellEnd"/>
-      <w:r>
-        <w:rPr>
-          <w:rFonts w:cs="Times New Roman"/>
-          <w:sz w:val="26"/>
-          <w:szCs w:val="26"/>
-        </w:rPr>
-        <w:t xml:space="preserve"> </w:t>
-      </w:r>
-      <w:proofErr w:type="spellStart"/>
-      <w:r>
-        <w:rPr>
-          <w:rFonts w:cs="Times New Roman"/>
-          <w:sz w:val="26"/>
-          <w:szCs w:val="26"/>
-        </w:rPr>
-        <w:t>chuyển</w:t>
-      </w:r>
-      <w:proofErr w:type="spellEnd"/>
-      <w:r>
-        <w:rPr>
-          <w:rFonts w:cs="Times New Roman"/>
-          <w:sz w:val="26"/>
-          <w:szCs w:val="26"/>
-        </w:rPr>
-        <w:t xml:space="preserve"> </w:t>
-      </w:r>
-      <w:proofErr w:type="spellStart"/>
-      <w:r>
-        <w:rPr>
-          <w:rFonts w:cs="Times New Roman"/>
-          <w:sz w:val="26"/>
-          <w:szCs w:val="26"/>
-        </w:rPr>
-        <w:t>đổi</w:t>
-      </w:r>
-      <w:proofErr w:type="spellEnd"/>
-      <w:r>
-        <w:rPr>
-          <w:rFonts w:cs="Times New Roman"/>
-          <w:sz w:val="26"/>
-          <w:szCs w:val="26"/>
-        </w:rPr>
-        <w:t xml:space="preserve"> </w:t>
-      </w:r>
-      <w:proofErr w:type="spellStart"/>
-      <w:r>
-        <w:rPr>
-          <w:rFonts w:cs="Times New Roman"/>
-          <w:sz w:val="26"/>
-          <w:szCs w:val="26"/>
-        </w:rPr>
-        <w:t>số</w:t>
-      </w:r>
-      <w:proofErr w:type="spellEnd"/>
-      <w:r>
-        <w:rPr>
-          <w:rFonts w:cs="Times New Roman"/>
-          <w:sz w:val="26"/>
-          <w:szCs w:val="26"/>
-        </w:rPr>
-        <w:t xml:space="preserve"> </w:t>
-      </w:r>
-      <w:proofErr w:type="spellStart"/>
-      <w:r>
-        <w:rPr>
-          <w:rFonts w:cs="Times New Roman"/>
-          <w:sz w:val="26"/>
-          <w:szCs w:val="26"/>
-        </w:rPr>
-        <w:t>thập</w:t>
-      </w:r>
-      <w:proofErr w:type="spellEnd"/>
-      <w:r>
-        <w:rPr>
-          <w:rFonts w:cs="Times New Roman"/>
-          <w:sz w:val="26"/>
-          <w:szCs w:val="26"/>
-        </w:rPr>
-        <w:t xml:space="preserve"> </w:t>
-      </w:r>
-      <w:proofErr w:type="spellStart"/>
-      <w:r>
-        <w:rPr>
-          <w:rFonts w:cs="Times New Roman"/>
-          <w:sz w:val="26"/>
-          <w:szCs w:val="26"/>
-        </w:rPr>
-        <w:t>phân</w:t>
-      </w:r>
-      <w:proofErr w:type="spellEnd"/>
-      <w:r>
-        <w:rPr>
-          <w:rFonts w:cs="Times New Roman"/>
-          <w:sz w:val="26"/>
-          <w:szCs w:val="26"/>
-        </w:rPr>
-        <w:t xml:space="preserve"> sang </w:t>
-      </w:r>
-      <w:proofErr w:type="spellStart"/>
-      <w:r>
-        <w:rPr>
-          <w:rFonts w:cs="Times New Roman"/>
-          <w:sz w:val="26"/>
-          <w:szCs w:val="26"/>
-        </w:rPr>
-        <w:t>nhị</w:t>
-      </w:r>
-      <w:proofErr w:type="spellEnd"/>
-      <w:r>
-        <w:rPr>
-          <w:rFonts w:cs="Times New Roman"/>
-          <w:sz w:val="26"/>
-          <w:szCs w:val="26"/>
-        </w:rPr>
-        <w:t xml:space="preserve"> </w:t>
-      </w:r>
-      <w:proofErr w:type="spellStart"/>
-      <w:r>
-        <w:rPr>
-          <w:rFonts w:cs="Times New Roman"/>
-          <w:sz w:val="26"/>
-          <w:szCs w:val="26"/>
-        </w:rPr>
-        <w:t>phân</w:t>
-      </w:r>
-      <w:proofErr w:type="spellEnd"/>
-      <w:r>
-        <w:rPr>
-          <w:rFonts w:cs="Times New Roman"/>
-          <w:sz w:val="26"/>
-          <w:szCs w:val="26"/>
-        </w:rPr>
-        <w:t xml:space="preserve">, </w:t>
-      </w:r>
-      <w:proofErr w:type="spellStart"/>
-      <w:r>
-        <w:rPr>
-          <w:rFonts w:cs="Times New Roman"/>
-          <w:sz w:val="26"/>
-          <w:szCs w:val="26"/>
-        </w:rPr>
-        <w:t>thập</w:t>
-      </w:r>
-      <w:proofErr w:type="spellEnd"/>
-      <w:r>
-        <w:rPr>
-          <w:rFonts w:cs="Times New Roman"/>
-          <w:sz w:val="26"/>
-          <w:szCs w:val="26"/>
-        </w:rPr>
-        <w:t xml:space="preserve"> </w:t>
-      </w:r>
-      <w:proofErr w:type="spellStart"/>
-      <w:r>
-        <w:rPr>
-          <w:rFonts w:cs="Times New Roman"/>
-          <w:sz w:val="26"/>
-          <w:szCs w:val="26"/>
-        </w:rPr>
-        <w:t>lục</w:t>
-      </w:r>
-      <w:proofErr w:type="spellEnd"/>
-      <w:r>
-        <w:rPr>
-          <w:rFonts w:cs="Times New Roman"/>
-          <w:sz w:val="26"/>
-          <w:szCs w:val="26"/>
-        </w:rPr>
-        <w:t xml:space="preserve"> </w:t>
-      </w:r>
-      <w:proofErr w:type="spellStart"/>
-      <w:r>
-        <w:rPr>
-          <w:rFonts w:cs="Times New Roman"/>
-          <w:sz w:val="26"/>
-          <w:szCs w:val="26"/>
-        </w:rPr>
-        <w:t>phân</w:t>
-      </w:r>
-      <w:proofErr w:type="spellEnd"/>
-      <w:r>
-        <w:rPr>
-          <w:rFonts w:cs="Times New Roman"/>
-          <w:sz w:val="26"/>
-          <w:szCs w:val="26"/>
-        </w:rPr>
-        <w:t xml:space="preserve"> </w:t>
+        <w:t>vòng</w:t>
+      </w:r>
+      <w:proofErr w:type="spellEnd"/>
+      <w:r>
+        <w:rPr>
+          <w:rFonts w:cs="Times New Roman"/>
+          <w:sz w:val="26"/>
+          <w:szCs w:val="26"/>
+        </w:rPr>
+        <w:t xml:space="preserve"> </w:t>
+      </w:r>
+      <w:proofErr w:type="spellStart"/>
+      <w:r>
+        <w:rPr>
+          <w:rFonts w:cs="Times New Roman"/>
+          <w:sz w:val="26"/>
+          <w:szCs w:val="26"/>
+        </w:rPr>
+        <w:t>đời</w:t>
+      </w:r>
+      <w:proofErr w:type="spellEnd"/>
+      <w:r>
+        <w:rPr>
+          <w:rFonts w:cs="Times New Roman"/>
+          <w:sz w:val="26"/>
+          <w:szCs w:val="26"/>
+        </w:rPr>
+        <w:t xml:space="preserve"> @Before, @After, @BeforeClass, @AfterClass, Timeout </w:t>
       </w:r>
       <w:proofErr w:type="spellStart"/>
       <w:r>
@@ -5063,133 +4115,7 @@
           <w:sz w:val="26"/>
           <w:szCs w:val="26"/>
         </w:rPr>
-        <w:t xml:space="preserve"> </w:t>
-      </w:r>
-      <w:proofErr w:type="spellStart"/>
-      <w:r>
-        <w:rPr>
-          <w:rFonts w:cs="Times New Roman"/>
-          <w:sz w:val="26"/>
-          <w:szCs w:val="26"/>
-        </w:rPr>
-        <w:t>xử</w:t>
-      </w:r>
-      <w:proofErr w:type="spellEnd"/>
-      <w:r>
-        <w:rPr>
-          <w:rFonts w:cs="Times New Roman"/>
-          <w:sz w:val="26"/>
-          <w:szCs w:val="26"/>
-        </w:rPr>
-        <w:t xml:space="preserve"> </w:t>
-      </w:r>
-      <w:proofErr w:type="spellStart"/>
-      <w:r>
-        <w:rPr>
-          <w:rFonts w:cs="Times New Roman"/>
-          <w:sz w:val="26"/>
-          <w:szCs w:val="26"/>
-        </w:rPr>
-        <w:t>lý</w:t>
-      </w:r>
-      <w:proofErr w:type="spellEnd"/>
-      <w:r>
-        <w:rPr>
-          <w:rFonts w:cs="Times New Roman"/>
-          <w:sz w:val="26"/>
-          <w:szCs w:val="26"/>
-        </w:rPr>
-        <w:t xml:space="preserve"> </w:t>
-      </w:r>
-      <w:proofErr w:type="spellStart"/>
-      <w:r>
-        <w:rPr>
-          <w:rFonts w:cs="Times New Roman"/>
-          <w:sz w:val="26"/>
-          <w:szCs w:val="26"/>
-        </w:rPr>
-        <w:t>ngoại</w:t>
-      </w:r>
-      <w:proofErr w:type="spellEnd"/>
-      <w:r>
-        <w:rPr>
-          <w:rFonts w:cs="Times New Roman"/>
-          <w:sz w:val="26"/>
-          <w:szCs w:val="26"/>
-        </w:rPr>
-        <w:t xml:space="preserve"> </w:t>
-      </w:r>
-      <w:proofErr w:type="spellStart"/>
-      <w:r>
-        <w:rPr>
-          <w:rFonts w:cs="Times New Roman"/>
-          <w:sz w:val="26"/>
-          <w:szCs w:val="26"/>
-        </w:rPr>
-        <w:t>lệ</w:t>
-      </w:r>
-      <w:proofErr w:type="spellEnd"/>
-      <w:r>
-        <w:rPr>
-          <w:rFonts w:cs="Times New Roman"/>
-          <w:sz w:val="26"/>
-          <w:szCs w:val="26"/>
-        </w:rPr>
-        <w:t xml:space="preserve"> </w:t>
-      </w:r>
-      <w:proofErr w:type="spellStart"/>
-      <w:r>
-        <w:rPr>
-          <w:rFonts w:cs="Times New Roman"/>
-          <w:sz w:val="26"/>
-          <w:szCs w:val="26"/>
-        </w:rPr>
-        <w:t>cơ</w:t>
-      </w:r>
-      <w:proofErr w:type="spellEnd"/>
-      <w:r>
-        <w:rPr>
-          <w:rFonts w:cs="Times New Roman"/>
-          <w:sz w:val="26"/>
-          <w:szCs w:val="26"/>
-        </w:rPr>
-        <w:t xml:space="preserve"> </w:t>
-      </w:r>
-      <w:proofErr w:type="spellStart"/>
-      <w:r>
-        <w:rPr>
-          <w:rFonts w:cs="Times New Roman"/>
-          <w:sz w:val="26"/>
-          <w:szCs w:val="26"/>
-        </w:rPr>
-        <w:t>số</w:t>
-      </w:r>
-      <w:proofErr w:type="spellEnd"/>
-      <w:r>
-        <w:rPr>
-          <w:rFonts w:cs="Times New Roman"/>
-          <w:sz w:val="26"/>
-          <w:szCs w:val="26"/>
-        </w:rPr>
-        <w:t xml:space="preserve"> </w:t>
-      </w:r>
-      <w:proofErr w:type="spellStart"/>
-      <w:r>
-        <w:rPr>
-          <w:rFonts w:cs="Times New Roman"/>
-          <w:sz w:val="26"/>
-          <w:szCs w:val="26"/>
-        </w:rPr>
-        <w:t>sai</w:t>
-      </w:r>
-      <w:proofErr w:type="spellEnd"/>
-      <w:r>
-        <w:rPr>
-          <w:rFonts w:cs="Times New Roman"/>
-          <w:sz w:val="26"/>
-          <w:szCs w:val="26"/>
-        </w:rPr>
-        <w:t>.</w:t>
+        <w:t xml:space="preserve"> Exception.</w:t>
       </w:r>
     </w:p>
     <w:p>
@@ -5223,61 +4149,43 @@
           <w:sz w:val="26"/>
           <w:szCs w:val="26"/>
         </w:rPr>
-        <w:t xml:space="preserve"> 4 </w:t>
-      </w:r>
-      <w:proofErr w:type="spellStart"/>
-      <w:r>
-        <w:rPr>
-          <w:rFonts w:cs="Times New Roman"/>
-          <w:sz w:val="26"/>
-          <w:szCs w:val="26"/>
-        </w:rPr>
-        <w:t>Hình</w:t>
-      </w:r>
-      <w:proofErr w:type="spellEnd"/>
-      <w:r>
-        <w:rPr>
-          <w:rFonts w:cs="Times New Roman"/>
-          <w:sz w:val="26"/>
-          <w:szCs w:val="26"/>
-        </w:rPr>
-        <w:t xml:space="preserve"> </w:t>
-      </w:r>
-      <w:proofErr w:type="spellStart"/>
-      <w:r>
-        <w:rPr>
-          <w:rFonts w:cs="Times New Roman"/>
-          <w:sz w:val="26"/>
-          <w:szCs w:val="26"/>
-        </w:rPr>
-        <w:t>chữ</w:t>
-      </w:r>
-      <w:proofErr w:type="spellEnd"/>
-      <w:r>
-        <w:rPr>
-          <w:rFonts w:cs="Times New Roman"/>
-          <w:sz w:val="26"/>
-          <w:szCs w:val="26"/>
-        </w:rPr>
-        <w:t xml:space="preserve"> </w:t>
-      </w:r>
-      <w:proofErr w:type="spellStart"/>
-      <w:r>
-        <w:rPr>
-          <w:rFonts w:cs="Times New Roman"/>
-          <w:sz w:val="26"/>
-          <w:szCs w:val="26"/>
-        </w:rPr>
-        <w:t>nhật</w:t>
-      </w:r>
-      <w:proofErr w:type="spellEnd"/>
-      <w:r>
-        <w:rPr>
-          <w:rFonts w:cs="Times New Roman"/>
-          <w:sz w:val="26"/>
-          <w:szCs w:val="26"/>
-        </w:rPr>
-        <w:t xml:space="preserve">: </w:t>
+        <w:t xml:space="preserve"> 4 (</w:t>
+      </w:r>
+      <w:proofErr w:type="spellStart"/>
+      <w:r>
+        <w:rPr>
+          <w:rFonts w:cs="Times New Roman"/>
+          <w:sz w:val="26"/>
+          <w:szCs w:val="26"/>
+        </w:rPr>
+        <w:t>Tính</w:t>
+      </w:r>
+      <w:proofErr w:type="spellEnd"/>
+      <w:r>
+        <w:rPr>
+          <w:rFonts w:cs="Times New Roman"/>
+          <w:sz w:val="26"/>
+          <w:szCs w:val="26"/>
+        </w:rPr>
+        <w:t xml:space="preserve"> </w:t>
+      </w:r>
+      <w:proofErr w:type="spellStart"/>
+      <w:r>
+        <w:rPr>
+          <w:rFonts w:cs="Times New Roman"/>
+          <w:sz w:val="26"/>
+          <w:szCs w:val="26"/>
+        </w:rPr>
+        <w:t>tiền</w:t>
+      </w:r>
+      <w:proofErr w:type="spellEnd"/>
+      <w:r>
+        <w:rPr>
+          <w:rFonts w:cs="Times New Roman"/>
+          <w:sz w:val="26"/>
+          <w:szCs w:val="26"/>
+        </w:rPr>
+        <w:t xml:space="preserve">): </w:t>
       </w:r>
       <w:proofErr w:type="spellStart"/>
       <w:r>
@@ -5313,7 +4221,7 @@
           <w:sz w:val="26"/>
           <w:szCs w:val="26"/>
         </w:rPr>
-        <w:t xml:space="preserve"> </w:t>
+        <w:t xml:space="preserve"> logic </w:t>
       </w:r>
       <w:proofErr w:type="spellStart"/>
       <w:r>
@@ -5340,25 +4248,115 @@
           <w:sz w:val="26"/>
           <w:szCs w:val="26"/>
         </w:rPr>
-        <w:t>diện</w:t>
-      </w:r>
-      <w:proofErr w:type="spellEnd"/>
-      <w:r>
-        <w:rPr>
-          <w:rFonts w:cs="Times New Roman"/>
-          <w:sz w:val="26"/>
-          <w:szCs w:val="26"/>
-        </w:rPr>
-        <w:t xml:space="preserve"> </w:t>
-      </w:r>
-      <w:proofErr w:type="spellStart"/>
-      <w:r>
-        <w:rPr>
-          <w:rFonts w:cs="Times New Roman"/>
-          <w:sz w:val="26"/>
-          <w:szCs w:val="26"/>
-        </w:rPr>
-        <w:t>tích</w:t>
+        <w:t>tiền</w:t>
+      </w:r>
+      <w:proofErr w:type="spellEnd"/>
+      <w:r>
+        <w:rPr>
+          <w:rFonts w:cs="Times New Roman"/>
+          <w:sz w:val="26"/>
+          <w:szCs w:val="26"/>
+        </w:rPr>
+        <w:t xml:space="preserve"> </w:t>
+      </w:r>
+      <w:proofErr w:type="spellStart"/>
+      <w:r>
+        <w:rPr>
+          <w:rFonts w:cs="Times New Roman"/>
+          <w:sz w:val="26"/>
+          <w:szCs w:val="26"/>
+        </w:rPr>
+        <w:t>khám</w:t>
+      </w:r>
+      <w:proofErr w:type="spellEnd"/>
+      <w:r>
+        <w:rPr>
+          <w:rFonts w:cs="Times New Roman"/>
+          <w:sz w:val="26"/>
+          <w:szCs w:val="26"/>
+        </w:rPr>
+        <w:t xml:space="preserve"> </w:t>
+      </w:r>
+      <w:proofErr w:type="spellStart"/>
+      <w:r>
+        <w:rPr>
+          <w:rFonts w:cs="Times New Roman"/>
+          <w:sz w:val="26"/>
+          <w:szCs w:val="26"/>
+        </w:rPr>
+        <w:t>bệnh</w:t>
+      </w:r>
+      <w:proofErr w:type="spellEnd"/>
+      <w:r>
+        <w:rPr>
+          <w:rFonts w:cs="Times New Roman"/>
+          <w:sz w:val="26"/>
+          <w:szCs w:val="26"/>
+        </w:rPr>
+        <w:t xml:space="preserve"> </w:t>
+      </w:r>
+      <w:proofErr w:type="spellStart"/>
+      <w:r>
+        <w:rPr>
+          <w:rFonts w:cs="Times New Roman"/>
+          <w:sz w:val="26"/>
+          <w:szCs w:val="26"/>
+        </w:rPr>
+        <w:t>dựa</w:t>
+      </w:r>
+      <w:proofErr w:type="spellEnd"/>
+      <w:r>
+        <w:rPr>
+          <w:rFonts w:cs="Times New Roman"/>
+          <w:sz w:val="26"/>
+          <w:szCs w:val="26"/>
+        </w:rPr>
+        <w:t xml:space="preserve"> </w:t>
+      </w:r>
+      <w:proofErr w:type="spellStart"/>
+      <w:r>
+        <w:rPr>
+          <w:rFonts w:cs="Times New Roman"/>
+          <w:sz w:val="26"/>
+          <w:szCs w:val="26"/>
+        </w:rPr>
+        <w:t>trên</w:t>
+      </w:r>
+      <w:proofErr w:type="spellEnd"/>
+      <w:r>
+        <w:rPr>
+          <w:rFonts w:cs="Times New Roman"/>
+          <w:sz w:val="26"/>
+          <w:szCs w:val="26"/>
+        </w:rPr>
+        <w:t xml:space="preserve"> </w:t>
+      </w:r>
+      <w:proofErr w:type="spellStart"/>
+      <w:r>
+        <w:rPr>
+          <w:rFonts w:cs="Times New Roman"/>
+          <w:sz w:val="26"/>
+          <w:szCs w:val="26"/>
+        </w:rPr>
+        <w:t>độ</w:t>
+      </w:r>
+      <w:proofErr w:type="spellEnd"/>
+      <w:r>
+        <w:rPr>
+          <w:rFonts w:cs="Times New Roman"/>
+          <w:sz w:val="26"/>
+          <w:szCs w:val="26"/>
+        </w:rPr>
+        <w:t xml:space="preserve"> </w:t>
+      </w:r>
+      <w:proofErr w:type="spellStart"/>
+      <w:r>
+        <w:rPr>
+          <w:rFonts w:cs="Times New Roman"/>
+          <w:sz w:val="26"/>
+          <w:szCs w:val="26"/>
+        </w:rPr>
+        <w:t>tuổi</w:t>
       </w:r>
       <w:proofErr w:type="spellEnd"/>
       <w:r>
@@ -5394,500 +4392,160 @@
           <w:sz w:val="26"/>
           <w:szCs w:val="26"/>
         </w:rPr>
-        <w:t>thuật</w:t>
-      </w:r>
-      <w:proofErr w:type="spellEnd"/>
-      <w:r>
-        <w:rPr>
-          <w:rFonts w:cs="Times New Roman"/>
-          <w:sz w:val="26"/>
-          <w:szCs w:val="26"/>
-        </w:rPr>
-        <w:t xml:space="preserve"> </w:t>
-      </w:r>
-      <w:proofErr w:type="spellStart"/>
-      <w:r>
-        <w:rPr>
-          <w:rFonts w:cs="Times New Roman"/>
-          <w:sz w:val="26"/>
-          <w:szCs w:val="26"/>
-        </w:rPr>
-        <w:t>toán</w:t>
-      </w:r>
-      <w:proofErr w:type="spellEnd"/>
-      <w:r>
-        <w:rPr>
-          <w:rFonts w:cs="Times New Roman"/>
-          <w:sz w:val="26"/>
-          <w:szCs w:val="26"/>
-        </w:rPr>
-        <w:t xml:space="preserve"> </w:t>
-      </w:r>
-      <w:proofErr w:type="spellStart"/>
-      <w:r>
-        <w:rPr>
-          <w:rFonts w:cs="Times New Roman"/>
-          <w:sz w:val="26"/>
-          <w:szCs w:val="26"/>
-        </w:rPr>
-        <w:t>xác</w:t>
-      </w:r>
-      <w:proofErr w:type="spellEnd"/>
-      <w:r>
-        <w:rPr>
-          <w:rFonts w:cs="Times New Roman"/>
-          <w:sz w:val="26"/>
-          <w:szCs w:val="26"/>
-        </w:rPr>
-        <w:t xml:space="preserve"> </w:t>
-      </w:r>
-      <w:proofErr w:type="spellStart"/>
-      <w:r>
-        <w:rPr>
-          <w:rFonts w:cs="Times New Roman"/>
-          <w:sz w:val="26"/>
-          <w:szCs w:val="26"/>
-        </w:rPr>
-        <w:t>định</w:t>
-      </w:r>
-      <w:proofErr w:type="spellEnd"/>
-      <w:r>
-        <w:rPr>
-          <w:rFonts w:cs="Times New Roman"/>
-          <w:sz w:val="26"/>
-          <w:szCs w:val="26"/>
-        </w:rPr>
-        <w:t xml:space="preserve"> </w:t>
-      </w:r>
-      <w:proofErr w:type="spellStart"/>
-      <w:r>
-        <w:rPr>
-          <w:rFonts w:cs="Times New Roman"/>
-          <w:sz w:val="26"/>
-          <w:szCs w:val="26"/>
-        </w:rPr>
-        <w:t>hai</w:t>
-      </w:r>
-      <w:proofErr w:type="spellEnd"/>
-      <w:r>
-        <w:rPr>
-          <w:rFonts w:cs="Times New Roman"/>
-          <w:sz w:val="26"/>
-          <w:szCs w:val="26"/>
-        </w:rPr>
-        <w:t xml:space="preserve"> </w:t>
-      </w:r>
-      <w:proofErr w:type="spellStart"/>
-      <w:r>
-        <w:rPr>
-          <w:rFonts w:cs="Times New Roman"/>
-          <w:sz w:val="26"/>
-          <w:szCs w:val="26"/>
-        </w:rPr>
-        <w:t>hình</w:t>
-      </w:r>
-      <w:proofErr w:type="spellEnd"/>
-      <w:r>
-        <w:rPr>
-          <w:rFonts w:cs="Times New Roman"/>
-          <w:sz w:val="26"/>
-          <w:szCs w:val="26"/>
-        </w:rPr>
-        <w:t xml:space="preserve"> </w:t>
-      </w:r>
-      <w:proofErr w:type="spellStart"/>
-      <w:r>
-        <w:rPr>
-          <w:rFonts w:cs="Times New Roman"/>
-          <w:sz w:val="26"/>
-          <w:szCs w:val="26"/>
-        </w:rPr>
-        <w:t>chữ</w:t>
-      </w:r>
-      <w:proofErr w:type="spellEnd"/>
-      <w:r>
-        <w:rPr>
-          <w:rFonts w:cs="Times New Roman"/>
-          <w:sz w:val="26"/>
-          <w:szCs w:val="26"/>
-        </w:rPr>
-        <w:t xml:space="preserve"> </w:t>
-      </w:r>
-      <w:proofErr w:type="spellStart"/>
-      <w:r>
-        <w:rPr>
-          <w:rFonts w:cs="Times New Roman"/>
-          <w:sz w:val="26"/>
-          <w:szCs w:val="26"/>
-        </w:rPr>
-        <w:t>nhật</w:t>
-      </w:r>
-      <w:proofErr w:type="spellEnd"/>
-      <w:r>
-        <w:rPr>
-          <w:rFonts w:cs="Times New Roman"/>
-          <w:sz w:val="26"/>
-          <w:szCs w:val="26"/>
-        </w:rPr>
-        <w:t xml:space="preserve"> </w:t>
-      </w:r>
-      <w:proofErr w:type="spellStart"/>
-      <w:r>
-        <w:rPr>
-          <w:rFonts w:cs="Times New Roman"/>
-          <w:sz w:val="26"/>
-          <w:szCs w:val="26"/>
-        </w:rPr>
-        <w:t>giao</w:t>
-      </w:r>
-      <w:proofErr w:type="spellEnd"/>
-      <w:r>
-        <w:rPr>
-          <w:rFonts w:cs="Times New Roman"/>
-          <w:sz w:val="26"/>
-          <w:szCs w:val="26"/>
-        </w:rPr>
-        <w:t xml:space="preserve"> </w:t>
-      </w:r>
-      <w:proofErr w:type="spellStart"/>
-      <w:r>
-        <w:rPr>
-          <w:rFonts w:cs="Times New Roman"/>
-          <w:sz w:val="26"/>
-          <w:szCs w:val="26"/>
-        </w:rPr>
-        <w:t>nhau</w:t>
-      </w:r>
-      <w:proofErr w:type="spellEnd"/>
-      <w:r>
-        <w:rPr>
-          <w:rFonts w:cs="Times New Roman"/>
-          <w:sz w:val="26"/>
-          <w:szCs w:val="26"/>
-        </w:rPr>
-        <w:t>.</w:t>
-      </w:r>
-    </w:p>
-    <w:p>
-      <w:pPr>
-        <w:pStyle w:val="ListParagraph"/>
-        <w:numPr>
-          <w:ilvl w:val="0"/>
-          <w:numId w:val="26"/>
-        </w:numPr>
-        <w:spacing w:line="360" w:lineRule="auto"/>
-        <w:jc w:val="both"/>
-        <w:rPr>
-          <w:rFonts w:cs="Times New Roman"/>
-          <w:sz w:val="26"/>
-          <w:szCs w:val="26"/>
-        </w:rPr>
-      </w:pPr>
-      <w:proofErr w:type="spellStart"/>
-      <w:r>
-        <w:rPr>
-          <w:rFonts w:cs="Times New Roman"/>
-          <w:sz w:val="26"/>
-          <w:szCs w:val="26"/>
-        </w:rPr>
-        <w:t>Bài</w:t>
-      </w:r>
-      <w:proofErr w:type="spellEnd"/>
-      <w:r>
-        <w:rPr>
-          <w:rFonts w:cs="Times New Roman"/>
-          <w:sz w:val="26"/>
-          <w:szCs w:val="26"/>
-        </w:rPr>
-        <w:t xml:space="preserve"> 5 </w:t>
-      </w:r>
-      <w:proofErr w:type="spellStart"/>
-      <w:r>
-        <w:rPr>
-          <w:rFonts w:cs="Times New Roman"/>
-          <w:sz w:val="26"/>
-          <w:szCs w:val="26"/>
-        </w:rPr>
-        <w:t>Xét</w:t>
-      </w:r>
-      <w:proofErr w:type="spellEnd"/>
-      <w:r>
-        <w:rPr>
-          <w:rFonts w:cs="Times New Roman"/>
-          <w:sz w:val="26"/>
-          <w:szCs w:val="26"/>
-        </w:rPr>
-        <w:t xml:space="preserve"> </w:t>
-      </w:r>
-      <w:proofErr w:type="spellStart"/>
-      <w:r>
-        <w:rPr>
-          <w:rFonts w:cs="Times New Roman"/>
-          <w:sz w:val="26"/>
-          <w:szCs w:val="26"/>
-        </w:rPr>
-        <w:t>học</w:t>
-      </w:r>
-      <w:proofErr w:type="spellEnd"/>
-      <w:r>
-        <w:rPr>
-          <w:rFonts w:cs="Times New Roman"/>
-          <w:sz w:val="26"/>
-          <w:szCs w:val="26"/>
-        </w:rPr>
-        <w:t xml:space="preserve"> </w:t>
-      </w:r>
-      <w:proofErr w:type="spellStart"/>
-      <w:r>
-        <w:rPr>
-          <w:rFonts w:cs="Times New Roman"/>
-          <w:sz w:val="26"/>
-          <w:szCs w:val="26"/>
-        </w:rPr>
-        <w:t>bổng</w:t>
-      </w:r>
-      <w:proofErr w:type="spellEnd"/>
-      <w:r>
-        <w:rPr>
-          <w:rFonts w:cs="Times New Roman"/>
-          <w:sz w:val="26"/>
-          <w:szCs w:val="26"/>
-        </w:rPr>
-        <w:t xml:space="preserve">: </w:t>
-      </w:r>
-      <w:proofErr w:type="spellStart"/>
-      <w:r>
-        <w:rPr>
-          <w:rFonts w:cs="Times New Roman"/>
-          <w:sz w:val="26"/>
-          <w:szCs w:val="26"/>
-        </w:rPr>
-        <w:t>Kiểm</w:t>
-      </w:r>
-      <w:proofErr w:type="spellEnd"/>
-      <w:r>
-        <w:rPr>
-          <w:rFonts w:cs="Times New Roman"/>
-          <w:sz w:val="26"/>
-          <w:szCs w:val="26"/>
-        </w:rPr>
-        <w:t xml:space="preserve"> </w:t>
-      </w:r>
-      <w:proofErr w:type="spellStart"/>
-      <w:r>
-        <w:rPr>
-          <w:rFonts w:cs="Times New Roman"/>
-          <w:sz w:val="26"/>
-          <w:szCs w:val="26"/>
-        </w:rPr>
-        <w:t>tra</w:t>
-      </w:r>
-      <w:proofErr w:type="spellEnd"/>
-      <w:r>
-        <w:rPr>
-          <w:rFonts w:cs="Times New Roman"/>
-          <w:sz w:val="26"/>
-          <w:szCs w:val="26"/>
-        </w:rPr>
-        <w:t xml:space="preserve"> logic </w:t>
-      </w:r>
-      <w:proofErr w:type="spellStart"/>
-      <w:r>
-        <w:rPr>
-          <w:rFonts w:cs="Times New Roman"/>
-          <w:sz w:val="26"/>
-          <w:szCs w:val="26"/>
-        </w:rPr>
-        <w:t>xét</w:t>
-      </w:r>
-      <w:proofErr w:type="spellEnd"/>
-      <w:r>
-        <w:rPr>
-          <w:rFonts w:cs="Times New Roman"/>
-          <w:sz w:val="26"/>
-          <w:szCs w:val="26"/>
-        </w:rPr>
-        <w:t xml:space="preserve"> </w:t>
-      </w:r>
-      <w:proofErr w:type="spellStart"/>
-      <w:r>
-        <w:rPr>
-          <w:rFonts w:cs="Times New Roman"/>
-          <w:sz w:val="26"/>
-          <w:szCs w:val="26"/>
-        </w:rPr>
-        <w:t>duyệt</w:t>
-      </w:r>
-      <w:proofErr w:type="spellEnd"/>
-      <w:r>
-        <w:rPr>
-          <w:rFonts w:cs="Times New Roman"/>
-          <w:sz w:val="26"/>
-          <w:szCs w:val="26"/>
-        </w:rPr>
-        <w:t xml:space="preserve"> </w:t>
-      </w:r>
-      <w:proofErr w:type="spellStart"/>
-      <w:r>
-        <w:rPr>
-          <w:rFonts w:cs="Times New Roman"/>
-          <w:sz w:val="26"/>
-          <w:szCs w:val="26"/>
-        </w:rPr>
-        <w:t>dựa</w:t>
-      </w:r>
-      <w:proofErr w:type="spellEnd"/>
-      <w:r>
-        <w:rPr>
-          <w:rFonts w:cs="Times New Roman"/>
-          <w:sz w:val="26"/>
-          <w:szCs w:val="26"/>
-        </w:rPr>
-        <w:t xml:space="preserve"> </w:t>
-      </w:r>
-      <w:proofErr w:type="spellStart"/>
-      <w:r>
-        <w:rPr>
-          <w:rFonts w:cs="Times New Roman"/>
-          <w:sz w:val="26"/>
-          <w:szCs w:val="26"/>
-        </w:rPr>
-        <w:t>trên</w:t>
-      </w:r>
-      <w:proofErr w:type="spellEnd"/>
-      <w:r>
-        <w:rPr>
-          <w:rFonts w:cs="Times New Roman"/>
-          <w:sz w:val="26"/>
-          <w:szCs w:val="26"/>
-        </w:rPr>
-        <w:t xml:space="preserve"> </w:t>
-      </w:r>
-      <w:proofErr w:type="spellStart"/>
-      <w:r>
-        <w:rPr>
-          <w:rFonts w:cs="Times New Roman"/>
-          <w:sz w:val="26"/>
-          <w:szCs w:val="26"/>
-        </w:rPr>
-        <w:t>điểm</w:t>
-      </w:r>
-      <w:proofErr w:type="spellEnd"/>
-      <w:r>
-        <w:rPr>
-          <w:rFonts w:cs="Times New Roman"/>
-          <w:sz w:val="26"/>
-          <w:szCs w:val="26"/>
-        </w:rPr>
-        <w:t xml:space="preserve"> </w:t>
-      </w:r>
-      <w:proofErr w:type="spellStart"/>
-      <w:r>
-        <w:rPr>
-          <w:rFonts w:cs="Times New Roman"/>
-          <w:sz w:val="26"/>
-          <w:szCs w:val="26"/>
-        </w:rPr>
-        <w:t>trung</w:t>
-      </w:r>
-      <w:proofErr w:type="spellEnd"/>
-      <w:r>
-        <w:rPr>
-          <w:rFonts w:cs="Times New Roman"/>
-          <w:sz w:val="26"/>
-          <w:szCs w:val="26"/>
-        </w:rPr>
-        <w:t xml:space="preserve"> </w:t>
-      </w:r>
-      <w:proofErr w:type="spellStart"/>
-      <w:r>
-        <w:rPr>
-          <w:rFonts w:cs="Times New Roman"/>
-          <w:sz w:val="26"/>
-          <w:szCs w:val="26"/>
-        </w:rPr>
-        <w:t>bình</w:t>
-      </w:r>
-      <w:proofErr w:type="spellEnd"/>
-      <w:r>
-        <w:rPr>
-          <w:rFonts w:cs="Times New Roman"/>
-          <w:sz w:val="26"/>
-          <w:szCs w:val="26"/>
-        </w:rPr>
-        <w:t xml:space="preserve"> </w:t>
-      </w:r>
-      <w:proofErr w:type="spellStart"/>
-      <w:r>
-        <w:rPr>
-          <w:rFonts w:cs="Times New Roman"/>
-          <w:sz w:val="26"/>
-          <w:szCs w:val="26"/>
-        </w:rPr>
-        <w:t>và</w:t>
-      </w:r>
-      <w:proofErr w:type="spellEnd"/>
-      <w:r>
-        <w:rPr>
-          <w:rFonts w:cs="Times New Roman"/>
-          <w:sz w:val="26"/>
-          <w:szCs w:val="26"/>
-        </w:rPr>
-        <w:t xml:space="preserve"> </w:t>
-      </w:r>
-      <w:proofErr w:type="spellStart"/>
-      <w:r>
-        <w:rPr>
-          <w:rFonts w:cs="Times New Roman"/>
-          <w:sz w:val="26"/>
-          <w:szCs w:val="26"/>
-        </w:rPr>
-        <w:t>điểm</w:t>
-      </w:r>
-      <w:proofErr w:type="spellEnd"/>
-      <w:r>
-        <w:rPr>
-          <w:rFonts w:cs="Times New Roman"/>
-          <w:sz w:val="26"/>
-          <w:szCs w:val="26"/>
-        </w:rPr>
-        <w:t xml:space="preserve"> </w:t>
-      </w:r>
-      <w:proofErr w:type="spellStart"/>
-      <w:r>
-        <w:rPr>
-          <w:rFonts w:cs="Times New Roman"/>
-          <w:sz w:val="26"/>
-          <w:szCs w:val="26"/>
-        </w:rPr>
-        <w:t>thành</w:t>
-      </w:r>
-      <w:proofErr w:type="spellEnd"/>
-      <w:r>
-        <w:rPr>
-          <w:rFonts w:cs="Times New Roman"/>
-          <w:sz w:val="26"/>
-          <w:szCs w:val="26"/>
-        </w:rPr>
-        <w:t xml:space="preserve"> </w:t>
-      </w:r>
-      <w:proofErr w:type="spellStart"/>
-      <w:r>
-        <w:rPr>
-          <w:rFonts w:cs="Times New Roman"/>
-          <w:sz w:val="26"/>
-          <w:szCs w:val="26"/>
-        </w:rPr>
-        <w:t>phần</w:t>
-      </w:r>
-      <w:proofErr w:type="spellEnd"/>
-      <w:r>
-        <w:rPr>
-          <w:rFonts w:cs="Times New Roman"/>
-          <w:sz w:val="26"/>
-          <w:szCs w:val="26"/>
-        </w:rPr>
-        <w:t>.</w:t>
+        <w:t>giới</w:t>
+      </w:r>
+      <w:proofErr w:type="spellEnd"/>
+      <w:r>
+        <w:rPr>
+          <w:rFonts w:cs="Times New Roman"/>
+          <w:sz w:val="26"/>
+          <w:szCs w:val="26"/>
+        </w:rPr>
+        <w:t xml:space="preserve"> </w:t>
+      </w:r>
+      <w:proofErr w:type="spellStart"/>
+      <w:r>
+        <w:rPr>
+          <w:rFonts w:cs="Times New Roman"/>
+          <w:sz w:val="26"/>
+          <w:szCs w:val="26"/>
+        </w:rPr>
+        <w:t>tính</w:t>
+      </w:r>
+      <w:proofErr w:type="spellEnd"/>
+      <w:r>
+        <w:rPr>
+          <w:rFonts w:cs="Times New Roman"/>
+          <w:sz w:val="26"/>
+          <w:szCs w:val="26"/>
+        </w:rPr>
+        <w:t xml:space="preserve"> (</w:t>
+      </w:r>
+      <w:proofErr w:type="spellStart"/>
+      <w:r>
+        <w:rPr>
+          <w:rFonts w:cs="Times New Roman"/>
+          <w:sz w:val="26"/>
+          <w:szCs w:val="26"/>
+        </w:rPr>
+        <w:t>Phân</w:t>
+      </w:r>
+      <w:proofErr w:type="spellEnd"/>
+      <w:r>
+        <w:rPr>
+          <w:rFonts w:cs="Times New Roman"/>
+          <w:sz w:val="26"/>
+          <w:szCs w:val="26"/>
+        </w:rPr>
+        <w:t xml:space="preserve"> </w:t>
+      </w:r>
+      <w:proofErr w:type="spellStart"/>
+      <w:r>
+        <w:rPr>
+          <w:rFonts w:cs="Times New Roman"/>
+          <w:sz w:val="26"/>
+          <w:szCs w:val="26"/>
+        </w:rPr>
+        <w:t>hoạch</w:t>
+      </w:r>
+      <w:proofErr w:type="spellEnd"/>
+      <w:r>
+        <w:rPr>
+          <w:rFonts w:cs="Times New Roman"/>
+          <w:sz w:val="26"/>
+          <w:szCs w:val="26"/>
+        </w:rPr>
+        <w:t xml:space="preserve"> </w:t>
+      </w:r>
+      <w:proofErr w:type="spellStart"/>
+      <w:r>
+        <w:rPr>
+          <w:rFonts w:cs="Times New Roman"/>
+          <w:sz w:val="26"/>
+          <w:szCs w:val="26"/>
+        </w:rPr>
+        <w:t>tương</w:t>
+      </w:r>
+      <w:proofErr w:type="spellEnd"/>
+      <w:r>
+        <w:rPr>
+          <w:rFonts w:cs="Times New Roman"/>
+          <w:sz w:val="26"/>
+          <w:szCs w:val="26"/>
+        </w:rPr>
+        <w:t xml:space="preserve"> </w:t>
+      </w:r>
+      <w:proofErr w:type="spellStart"/>
+      <w:r>
+        <w:rPr>
+          <w:rFonts w:cs="Times New Roman"/>
+          <w:sz w:val="26"/>
+          <w:szCs w:val="26"/>
+        </w:rPr>
+        <w:t>đương</w:t>
+      </w:r>
+      <w:proofErr w:type="spellEnd"/>
+      <w:r>
+        <w:rPr>
+          <w:rFonts w:cs="Times New Roman"/>
+          <w:sz w:val="26"/>
+          <w:szCs w:val="26"/>
+        </w:rPr>
+        <w:t xml:space="preserve"> &amp; </w:t>
+      </w:r>
+      <w:proofErr w:type="spellStart"/>
+      <w:r>
+        <w:rPr>
+          <w:rFonts w:cs="Times New Roman"/>
+          <w:sz w:val="26"/>
+          <w:szCs w:val="26"/>
+        </w:rPr>
+        <w:t>Giá</w:t>
+      </w:r>
+      <w:proofErr w:type="spellEnd"/>
+      <w:r>
+        <w:rPr>
+          <w:rFonts w:cs="Times New Roman"/>
+          <w:sz w:val="26"/>
+          <w:szCs w:val="26"/>
+        </w:rPr>
+        <w:t xml:space="preserve"> </w:t>
+      </w:r>
+      <w:proofErr w:type="spellStart"/>
+      <w:r>
+        <w:rPr>
+          <w:rFonts w:cs="Times New Roman"/>
+          <w:sz w:val="26"/>
+          <w:szCs w:val="26"/>
+        </w:rPr>
+        <w:t>trị</w:t>
+      </w:r>
+      <w:proofErr w:type="spellEnd"/>
+      <w:r>
+        <w:rPr>
+          <w:rFonts w:cs="Times New Roman"/>
+          <w:sz w:val="26"/>
+          <w:szCs w:val="26"/>
+        </w:rPr>
+        <w:t xml:space="preserve"> </w:t>
+      </w:r>
+      <w:proofErr w:type="spellStart"/>
+      <w:r>
+        <w:rPr>
+          <w:rFonts w:cs="Times New Roman"/>
+          <w:sz w:val="26"/>
+          <w:szCs w:val="26"/>
+        </w:rPr>
+        <w:t>biên</w:t>
+      </w:r>
+      <w:proofErr w:type="spellEnd"/>
+      <w:r>
+        <w:rPr>
+          <w:rFonts w:cs="Times New Roman"/>
+          <w:sz w:val="26"/>
+          <w:szCs w:val="26"/>
+        </w:rPr>
+        <w:t>).</w:t>
       </w:r>
     </w:p>
     <w:p>
@@ -6072,115 +4730,43 @@
           <w:sz w:val="26"/>
           <w:szCs w:val="26"/>
         </w:rPr>
-        <w:t>Tên</w:t>
-      </w:r>
-      <w:proofErr w:type="spellEnd"/>
-      <w:r>
-        <w:rPr>
-          <w:rFonts w:cs="Times New Roman"/>
-          <w:sz w:val="26"/>
-          <w:szCs w:val="26"/>
-        </w:rPr>
-        <w:t xml:space="preserve"> </w:t>
-      </w:r>
-      <w:proofErr w:type="spellStart"/>
-      <w:r>
-        <w:rPr>
-          <w:rFonts w:cs="Times New Roman"/>
-          <w:sz w:val="26"/>
-          <w:szCs w:val="26"/>
-        </w:rPr>
-        <w:t>tổ</w:t>
-      </w:r>
-      <w:proofErr w:type="spellEnd"/>
-      <w:r>
-        <w:rPr>
-          <w:rFonts w:cs="Times New Roman"/>
-          <w:sz w:val="26"/>
-          <w:szCs w:val="26"/>
-        </w:rPr>
-        <w:t xml:space="preserve"> </w:t>
-      </w:r>
-      <w:proofErr w:type="spellStart"/>
-      <w:r>
-        <w:rPr>
-          <w:rFonts w:cs="Times New Roman"/>
-          <w:sz w:val="26"/>
-          <w:szCs w:val="26"/>
-        </w:rPr>
-        <w:t>chức</w:t>
-      </w:r>
-      <w:proofErr w:type="spellEnd"/>
-      <w:r>
-        <w:rPr>
-          <w:rFonts w:cs="Times New Roman"/>
-          <w:sz w:val="26"/>
-          <w:szCs w:val="26"/>
-        </w:rPr>
-        <w:t xml:space="preserve"> (</w:t>
-      </w:r>
-      <w:proofErr w:type="spellStart"/>
-      <w:r>
-        <w:rPr>
-          <w:rFonts w:cs="Times New Roman"/>
-          <w:sz w:val="26"/>
-          <w:szCs w:val="26"/>
-        </w:rPr>
-        <w:t>OrgName</w:t>
-      </w:r>
-      <w:proofErr w:type="spellEnd"/>
-      <w:r>
-        <w:rPr>
-          <w:rFonts w:cs="Times New Roman"/>
-          <w:sz w:val="26"/>
-          <w:szCs w:val="26"/>
-        </w:rPr>
-        <w:t xml:space="preserve">): </w:t>
-      </w:r>
-      <w:proofErr w:type="spellStart"/>
-      <w:r>
-        <w:rPr>
-          <w:rFonts w:cs="Times New Roman"/>
-          <w:sz w:val="26"/>
-          <w:szCs w:val="26"/>
-        </w:rPr>
-        <w:t>Bắt</w:t>
-      </w:r>
-      <w:proofErr w:type="spellEnd"/>
-      <w:r>
-        <w:rPr>
-          <w:rFonts w:cs="Times New Roman"/>
-          <w:sz w:val="26"/>
-          <w:szCs w:val="26"/>
-        </w:rPr>
-        <w:t xml:space="preserve"> </w:t>
-      </w:r>
-      <w:proofErr w:type="spellStart"/>
-      <w:r>
-        <w:rPr>
-          <w:rFonts w:cs="Times New Roman"/>
-          <w:sz w:val="26"/>
-          <w:szCs w:val="26"/>
-        </w:rPr>
-        <w:t>buộc</w:t>
-      </w:r>
-      <w:proofErr w:type="spellEnd"/>
-      <w:r>
-        <w:rPr>
-          <w:rFonts w:cs="Times New Roman"/>
-          <w:sz w:val="26"/>
-          <w:szCs w:val="26"/>
-        </w:rPr>
-        <w:t xml:space="preserve"> </w:t>
-      </w:r>
-      <w:proofErr w:type="spellStart"/>
-      <w:r>
-        <w:rPr>
-          <w:rFonts w:cs="Times New Roman"/>
-          <w:sz w:val="26"/>
-          <w:szCs w:val="26"/>
-        </w:rPr>
-        <w:t>nhập</w:t>
+        <w:t>Mã</w:t>
+      </w:r>
+      <w:proofErr w:type="spellEnd"/>
+      <w:r>
+        <w:rPr>
+          <w:rFonts w:cs="Times New Roman"/>
+          <w:sz w:val="26"/>
+          <w:szCs w:val="26"/>
+        </w:rPr>
+        <w:t xml:space="preserve"> KH: 6-10 </w:t>
+      </w:r>
+      <w:proofErr w:type="spellStart"/>
+      <w:r>
+        <w:rPr>
+          <w:rFonts w:cs="Times New Roman"/>
+          <w:sz w:val="26"/>
+          <w:szCs w:val="26"/>
+        </w:rPr>
+        <w:t>ký</w:t>
+      </w:r>
+      <w:proofErr w:type="spellEnd"/>
+      <w:r>
+        <w:rPr>
+          <w:rFonts w:cs="Times New Roman"/>
+          <w:sz w:val="26"/>
+          <w:szCs w:val="26"/>
+        </w:rPr>
+        <w:t xml:space="preserve"> </w:t>
+      </w:r>
+      <w:proofErr w:type="spellStart"/>
+      <w:r>
+        <w:rPr>
+          <w:rFonts w:cs="Times New Roman"/>
+          <w:sz w:val="26"/>
+          <w:szCs w:val="26"/>
+        </w:rPr>
+        <w:t>tự</w:t>
       </w:r>
       <w:proofErr w:type="spellEnd"/>
       <w:r>
@@ -6198,34 +4784,34 @@
           <w:sz w:val="26"/>
           <w:szCs w:val="26"/>
         </w:rPr>
-        <w:t>độ</w:t>
-      </w:r>
-      <w:proofErr w:type="spellEnd"/>
-      <w:r>
-        <w:rPr>
-          <w:rFonts w:cs="Times New Roman"/>
-          <w:sz w:val="26"/>
-          <w:szCs w:val="26"/>
-        </w:rPr>
-        <w:t xml:space="preserve"> </w:t>
-      </w:r>
-      <w:proofErr w:type="spellStart"/>
-      <w:r>
-        <w:rPr>
-          <w:rFonts w:cs="Times New Roman"/>
-          <w:sz w:val="26"/>
-          <w:szCs w:val="26"/>
-        </w:rPr>
-        <w:t>dài</w:t>
-      </w:r>
-      <w:proofErr w:type="spellEnd"/>
-      <w:r>
-        <w:rPr>
-          <w:rFonts w:cs="Times New Roman"/>
-          <w:sz w:val="26"/>
-          <w:szCs w:val="26"/>
-        </w:rPr>
-        <w:t xml:space="preserve"> 3-255 </w:t>
+        <w:t>không</w:t>
+      </w:r>
+      <w:proofErr w:type="spellEnd"/>
+      <w:r>
+        <w:rPr>
+          <w:rFonts w:cs="Times New Roman"/>
+          <w:sz w:val="26"/>
+          <w:szCs w:val="26"/>
+        </w:rPr>
+        <w:t xml:space="preserve"> </w:t>
+      </w:r>
+      <w:proofErr w:type="spellStart"/>
+      <w:r>
+        <w:rPr>
+          <w:rFonts w:cs="Times New Roman"/>
+          <w:sz w:val="26"/>
+          <w:szCs w:val="26"/>
+        </w:rPr>
+        <w:t>chứa</w:t>
+      </w:r>
+      <w:proofErr w:type="spellEnd"/>
+      <w:r>
+        <w:rPr>
+          <w:rFonts w:cs="Times New Roman"/>
+          <w:sz w:val="26"/>
+          <w:szCs w:val="26"/>
+        </w:rPr>
+        <w:t xml:space="preserve"> </w:t>
       </w:r>
       <w:proofErr w:type="spellStart"/>
       <w:r>
@@ -6253,6 +4839,42 @@
           <w:szCs w:val="26"/>
         </w:rPr>
         <w:t>tự</w:t>
+      </w:r>
+      <w:proofErr w:type="spellEnd"/>
+      <w:r>
+        <w:rPr>
+          <w:rFonts w:cs="Times New Roman"/>
+          <w:sz w:val="26"/>
+          <w:szCs w:val="26"/>
+        </w:rPr>
+        <w:t xml:space="preserve"> </w:t>
+      </w:r>
+      <w:proofErr w:type="spellStart"/>
+      <w:r>
+        <w:rPr>
+          <w:rFonts w:cs="Times New Roman"/>
+          <w:sz w:val="26"/>
+          <w:szCs w:val="26"/>
+        </w:rPr>
+        <w:t>đặc</w:t>
+      </w:r>
+      <w:proofErr w:type="spellEnd"/>
+      <w:r>
+        <w:rPr>
+          <w:rFonts w:cs="Times New Roman"/>
+          <w:sz w:val="26"/>
+          <w:szCs w:val="26"/>
+        </w:rPr>
+        <w:t xml:space="preserve"> </w:t>
+      </w:r>
+      <w:proofErr w:type="spellStart"/>
+      <w:r>
+        <w:rPr>
+          <w:rFonts w:cs="Times New Roman"/>
+          <w:sz w:val="26"/>
+          <w:szCs w:val="26"/>
+        </w:rPr>
+        <w:t>biệt</w:t>
       </w:r>
       <w:proofErr w:type="spellEnd"/>
       <w:r>
@@ -6280,221 +4902,103 @@
           <w:szCs w:val="26"/>
         </w:rPr>
       </w:pPr>
-      <w:proofErr w:type="spellStart"/>
-      <w:r>
-        <w:rPr>
-          <w:rFonts w:cs="Times New Roman"/>
-          <w:sz w:val="26"/>
-          <w:szCs w:val="26"/>
-        </w:rPr>
-        <w:t>Số</w:t>
-      </w:r>
-      <w:proofErr w:type="spellEnd"/>
-      <w:r>
-        <w:rPr>
-          <w:rFonts w:cs="Times New Roman"/>
-          <w:sz w:val="26"/>
-          <w:szCs w:val="26"/>
-        </w:rPr>
-        <w:t xml:space="preserve"> </w:t>
-      </w:r>
-      <w:proofErr w:type="spellStart"/>
-      <w:r>
-        <w:rPr>
-          <w:rFonts w:cs="Times New Roman"/>
-          <w:sz w:val="26"/>
-          <w:szCs w:val="26"/>
-        </w:rPr>
-        <w:t>điện</w:t>
-      </w:r>
-      <w:proofErr w:type="spellEnd"/>
-      <w:r>
-        <w:rPr>
-          <w:rFonts w:cs="Times New Roman"/>
-          <w:sz w:val="26"/>
-          <w:szCs w:val="26"/>
-        </w:rPr>
-        <w:t xml:space="preserve"> </w:t>
-      </w:r>
-      <w:proofErr w:type="spellStart"/>
-      <w:r>
-        <w:rPr>
-          <w:rFonts w:cs="Times New Roman"/>
-          <w:sz w:val="26"/>
-          <w:szCs w:val="26"/>
-        </w:rPr>
-        <w:t>thoại</w:t>
-      </w:r>
-      <w:proofErr w:type="spellEnd"/>
-      <w:r>
-        <w:rPr>
-          <w:rFonts w:cs="Times New Roman"/>
-          <w:sz w:val="26"/>
-          <w:szCs w:val="26"/>
-        </w:rPr>
-        <w:t xml:space="preserve"> (Phone): </w:t>
-      </w:r>
-      <w:proofErr w:type="spellStart"/>
-      <w:r>
-        <w:rPr>
-          <w:rFonts w:cs="Times New Roman"/>
-          <w:sz w:val="26"/>
-          <w:szCs w:val="26"/>
-        </w:rPr>
-        <w:t>Chỉ</w:t>
-      </w:r>
-      <w:proofErr w:type="spellEnd"/>
-      <w:r>
-        <w:rPr>
-          <w:rFonts w:cs="Times New Roman"/>
-          <w:sz w:val="26"/>
-          <w:szCs w:val="26"/>
-        </w:rPr>
-        <w:t xml:space="preserve"> </w:t>
-      </w:r>
-      <w:proofErr w:type="spellStart"/>
-      <w:r>
-        <w:rPr>
-          <w:rFonts w:cs="Times New Roman"/>
-          <w:sz w:val="26"/>
-          <w:szCs w:val="26"/>
-        </w:rPr>
-        <w:t>chứa</w:t>
-      </w:r>
-      <w:proofErr w:type="spellEnd"/>
-      <w:r>
-        <w:rPr>
-          <w:rFonts w:cs="Times New Roman"/>
-          <w:sz w:val="26"/>
-          <w:szCs w:val="26"/>
-        </w:rPr>
-        <w:t xml:space="preserve"> </w:t>
-      </w:r>
-      <w:proofErr w:type="spellStart"/>
-      <w:r>
-        <w:rPr>
-          <w:rFonts w:cs="Times New Roman"/>
-          <w:sz w:val="26"/>
-          <w:szCs w:val="26"/>
-        </w:rPr>
-        <w:t>số</w:t>
-      </w:r>
-      <w:proofErr w:type="spellEnd"/>
-      <w:r>
-        <w:rPr>
-          <w:rFonts w:cs="Times New Roman"/>
-          <w:sz w:val="26"/>
-          <w:szCs w:val="26"/>
-        </w:rPr>
-        <w:t xml:space="preserve">, </w:t>
-      </w:r>
-      <w:proofErr w:type="spellStart"/>
-      <w:r>
-        <w:rPr>
-          <w:rFonts w:cs="Times New Roman"/>
-          <w:sz w:val="26"/>
-          <w:szCs w:val="26"/>
-        </w:rPr>
-        <w:t>độ</w:t>
-      </w:r>
-      <w:proofErr w:type="spellEnd"/>
-      <w:r>
-        <w:rPr>
-          <w:rFonts w:cs="Times New Roman"/>
-          <w:sz w:val="26"/>
-          <w:szCs w:val="26"/>
-        </w:rPr>
-        <w:t xml:space="preserve"> </w:t>
-      </w:r>
-      <w:proofErr w:type="spellStart"/>
-      <w:r>
-        <w:rPr>
-          <w:rFonts w:cs="Times New Roman"/>
-          <w:sz w:val="26"/>
-          <w:szCs w:val="26"/>
-        </w:rPr>
-        <w:t>dài</w:t>
-      </w:r>
-      <w:proofErr w:type="spellEnd"/>
-      <w:r>
-        <w:rPr>
-          <w:rFonts w:cs="Times New Roman"/>
-          <w:sz w:val="26"/>
-          <w:szCs w:val="26"/>
-        </w:rPr>
-        <w:t xml:space="preserve"> 9-12 </w:t>
-      </w:r>
-      <w:proofErr w:type="spellStart"/>
-      <w:r>
-        <w:rPr>
-          <w:rFonts w:cs="Times New Roman"/>
-          <w:sz w:val="26"/>
-          <w:szCs w:val="26"/>
-        </w:rPr>
-        <w:t>ký</w:t>
-      </w:r>
-      <w:proofErr w:type="spellEnd"/>
-      <w:r>
-        <w:rPr>
-          <w:rFonts w:cs="Times New Roman"/>
-          <w:sz w:val="26"/>
-          <w:szCs w:val="26"/>
-        </w:rPr>
-        <w:t xml:space="preserve"> </w:t>
-      </w:r>
-      <w:proofErr w:type="spellStart"/>
-      <w:r>
-        <w:rPr>
-          <w:rFonts w:cs="Times New Roman"/>
-          <w:sz w:val="26"/>
-          <w:szCs w:val="26"/>
-        </w:rPr>
-        <w:t>tự</w:t>
-      </w:r>
-      <w:proofErr w:type="spellEnd"/>
-      <w:r>
-        <w:rPr>
-          <w:rFonts w:cs="Times New Roman"/>
-          <w:sz w:val="26"/>
-          <w:szCs w:val="26"/>
-        </w:rPr>
-        <w:t xml:space="preserve"> (</w:t>
-      </w:r>
-      <w:proofErr w:type="spellStart"/>
-      <w:r>
-        <w:rPr>
-          <w:rFonts w:cs="Times New Roman"/>
-          <w:sz w:val="26"/>
-          <w:szCs w:val="26"/>
-        </w:rPr>
-        <w:t>nếu</w:t>
-      </w:r>
-      <w:proofErr w:type="spellEnd"/>
-      <w:r>
-        <w:rPr>
-          <w:rFonts w:cs="Times New Roman"/>
-          <w:sz w:val="26"/>
-          <w:szCs w:val="26"/>
-        </w:rPr>
-        <w:t xml:space="preserve"> </w:t>
-      </w:r>
-      <w:proofErr w:type="spellStart"/>
-      <w:r>
-        <w:rPr>
-          <w:rFonts w:cs="Times New Roman"/>
-          <w:sz w:val="26"/>
-          <w:szCs w:val="26"/>
-        </w:rPr>
-        <w:t>nhập</w:t>
-      </w:r>
-      <w:proofErr w:type="spellEnd"/>
-      <w:r>
-        <w:rPr>
-          <w:rFonts w:cs="Times New Roman"/>
-          <w:sz w:val="26"/>
-          <w:szCs w:val="26"/>
-        </w:rPr>
-        <w:t>).</w:t>
+      <w:r>
+        <w:rPr>
+          <w:rFonts w:cs="Times New Roman"/>
+          <w:sz w:val="26"/>
+          <w:szCs w:val="26"/>
+        </w:rPr>
+        <w:t xml:space="preserve">Email/SĐT: </w:t>
+      </w:r>
+      <w:proofErr w:type="spellStart"/>
+      <w:r>
+        <w:rPr>
+          <w:rFonts w:cs="Times New Roman"/>
+          <w:sz w:val="26"/>
+          <w:szCs w:val="26"/>
+        </w:rPr>
+        <w:t>Phải</w:t>
+      </w:r>
+      <w:proofErr w:type="spellEnd"/>
+      <w:r>
+        <w:rPr>
+          <w:rFonts w:cs="Times New Roman"/>
+          <w:sz w:val="26"/>
+          <w:szCs w:val="26"/>
+        </w:rPr>
+        <w:t xml:space="preserve"> </w:t>
+      </w:r>
+      <w:proofErr w:type="spellStart"/>
+      <w:r>
+        <w:rPr>
+          <w:rFonts w:cs="Times New Roman"/>
+          <w:sz w:val="26"/>
+          <w:szCs w:val="26"/>
+        </w:rPr>
+        <w:t>đúng</w:t>
+      </w:r>
+      <w:proofErr w:type="spellEnd"/>
+      <w:r>
+        <w:rPr>
+          <w:rFonts w:cs="Times New Roman"/>
+          <w:sz w:val="26"/>
+          <w:szCs w:val="26"/>
+        </w:rPr>
+        <w:t xml:space="preserve"> </w:t>
+      </w:r>
+      <w:proofErr w:type="spellStart"/>
+      <w:r>
+        <w:rPr>
+          <w:rFonts w:cs="Times New Roman"/>
+          <w:sz w:val="26"/>
+          <w:szCs w:val="26"/>
+        </w:rPr>
+        <w:t>định</w:t>
+      </w:r>
+      <w:proofErr w:type="spellEnd"/>
+      <w:r>
+        <w:rPr>
+          <w:rFonts w:cs="Times New Roman"/>
+          <w:sz w:val="26"/>
+          <w:szCs w:val="26"/>
+        </w:rPr>
+        <w:t xml:space="preserve"> </w:t>
+      </w:r>
+      <w:proofErr w:type="spellStart"/>
+      <w:r>
+        <w:rPr>
+          <w:rFonts w:cs="Times New Roman"/>
+          <w:sz w:val="26"/>
+          <w:szCs w:val="26"/>
+        </w:rPr>
+        <w:t>dạng</w:t>
+      </w:r>
+      <w:proofErr w:type="spellEnd"/>
+      <w:r>
+        <w:rPr>
+          <w:rFonts w:cs="Times New Roman"/>
+          <w:sz w:val="26"/>
+          <w:szCs w:val="26"/>
+        </w:rPr>
+        <w:t xml:space="preserve"> </w:t>
+      </w:r>
+      <w:proofErr w:type="spellStart"/>
+      <w:r>
+        <w:rPr>
+          <w:rFonts w:cs="Times New Roman"/>
+          <w:sz w:val="26"/>
+          <w:szCs w:val="26"/>
+        </w:rPr>
+        <w:t>chuẩn</w:t>
+      </w:r>
+      <w:proofErr w:type="spellEnd"/>
+      <w:r>
+        <w:rPr>
+          <w:rFonts w:cs="Times New Roman"/>
+          <w:sz w:val="26"/>
+          <w:szCs w:val="26"/>
+        </w:rPr>
+        <w:t xml:space="preserve"> (Regex).</w:t>
       </w:r>
     </w:p>
     <w:p>
@@ -6513,763 +5017,221 @@
           <w:szCs w:val="26"/>
         </w:rPr>
       </w:pPr>
-      <w:r>
-        <w:rPr>
-          <w:rFonts w:cs="Times New Roman"/>
-          <w:sz w:val="26"/>
-          <w:szCs w:val="26"/>
-        </w:rPr>
-        <w:t xml:space="preserve">Email: </w:t>
-      </w:r>
-      <w:proofErr w:type="spellStart"/>
-      <w:r>
-        <w:rPr>
-          <w:rFonts w:cs="Times New Roman"/>
-          <w:sz w:val="26"/>
-          <w:szCs w:val="26"/>
-        </w:rPr>
-        <w:t>Phải</w:t>
-      </w:r>
-      <w:proofErr w:type="spellEnd"/>
-      <w:r>
-        <w:rPr>
-          <w:rFonts w:cs="Times New Roman"/>
-          <w:sz w:val="26"/>
-          <w:szCs w:val="26"/>
-        </w:rPr>
-        <w:t xml:space="preserve"> </w:t>
-      </w:r>
-      <w:proofErr w:type="spellStart"/>
-      <w:r>
-        <w:rPr>
-          <w:rFonts w:cs="Times New Roman"/>
-          <w:sz w:val="26"/>
-          <w:szCs w:val="26"/>
-        </w:rPr>
-        <w:t>đúng</w:t>
-      </w:r>
-      <w:proofErr w:type="spellEnd"/>
-      <w:r>
-        <w:rPr>
-          <w:rFonts w:cs="Times New Roman"/>
-          <w:sz w:val="26"/>
-          <w:szCs w:val="26"/>
-        </w:rPr>
-        <w:t xml:space="preserve"> </w:t>
-      </w:r>
-      <w:proofErr w:type="spellStart"/>
-      <w:r>
-        <w:rPr>
-          <w:rFonts w:cs="Times New Roman"/>
-          <w:sz w:val="26"/>
-          <w:szCs w:val="26"/>
-        </w:rPr>
-        <w:t>định</w:t>
-      </w:r>
-      <w:proofErr w:type="spellEnd"/>
-      <w:r>
-        <w:rPr>
-          <w:rFonts w:cs="Times New Roman"/>
-          <w:sz w:val="26"/>
-          <w:szCs w:val="26"/>
-        </w:rPr>
-        <w:t xml:space="preserve"> </w:t>
-      </w:r>
-      <w:proofErr w:type="spellStart"/>
-      <w:r>
-        <w:rPr>
-          <w:rFonts w:cs="Times New Roman"/>
-          <w:sz w:val="26"/>
-          <w:szCs w:val="26"/>
-        </w:rPr>
-        <w:t>dạng</w:t>
-      </w:r>
-      <w:proofErr w:type="spellEnd"/>
-      <w:r>
-        <w:rPr>
-          <w:rFonts w:cs="Times New Roman"/>
-          <w:sz w:val="26"/>
-          <w:szCs w:val="26"/>
-        </w:rPr>
-        <w:t xml:space="preserve"> </w:t>
-      </w:r>
-      <w:proofErr w:type="spellStart"/>
-      <w:r>
-        <w:rPr>
-          <w:rFonts w:cs="Times New Roman"/>
-          <w:sz w:val="26"/>
-          <w:szCs w:val="26"/>
-        </w:rPr>
-        <w:t>chuẩn</w:t>
-      </w:r>
-      <w:proofErr w:type="spellEnd"/>
-      <w:r>
-        <w:rPr>
-          <w:rFonts w:cs="Times New Roman"/>
-          <w:sz w:val="26"/>
-          <w:szCs w:val="26"/>
-        </w:rPr>
-        <w:t xml:space="preserve"> (</w:t>
-      </w:r>
-      <w:proofErr w:type="spellStart"/>
-      <w:r>
-        <w:rPr>
-          <w:rFonts w:cs="Times New Roman"/>
-          <w:sz w:val="26"/>
-          <w:szCs w:val="26"/>
-        </w:rPr>
-        <w:t>nếu</w:t>
-      </w:r>
-      <w:proofErr w:type="spellEnd"/>
-      <w:r>
-        <w:rPr>
-          <w:rFonts w:cs="Times New Roman"/>
-          <w:sz w:val="26"/>
-          <w:szCs w:val="26"/>
-        </w:rPr>
-        <w:t xml:space="preserve"> </w:t>
-      </w:r>
-      <w:proofErr w:type="spellStart"/>
-      <w:r>
-        <w:rPr>
-          <w:rFonts w:cs="Times New Roman"/>
-          <w:sz w:val="26"/>
-          <w:szCs w:val="26"/>
-        </w:rPr>
-        <w:t>nhập</w:t>
-      </w:r>
-      <w:proofErr w:type="spellEnd"/>
-      <w:r>
-        <w:rPr>
-          <w:rFonts w:cs="Times New Roman"/>
-          <w:sz w:val="26"/>
-          <w:szCs w:val="26"/>
-        </w:rPr>
-        <w:t>).</w:t>
-      </w:r>
-    </w:p>
-    <w:p>
-      <w:pPr>
-        <w:pStyle w:val="ListParagraph"/>
-        <w:numPr>
-          <w:ilvl w:val="0"/>
-          <w:numId w:val="26"/>
-        </w:numPr>
-        <w:spacing w:line="360" w:lineRule="auto"/>
-        <w:jc w:val="both"/>
-        <w:rPr>
-          <w:rFonts w:cs="Times New Roman"/>
-          <w:sz w:val="26"/>
-          <w:szCs w:val="26"/>
-        </w:rPr>
-      </w:pPr>
-      <w:proofErr w:type="spellStart"/>
-      <w:r>
-        <w:rPr>
-          <w:rFonts w:cs="Times New Roman"/>
-          <w:sz w:val="26"/>
-          <w:szCs w:val="26"/>
-        </w:rPr>
-        <w:t>Nghiệp</w:t>
-      </w:r>
-      <w:proofErr w:type="spellEnd"/>
-      <w:r>
-        <w:rPr>
-          <w:rFonts w:cs="Times New Roman"/>
-          <w:sz w:val="26"/>
-          <w:szCs w:val="26"/>
-        </w:rPr>
-        <w:t xml:space="preserve"> </w:t>
-      </w:r>
-      <w:proofErr w:type="spellStart"/>
-      <w:r>
-        <w:rPr>
-          <w:rFonts w:cs="Times New Roman"/>
-          <w:sz w:val="26"/>
-          <w:szCs w:val="26"/>
-        </w:rPr>
-        <w:t>vụ</w:t>
-      </w:r>
-      <w:proofErr w:type="spellEnd"/>
-      <w:r>
-        <w:rPr>
-          <w:rFonts w:cs="Times New Roman"/>
-          <w:sz w:val="26"/>
-          <w:szCs w:val="26"/>
-        </w:rPr>
-        <w:t xml:space="preserve"> </w:t>
-      </w:r>
-      <w:proofErr w:type="spellStart"/>
-      <w:r>
-        <w:rPr>
-          <w:rFonts w:cs="Times New Roman"/>
-          <w:sz w:val="26"/>
-          <w:szCs w:val="26"/>
-        </w:rPr>
-        <w:t>cơ</w:t>
-      </w:r>
-      <w:proofErr w:type="spellEnd"/>
-      <w:r>
-        <w:rPr>
-          <w:rFonts w:cs="Times New Roman"/>
-          <w:sz w:val="26"/>
-          <w:szCs w:val="26"/>
-        </w:rPr>
-        <w:t xml:space="preserve"> </w:t>
-      </w:r>
-      <w:proofErr w:type="spellStart"/>
-      <w:r>
-        <w:rPr>
-          <w:rFonts w:cs="Times New Roman"/>
-          <w:sz w:val="26"/>
-          <w:szCs w:val="26"/>
-        </w:rPr>
-        <w:t>sở</w:t>
-      </w:r>
-      <w:proofErr w:type="spellEnd"/>
-      <w:r>
-        <w:rPr>
-          <w:rFonts w:cs="Times New Roman"/>
-          <w:sz w:val="26"/>
-          <w:szCs w:val="26"/>
-        </w:rPr>
-        <w:t xml:space="preserve"> </w:t>
-      </w:r>
-      <w:proofErr w:type="spellStart"/>
-      <w:r>
-        <w:rPr>
-          <w:rFonts w:cs="Times New Roman"/>
-          <w:sz w:val="26"/>
-          <w:szCs w:val="26"/>
-        </w:rPr>
-        <w:t>dữ</w:t>
-      </w:r>
-      <w:proofErr w:type="spellEnd"/>
-      <w:r>
-        <w:rPr>
-          <w:rFonts w:cs="Times New Roman"/>
-          <w:sz w:val="26"/>
-          <w:szCs w:val="26"/>
-        </w:rPr>
-        <w:t xml:space="preserve"> </w:t>
-      </w:r>
-      <w:proofErr w:type="spellStart"/>
-      <w:r>
-        <w:rPr>
-          <w:rFonts w:cs="Times New Roman"/>
-          <w:sz w:val="26"/>
-          <w:szCs w:val="26"/>
-        </w:rPr>
-        <w:t>liệu</w:t>
-      </w:r>
-      <w:proofErr w:type="spellEnd"/>
-      <w:r>
-        <w:rPr>
-          <w:rFonts w:cs="Times New Roman"/>
-          <w:sz w:val="26"/>
-          <w:szCs w:val="26"/>
-        </w:rPr>
-        <w:t>:</w:t>
-      </w:r>
-    </w:p>
-    <w:p>
-      <w:pPr>
-        <w:pStyle w:val="ListParagraph"/>
-        <w:numPr>
-          <w:ilvl w:val="0"/>
-          <w:numId w:val="27"/>
-        </w:numPr>
-        <w:spacing w:line="360" w:lineRule="auto"/>
-        <w:jc w:val="both"/>
-        <w:rPr>
-          <w:rFonts w:cs="Times New Roman"/>
-          <w:sz w:val="26"/>
-          <w:szCs w:val="26"/>
-        </w:rPr>
-      </w:pPr>
-      <w:proofErr w:type="spellStart"/>
-      <w:r>
-        <w:rPr>
-          <w:rFonts w:cs="Times New Roman"/>
-          <w:sz w:val="26"/>
-          <w:szCs w:val="26"/>
-        </w:rPr>
-        <w:t>Kiểm</w:t>
-      </w:r>
-      <w:proofErr w:type="spellEnd"/>
-      <w:r>
-        <w:rPr>
-          <w:rFonts w:cs="Times New Roman"/>
-          <w:sz w:val="26"/>
-          <w:szCs w:val="26"/>
-        </w:rPr>
-        <w:t xml:space="preserve"> </w:t>
-      </w:r>
-      <w:proofErr w:type="spellStart"/>
-      <w:r>
-        <w:rPr>
-          <w:rFonts w:cs="Times New Roman"/>
-          <w:sz w:val="26"/>
-          <w:szCs w:val="26"/>
-        </w:rPr>
-        <w:t>tra</w:t>
-      </w:r>
-      <w:proofErr w:type="spellEnd"/>
-      <w:r>
-        <w:rPr>
-          <w:rFonts w:cs="Times New Roman"/>
-          <w:sz w:val="26"/>
-          <w:szCs w:val="26"/>
-        </w:rPr>
-        <w:t xml:space="preserve"> </w:t>
-      </w:r>
-      <w:proofErr w:type="spellStart"/>
-      <w:r>
-        <w:rPr>
-          <w:rFonts w:cs="Times New Roman"/>
-          <w:sz w:val="26"/>
-          <w:szCs w:val="26"/>
-        </w:rPr>
-        <w:t>ràng</w:t>
-      </w:r>
-      <w:proofErr w:type="spellEnd"/>
-      <w:r>
-        <w:rPr>
-          <w:rFonts w:cs="Times New Roman"/>
-          <w:sz w:val="26"/>
-          <w:szCs w:val="26"/>
-        </w:rPr>
-        <w:t xml:space="preserve"> </w:t>
-      </w:r>
-      <w:proofErr w:type="spellStart"/>
-      <w:r>
-        <w:rPr>
-          <w:rFonts w:cs="Times New Roman"/>
-          <w:sz w:val="26"/>
-          <w:szCs w:val="26"/>
-        </w:rPr>
-        <w:t>buộc</w:t>
-      </w:r>
-      <w:proofErr w:type="spellEnd"/>
-      <w:r>
-        <w:rPr>
-          <w:rFonts w:cs="Times New Roman"/>
-          <w:sz w:val="26"/>
-          <w:szCs w:val="26"/>
-        </w:rPr>
-        <w:t xml:space="preserve"> </w:t>
-      </w:r>
-      <w:proofErr w:type="spellStart"/>
-      <w:r>
-        <w:rPr>
-          <w:rFonts w:cs="Times New Roman"/>
-          <w:sz w:val="26"/>
-          <w:szCs w:val="26"/>
-        </w:rPr>
-        <w:t>trùng</w:t>
-      </w:r>
-      <w:proofErr w:type="spellEnd"/>
-      <w:r>
-        <w:rPr>
-          <w:rFonts w:cs="Times New Roman"/>
-          <w:sz w:val="26"/>
-          <w:szCs w:val="26"/>
-        </w:rPr>
-        <w:t xml:space="preserve"> </w:t>
-      </w:r>
-      <w:proofErr w:type="spellStart"/>
-      <w:r>
-        <w:rPr>
-          <w:rFonts w:cs="Times New Roman"/>
-          <w:sz w:val="26"/>
-          <w:szCs w:val="26"/>
-        </w:rPr>
-        <w:t>tên</w:t>
-      </w:r>
-      <w:proofErr w:type="spellEnd"/>
-      <w:r>
-        <w:rPr>
-          <w:rFonts w:cs="Times New Roman"/>
-          <w:sz w:val="26"/>
-          <w:szCs w:val="26"/>
-        </w:rPr>
-        <w:t xml:space="preserve"> (Unique Constraint) </w:t>
-      </w:r>
-      <w:proofErr w:type="spellStart"/>
-      <w:r>
-        <w:rPr>
-          <w:rFonts w:cs="Times New Roman"/>
-          <w:sz w:val="26"/>
-          <w:szCs w:val="26"/>
-        </w:rPr>
-        <w:t>trong</w:t>
-      </w:r>
-      <w:proofErr w:type="spellEnd"/>
-      <w:r>
-        <w:rPr>
-          <w:rFonts w:cs="Times New Roman"/>
-          <w:sz w:val="26"/>
-          <w:szCs w:val="26"/>
-        </w:rPr>
-        <w:t xml:space="preserve"> Database: </w:t>
-      </w:r>
-      <w:proofErr w:type="spellStart"/>
-      <w:r>
-        <w:rPr>
-          <w:rFonts w:cs="Times New Roman"/>
-          <w:sz w:val="26"/>
-          <w:szCs w:val="26"/>
-        </w:rPr>
-        <w:t>Không</w:t>
-      </w:r>
-      <w:proofErr w:type="spellEnd"/>
-      <w:r>
-        <w:rPr>
-          <w:rFonts w:cs="Times New Roman"/>
-          <w:sz w:val="26"/>
-          <w:szCs w:val="26"/>
-        </w:rPr>
-        <w:t xml:space="preserve"> </w:t>
-      </w:r>
-      <w:proofErr w:type="spellStart"/>
-      <w:r>
-        <w:rPr>
-          <w:rFonts w:cs="Times New Roman"/>
-          <w:sz w:val="26"/>
-          <w:szCs w:val="26"/>
-        </w:rPr>
-        <w:t>cho</w:t>
-      </w:r>
-      <w:proofErr w:type="spellEnd"/>
-      <w:r>
-        <w:rPr>
-          <w:rFonts w:cs="Times New Roman"/>
-          <w:sz w:val="26"/>
-          <w:szCs w:val="26"/>
-        </w:rPr>
-        <w:t xml:space="preserve"> </w:t>
-      </w:r>
-      <w:proofErr w:type="spellStart"/>
-      <w:r>
-        <w:rPr>
-          <w:rFonts w:cs="Times New Roman"/>
-          <w:sz w:val="26"/>
-          <w:szCs w:val="26"/>
-        </w:rPr>
-        <w:t>phép</w:t>
-      </w:r>
-      <w:proofErr w:type="spellEnd"/>
-      <w:r>
-        <w:rPr>
-          <w:rFonts w:cs="Times New Roman"/>
-          <w:sz w:val="26"/>
-          <w:szCs w:val="26"/>
-        </w:rPr>
-        <w:t xml:space="preserve"> </w:t>
-      </w:r>
-      <w:proofErr w:type="spellStart"/>
-      <w:r>
-        <w:rPr>
-          <w:rFonts w:cs="Times New Roman"/>
-          <w:sz w:val="26"/>
-          <w:szCs w:val="26"/>
-        </w:rPr>
-        <w:t>thêm</w:t>
-      </w:r>
-      <w:proofErr w:type="spellEnd"/>
-      <w:r>
-        <w:rPr>
-          <w:rFonts w:cs="Times New Roman"/>
-          <w:sz w:val="26"/>
-          <w:szCs w:val="26"/>
-        </w:rPr>
-        <w:t xml:space="preserve"> </w:t>
-      </w:r>
-      <w:proofErr w:type="spellStart"/>
-      <w:r>
-        <w:rPr>
-          <w:rFonts w:cs="Times New Roman"/>
-          <w:sz w:val="26"/>
-          <w:szCs w:val="26"/>
-        </w:rPr>
-        <w:t>hai</w:t>
-      </w:r>
-      <w:proofErr w:type="spellEnd"/>
-      <w:r>
-        <w:rPr>
-          <w:rFonts w:cs="Times New Roman"/>
-          <w:sz w:val="26"/>
-          <w:szCs w:val="26"/>
-        </w:rPr>
-        <w:t xml:space="preserve"> </w:t>
-      </w:r>
-      <w:proofErr w:type="spellStart"/>
-      <w:r>
-        <w:rPr>
-          <w:rFonts w:cs="Times New Roman"/>
-          <w:sz w:val="26"/>
-          <w:szCs w:val="26"/>
-        </w:rPr>
-        <w:t>tổ</w:t>
-      </w:r>
-      <w:proofErr w:type="spellEnd"/>
-      <w:r>
-        <w:rPr>
-          <w:rFonts w:cs="Times New Roman"/>
-          <w:sz w:val="26"/>
-          <w:szCs w:val="26"/>
-        </w:rPr>
-        <w:t xml:space="preserve"> </w:t>
-      </w:r>
-      <w:proofErr w:type="spellStart"/>
-      <w:r>
-        <w:rPr>
-          <w:rFonts w:cs="Times New Roman"/>
-          <w:sz w:val="26"/>
-          <w:szCs w:val="26"/>
-        </w:rPr>
-        <w:t>chức</w:t>
-      </w:r>
-      <w:proofErr w:type="spellEnd"/>
-      <w:r>
-        <w:rPr>
-          <w:rFonts w:cs="Times New Roman"/>
-          <w:sz w:val="26"/>
-          <w:szCs w:val="26"/>
-        </w:rPr>
-        <w:t xml:space="preserve"> </w:t>
-      </w:r>
-      <w:proofErr w:type="spellStart"/>
-      <w:r>
-        <w:rPr>
-          <w:rFonts w:cs="Times New Roman"/>
-          <w:sz w:val="26"/>
-          <w:szCs w:val="26"/>
-        </w:rPr>
-        <w:t>có</w:t>
-      </w:r>
-      <w:proofErr w:type="spellEnd"/>
-      <w:r>
-        <w:rPr>
-          <w:rFonts w:cs="Times New Roman"/>
-          <w:sz w:val="26"/>
-          <w:szCs w:val="26"/>
-        </w:rPr>
-        <w:t xml:space="preserve"> </w:t>
-      </w:r>
-      <w:proofErr w:type="spellStart"/>
-      <w:r>
-        <w:rPr>
-          <w:rFonts w:cs="Times New Roman"/>
-          <w:sz w:val="26"/>
-          <w:szCs w:val="26"/>
-        </w:rPr>
-        <w:t>tên</w:t>
-      </w:r>
-      <w:proofErr w:type="spellEnd"/>
-      <w:r>
-        <w:rPr>
-          <w:rFonts w:cs="Times New Roman"/>
-          <w:sz w:val="26"/>
-          <w:szCs w:val="26"/>
-        </w:rPr>
-        <w:t xml:space="preserve"> </w:t>
-      </w:r>
-      <w:proofErr w:type="spellStart"/>
-      <w:r>
-        <w:rPr>
-          <w:rFonts w:cs="Times New Roman"/>
-          <w:sz w:val="26"/>
-          <w:szCs w:val="26"/>
-        </w:rPr>
-        <w:t>giống</w:t>
-      </w:r>
-      <w:proofErr w:type="spellEnd"/>
-      <w:r>
-        <w:rPr>
-          <w:rFonts w:cs="Times New Roman"/>
-          <w:sz w:val="26"/>
-          <w:szCs w:val="26"/>
-        </w:rPr>
-        <w:t xml:space="preserve"> </w:t>
-      </w:r>
-      <w:proofErr w:type="spellStart"/>
-      <w:r>
-        <w:rPr>
-          <w:rFonts w:cs="Times New Roman"/>
-          <w:sz w:val="26"/>
-          <w:szCs w:val="26"/>
-        </w:rPr>
-        <w:t>nhau</w:t>
-      </w:r>
-      <w:proofErr w:type="spellEnd"/>
-      <w:r>
-        <w:rPr>
-          <w:rFonts w:cs="Times New Roman"/>
-          <w:sz w:val="26"/>
-          <w:szCs w:val="26"/>
-        </w:rPr>
-        <w:t xml:space="preserve"> (</w:t>
-      </w:r>
-      <w:proofErr w:type="spellStart"/>
-      <w:r>
-        <w:rPr>
-          <w:rFonts w:cs="Times New Roman"/>
-          <w:sz w:val="26"/>
-          <w:szCs w:val="26"/>
-        </w:rPr>
-        <w:t>không</w:t>
-      </w:r>
-      <w:proofErr w:type="spellEnd"/>
-      <w:r>
-        <w:rPr>
-          <w:rFonts w:cs="Times New Roman"/>
-          <w:sz w:val="26"/>
-          <w:szCs w:val="26"/>
-        </w:rPr>
-        <w:t xml:space="preserve"> </w:t>
-      </w:r>
-      <w:proofErr w:type="spellStart"/>
-      <w:r>
-        <w:rPr>
-          <w:rFonts w:cs="Times New Roman"/>
-          <w:sz w:val="26"/>
-          <w:szCs w:val="26"/>
-        </w:rPr>
-        <w:t>phân</w:t>
-      </w:r>
-      <w:proofErr w:type="spellEnd"/>
-      <w:r>
-        <w:rPr>
-          <w:rFonts w:cs="Times New Roman"/>
-          <w:sz w:val="26"/>
-          <w:szCs w:val="26"/>
-        </w:rPr>
-        <w:t xml:space="preserve"> </w:t>
-      </w:r>
-      <w:proofErr w:type="spellStart"/>
-      <w:r>
-        <w:rPr>
-          <w:rFonts w:cs="Times New Roman"/>
-          <w:sz w:val="26"/>
-          <w:szCs w:val="26"/>
-        </w:rPr>
-        <w:t>biệt</w:t>
-      </w:r>
-      <w:proofErr w:type="spellEnd"/>
-      <w:r>
-        <w:rPr>
-          <w:rFonts w:cs="Times New Roman"/>
-          <w:sz w:val="26"/>
-          <w:szCs w:val="26"/>
-        </w:rPr>
-        <w:t xml:space="preserve"> </w:t>
-      </w:r>
-      <w:proofErr w:type="spellStart"/>
-      <w:r>
-        <w:rPr>
-          <w:rFonts w:cs="Times New Roman"/>
-          <w:sz w:val="26"/>
-          <w:szCs w:val="26"/>
-        </w:rPr>
-        <w:t>hoa</w:t>
-      </w:r>
-      <w:proofErr w:type="spellEnd"/>
-      <w:r>
-        <w:rPr>
-          <w:rFonts w:cs="Times New Roman"/>
-          <w:sz w:val="26"/>
-          <w:szCs w:val="26"/>
-        </w:rPr>
-        <w:t xml:space="preserve"> </w:t>
-      </w:r>
-      <w:proofErr w:type="spellStart"/>
-      <w:r>
-        <w:rPr>
-          <w:rFonts w:cs="Times New Roman"/>
-          <w:sz w:val="26"/>
-          <w:szCs w:val="26"/>
-        </w:rPr>
-        <w:t>thường</w:t>
-      </w:r>
-      <w:proofErr w:type="spellEnd"/>
-      <w:r>
-        <w:rPr>
-          <w:rFonts w:cs="Times New Roman"/>
-          <w:sz w:val="26"/>
-          <w:szCs w:val="26"/>
-        </w:rPr>
-        <w:t>).</w:t>
-      </w:r>
-    </w:p>
-    <w:p>
-      <w:pPr>
-        <w:pStyle w:val="ListParagraph"/>
-        <w:numPr>
-          <w:ilvl w:val="0"/>
-          <w:numId w:val="26"/>
-        </w:numPr>
-        <w:spacing w:line="360" w:lineRule="auto"/>
-        <w:jc w:val="both"/>
-        <w:rPr>
-          <w:rFonts w:cs="Times New Roman"/>
-          <w:sz w:val="26"/>
-          <w:szCs w:val="26"/>
-        </w:rPr>
-      </w:pPr>
-      <w:proofErr w:type="spellStart"/>
-      <w:r>
-        <w:rPr>
-          <w:rFonts w:cs="Times New Roman"/>
-          <w:sz w:val="26"/>
-          <w:szCs w:val="26"/>
-        </w:rPr>
-        <w:t>Luồng</w:t>
-      </w:r>
-      <w:proofErr w:type="spellEnd"/>
-      <w:r>
-        <w:rPr>
-          <w:rFonts w:cs="Times New Roman"/>
-          <w:sz w:val="26"/>
-          <w:szCs w:val="26"/>
-        </w:rPr>
-        <w:t xml:space="preserve"> </w:t>
-      </w:r>
-      <w:proofErr w:type="spellStart"/>
-      <w:r>
-        <w:rPr>
-          <w:rFonts w:cs="Times New Roman"/>
-          <w:sz w:val="26"/>
-          <w:szCs w:val="26"/>
-        </w:rPr>
-        <w:t>giao</w:t>
-      </w:r>
-      <w:proofErr w:type="spellEnd"/>
-      <w:r>
-        <w:rPr>
-          <w:rFonts w:cs="Times New Roman"/>
-          <w:sz w:val="26"/>
-          <w:szCs w:val="26"/>
-        </w:rPr>
-        <w:t xml:space="preserve"> </w:t>
-      </w:r>
-      <w:proofErr w:type="spellStart"/>
-      <w:r>
-        <w:rPr>
-          <w:rFonts w:cs="Times New Roman"/>
-          <w:sz w:val="26"/>
-          <w:szCs w:val="26"/>
-        </w:rPr>
-        <w:t>diện</w:t>
-      </w:r>
-      <w:proofErr w:type="spellEnd"/>
-      <w:r>
-        <w:rPr>
-          <w:rFonts w:cs="Times New Roman"/>
-          <w:sz w:val="26"/>
-          <w:szCs w:val="26"/>
-        </w:rPr>
-        <w:t xml:space="preserve"> (UI Flow):</w:t>
+      <w:proofErr w:type="spellStart"/>
+      <w:r>
+        <w:rPr>
+          <w:rFonts w:cs="Times New Roman"/>
+          <w:sz w:val="26"/>
+          <w:szCs w:val="26"/>
+        </w:rPr>
+        <w:t>Mật</w:t>
+      </w:r>
+      <w:proofErr w:type="spellEnd"/>
+      <w:r>
+        <w:rPr>
+          <w:rFonts w:cs="Times New Roman"/>
+          <w:sz w:val="26"/>
+          <w:szCs w:val="26"/>
+        </w:rPr>
+        <w:t xml:space="preserve"> </w:t>
+      </w:r>
+      <w:proofErr w:type="spellStart"/>
+      <w:r>
+        <w:rPr>
+          <w:rFonts w:cs="Times New Roman"/>
+          <w:sz w:val="26"/>
+          <w:szCs w:val="26"/>
+        </w:rPr>
+        <w:t>khẩu</w:t>
+      </w:r>
+      <w:proofErr w:type="spellEnd"/>
+      <w:r>
+        <w:rPr>
+          <w:rFonts w:cs="Times New Roman"/>
+          <w:sz w:val="26"/>
+          <w:szCs w:val="26"/>
+        </w:rPr>
+        <w:t xml:space="preserve">: </w:t>
+      </w:r>
+      <w:proofErr w:type="spellStart"/>
+      <w:r>
+        <w:rPr>
+          <w:rFonts w:cs="Times New Roman"/>
+          <w:sz w:val="26"/>
+          <w:szCs w:val="26"/>
+        </w:rPr>
+        <w:t>Tối</w:t>
+      </w:r>
+      <w:proofErr w:type="spellEnd"/>
+      <w:r>
+        <w:rPr>
+          <w:rFonts w:cs="Times New Roman"/>
+          <w:sz w:val="26"/>
+          <w:szCs w:val="26"/>
+        </w:rPr>
+        <w:t xml:space="preserve"> </w:t>
+      </w:r>
+      <w:proofErr w:type="spellStart"/>
+      <w:r>
+        <w:rPr>
+          <w:rFonts w:cs="Times New Roman"/>
+          <w:sz w:val="26"/>
+          <w:szCs w:val="26"/>
+        </w:rPr>
+        <w:t>thiểu</w:t>
+      </w:r>
+      <w:proofErr w:type="spellEnd"/>
+      <w:r>
+        <w:rPr>
+          <w:rFonts w:cs="Times New Roman"/>
+          <w:sz w:val="26"/>
+          <w:szCs w:val="26"/>
+        </w:rPr>
+        <w:t xml:space="preserve"> 8 </w:t>
+      </w:r>
+      <w:proofErr w:type="spellStart"/>
+      <w:r>
+        <w:rPr>
+          <w:rFonts w:cs="Times New Roman"/>
+          <w:sz w:val="26"/>
+          <w:szCs w:val="26"/>
+        </w:rPr>
+        <w:t>ký</w:t>
+      </w:r>
+      <w:proofErr w:type="spellEnd"/>
+      <w:r>
+        <w:rPr>
+          <w:rFonts w:cs="Times New Roman"/>
+          <w:sz w:val="26"/>
+          <w:szCs w:val="26"/>
+        </w:rPr>
+        <w:t xml:space="preserve"> </w:t>
+      </w:r>
+      <w:proofErr w:type="spellStart"/>
+      <w:r>
+        <w:rPr>
+          <w:rFonts w:cs="Times New Roman"/>
+          <w:sz w:val="26"/>
+          <w:szCs w:val="26"/>
+        </w:rPr>
+        <w:t>tự</w:t>
+      </w:r>
+      <w:proofErr w:type="spellEnd"/>
+      <w:r>
+        <w:rPr>
+          <w:rFonts w:cs="Times New Roman"/>
+          <w:sz w:val="26"/>
+          <w:szCs w:val="26"/>
+        </w:rPr>
+        <w:t xml:space="preserve">, </w:t>
+      </w:r>
+      <w:proofErr w:type="spellStart"/>
+      <w:r>
+        <w:rPr>
+          <w:rFonts w:cs="Times New Roman"/>
+          <w:sz w:val="26"/>
+          <w:szCs w:val="26"/>
+        </w:rPr>
+        <w:t>khớp</w:t>
+      </w:r>
+      <w:proofErr w:type="spellEnd"/>
+      <w:r>
+        <w:rPr>
+          <w:rFonts w:cs="Times New Roman"/>
+          <w:sz w:val="26"/>
+          <w:szCs w:val="26"/>
+        </w:rPr>
+        <w:t xml:space="preserve"> </w:t>
+      </w:r>
+      <w:proofErr w:type="spellStart"/>
+      <w:r>
+        <w:rPr>
+          <w:rFonts w:cs="Times New Roman"/>
+          <w:sz w:val="26"/>
+          <w:szCs w:val="26"/>
+        </w:rPr>
+        <w:t>với</w:t>
+      </w:r>
+      <w:proofErr w:type="spellEnd"/>
+      <w:r>
+        <w:rPr>
+          <w:rFonts w:cs="Times New Roman"/>
+          <w:sz w:val="26"/>
+          <w:szCs w:val="26"/>
+        </w:rPr>
+        <w:t xml:space="preserve"> </w:t>
+      </w:r>
+      <w:proofErr w:type="spellStart"/>
+      <w:r>
+        <w:rPr>
+          <w:rFonts w:cs="Times New Roman"/>
+          <w:sz w:val="26"/>
+          <w:szCs w:val="26"/>
+        </w:rPr>
+        <w:t>xác</w:t>
+      </w:r>
+      <w:proofErr w:type="spellEnd"/>
+      <w:r>
+        <w:rPr>
+          <w:rFonts w:cs="Times New Roman"/>
+          <w:sz w:val="26"/>
+          <w:szCs w:val="26"/>
+        </w:rPr>
+        <w:t xml:space="preserve"> </w:t>
+      </w:r>
+      <w:proofErr w:type="spellStart"/>
+      <w:r>
+        <w:rPr>
+          <w:rFonts w:cs="Times New Roman"/>
+          <w:sz w:val="26"/>
+          <w:szCs w:val="26"/>
+        </w:rPr>
+        <w:t>nhận</w:t>
+      </w:r>
+      <w:proofErr w:type="spellEnd"/>
+      <w:r>
+        <w:rPr>
+          <w:rFonts w:cs="Times New Roman"/>
+          <w:sz w:val="26"/>
+          <w:szCs w:val="26"/>
+        </w:rPr>
+        <w:t xml:space="preserve"> </w:t>
+      </w:r>
+      <w:proofErr w:type="spellStart"/>
+      <w:r>
+        <w:rPr>
+          <w:rFonts w:cs="Times New Roman"/>
+          <w:sz w:val="26"/>
+          <w:szCs w:val="26"/>
+        </w:rPr>
+        <w:t>mật</w:t>
+      </w:r>
+      <w:proofErr w:type="spellEnd"/>
+      <w:r>
+        <w:rPr>
+          <w:rFonts w:cs="Times New Roman"/>
+          <w:sz w:val="26"/>
+          <w:szCs w:val="26"/>
+        </w:rPr>
+        <w:t xml:space="preserve"> </w:t>
+      </w:r>
+      <w:proofErr w:type="spellStart"/>
+      <w:r>
+        <w:rPr>
+          <w:rFonts w:cs="Times New Roman"/>
+          <w:sz w:val="26"/>
+          <w:szCs w:val="26"/>
+        </w:rPr>
+        <w:t>khẩu</w:t>
+      </w:r>
+      <w:proofErr w:type="spellEnd"/>
+      <w:r>
+        <w:rPr>
+          <w:rFonts w:cs="Times New Roman"/>
+          <w:sz w:val="26"/>
+          <w:szCs w:val="26"/>
+        </w:rPr>
+        <w:t>.</w:t>
       </w:r>
     </w:p>
     <w:p>
@@ -7295,178 +5257,158 @@
           <w:sz w:val="26"/>
           <w:szCs w:val="26"/>
         </w:rPr>
-        <w:t>Trạng</w:t>
-      </w:r>
-      <w:proofErr w:type="spellEnd"/>
-      <w:r>
-        <w:rPr>
-          <w:rFonts w:cs="Times New Roman"/>
-          <w:sz w:val="26"/>
-          <w:szCs w:val="26"/>
-        </w:rPr>
-        <w:t xml:space="preserve"> </w:t>
-      </w:r>
-      <w:proofErr w:type="spellStart"/>
-      <w:r>
-        <w:rPr>
-          <w:rFonts w:cs="Times New Roman"/>
-          <w:sz w:val="26"/>
-          <w:szCs w:val="26"/>
-        </w:rPr>
-        <w:t>thái</w:t>
-      </w:r>
-      <w:proofErr w:type="spellEnd"/>
-      <w:r>
-        <w:rPr>
-          <w:rFonts w:cs="Times New Roman"/>
-          <w:sz w:val="26"/>
-          <w:szCs w:val="26"/>
-        </w:rPr>
-        <w:t xml:space="preserve"> </w:t>
-      </w:r>
-      <w:proofErr w:type="spellStart"/>
-      <w:r>
-        <w:rPr>
-          <w:rFonts w:cs="Times New Roman"/>
-          <w:sz w:val="26"/>
-          <w:szCs w:val="26"/>
-        </w:rPr>
-        <w:t>nút</w:t>
-      </w:r>
-      <w:proofErr w:type="spellEnd"/>
-      <w:r>
-        <w:rPr>
-          <w:rFonts w:cs="Times New Roman"/>
-          <w:sz w:val="26"/>
-          <w:szCs w:val="26"/>
-        </w:rPr>
-        <w:t xml:space="preserve"> Director: </w:t>
-      </w:r>
-      <w:proofErr w:type="spellStart"/>
-      <w:r>
-        <w:rPr>
-          <w:rFonts w:cs="Times New Roman"/>
-          <w:sz w:val="26"/>
-          <w:szCs w:val="26"/>
-        </w:rPr>
-        <w:t>Chỉ</w:t>
-      </w:r>
-      <w:proofErr w:type="spellEnd"/>
-      <w:r>
-        <w:rPr>
-          <w:rFonts w:cs="Times New Roman"/>
-          <w:sz w:val="26"/>
-          <w:szCs w:val="26"/>
-        </w:rPr>
-        <w:t xml:space="preserve"> </w:t>
-      </w:r>
-      <w:proofErr w:type="spellStart"/>
-      <w:r>
-        <w:rPr>
-          <w:rFonts w:cs="Times New Roman"/>
-          <w:sz w:val="26"/>
-          <w:szCs w:val="26"/>
-        </w:rPr>
-        <w:t>kích</w:t>
-      </w:r>
-      <w:proofErr w:type="spellEnd"/>
-      <w:r>
-        <w:rPr>
-          <w:rFonts w:cs="Times New Roman"/>
-          <w:sz w:val="26"/>
-          <w:szCs w:val="26"/>
-        </w:rPr>
-        <w:t xml:space="preserve"> </w:t>
-      </w:r>
-      <w:proofErr w:type="spellStart"/>
-      <w:r>
-        <w:rPr>
-          <w:rFonts w:cs="Times New Roman"/>
-          <w:sz w:val="26"/>
-          <w:szCs w:val="26"/>
-        </w:rPr>
-        <w:t>hoạt</w:t>
-      </w:r>
-      <w:proofErr w:type="spellEnd"/>
-      <w:r>
-        <w:rPr>
-          <w:rFonts w:cs="Times New Roman"/>
-          <w:sz w:val="26"/>
-          <w:szCs w:val="26"/>
-        </w:rPr>
-        <w:t xml:space="preserve"> (Enable) </w:t>
-      </w:r>
-      <w:proofErr w:type="spellStart"/>
-      <w:r>
-        <w:rPr>
-          <w:rFonts w:cs="Times New Roman"/>
-          <w:sz w:val="26"/>
-          <w:szCs w:val="26"/>
-        </w:rPr>
-        <w:t>khi</w:t>
-      </w:r>
-      <w:proofErr w:type="spellEnd"/>
-      <w:r>
-        <w:rPr>
-          <w:rFonts w:cs="Times New Roman"/>
-          <w:sz w:val="26"/>
-          <w:szCs w:val="26"/>
-        </w:rPr>
-        <w:t xml:space="preserve"> </w:t>
-      </w:r>
-      <w:proofErr w:type="spellStart"/>
-      <w:r>
-        <w:rPr>
-          <w:rFonts w:cs="Times New Roman"/>
-          <w:sz w:val="26"/>
-          <w:szCs w:val="26"/>
-        </w:rPr>
-        <w:t>lưu</w:t>
-      </w:r>
-      <w:proofErr w:type="spellEnd"/>
-      <w:r>
-        <w:rPr>
-          <w:rFonts w:cs="Times New Roman"/>
-          <w:sz w:val="26"/>
-          <w:szCs w:val="26"/>
-        </w:rPr>
-        <w:t xml:space="preserve"> </w:t>
-      </w:r>
-      <w:proofErr w:type="spellStart"/>
-      <w:r>
-        <w:rPr>
-          <w:rFonts w:cs="Times New Roman"/>
-          <w:sz w:val="26"/>
-          <w:szCs w:val="26"/>
-        </w:rPr>
-        <w:t>thành</w:t>
-      </w:r>
-      <w:proofErr w:type="spellEnd"/>
-      <w:r>
-        <w:rPr>
-          <w:rFonts w:cs="Times New Roman"/>
-          <w:sz w:val="26"/>
-          <w:szCs w:val="26"/>
-        </w:rPr>
-        <w:t xml:space="preserve"> </w:t>
-      </w:r>
-      <w:proofErr w:type="spellStart"/>
-      <w:r>
-        <w:rPr>
-          <w:rFonts w:cs="Times New Roman"/>
-          <w:sz w:val="26"/>
-          <w:szCs w:val="26"/>
-        </w:rPr>
-        <w:t>công</w:t>
-      </w:r>
-      <w:proofErr w:type="spellEnd"/>
-      <w:r>
-        <w:rPr>
-          <w:rFonts w:cs="Times New Roman"/>
-          <w:sz w:val="26"/>
-          <w:szCs w:val="26"/>
-        </w:rPr>
-        <w:t>.</w:t>
+        <w:t>Tuổi</w:t>
+      </w:r>
+      <w:proofErr w:type="spellEnd"/>
+      <w:r>
+        <w:rPr>
+          <w:rFonts w:cs="Times New Roman"/>
+          <w:sz w:val="26"/>
+          <w:szCs w:val="26"/>
+        </w:rPr>
+        <w:t xml:space="preserve">: </w:t>
+      </w:r>
+      <w:proofErr w:type="spellStart"/>
+      <w:r>
+        <w:rPr>
+          <w:rFonts w:cs="Times New Roman"/>
+          <w:sz w:val="26"/>
+          <w:szCs w:val="26"/>
+        </w:rPr>
+        <w:t>Phải</w:t>
+      </w:r>
+      <w:proofErr w:type="spellEnd"/>
+      <w:r>
+        <w:rPr>
+          <w:rFonts w:cs="Times New Roman"/>
+          <w:sz w:val="26"/>
+          <w:szCs w:val="26"/>
+        </w:rPr>
+        <w:t xml:space="preserve"> &gt;= 18.</w:t>
+      </w:r>
+    </w:p>
+    <w:p>
+      <w:pPr>
+        <w:pStyle w:val="ListParagraph"/>
+        <w:numPr>
+          <w:ilvl w:val="0"/>
+          <w:numId w:val="26"/>
+        </w:numPr>
+        <w:spacing w:line="360" w:lineRule="auto"/>
+        <w:jc w:val="both"/>
+        <w:rPr>
+          <w:rFonts w:cs="Times New Roman"/>
+          <w:sz w:val="26"/>
+          <w:szCs w:val="26"/>
+        </w:rPr>
+      </w:pPr>
+      <w:proofErr w:type="spellStart"/>
+      <w:r>
+        <w:rPr>
+          <w:rFonts w:cs="Times New Roman"/>
+          <w:sz w:val="26"/>
+          <w:szCs w:val="26"/>
+        </w:rPr>
+        <w:t>Nghiệp</w:t>
+      </w:r>
+      <w:proofErr w:type="spellEnd"/>
+      <w:r>
+        <w:rPr>
+          <w:rFonts w:cs="Times New Roman"/>
+          <w:sz w:val="26"/>
+          <w:szCs w:val="26"/>
+        </w:rPr>
+        <w:t xml:space="preserve"> </w:t>
+      </w:r>
+      <w:proofErr w:type="spellStart"/>
+      <w:r>
+        <w:rPr>
+          <w:rFonts w:cs="Times New Roman"/>
+          <w:sz w:val="26"/>
+          <w:szCs w:val="26"/>
+        </w:rPr>
+        <w:t>vụ</w:t>
+      </w:r>
+      <w:proofErr w:type="spellEnd"/>
+      <w:r>
+        <w:rPr>
+          <w:rFonts w:cs="Times New Roman"/>
+          <w:sz w:val="26"/>
+          <w:szCs w:val="26"/>
+        </w:rPr>
+        <w:t xml:space="preserve"> </w:t>
+      </w:r>
+      <w:proofErr w:type="spellStart"/>
+      <w:r>
+        <w:rPr>
+          <w:rFonts w:cs="Times New Roman"/>
+          <w:sz w:val="26"/>
+          <w:szCs w:val="26"/>
+        </w:rPr>
+        <w:t>cơ</w:t>
+      </w:r>
+      <w:proofErr w:type="spellEnd"/>
+      <w:r>
+        <w:rPr>
+          <w:rFonts w:cs="Times New Roman"/>
+          <w:sz w:val="26"/>
+          <w:szCs w:val="26"/>
+        </w:rPr>
+        <w:t xml:space="preserve"> </w:t>
+      </w:r>
+      <w:proofErr w:type="spellStart"/>
+      <w:r>
+        <w:rPr>
+          <w:rFonts w:cs="Times New Roman"/>
+          <w:sz w:val="26"/>
+          <w:szCs w:val="26"/>
+        </w:rPr>
+        <w:t>sở</w:t>
+      </w:r>
+      <w:proofErr w:type="spellEnd"/>
+      <w:r>
+        <w:rPr>
+          <w:rFonts w:cs="Times New Roman"/>
+          <w:sz w:val="26"/>
+          <w:szCs w:val="26"/>
+        </w:rPr>
+        <w:t xml:space="preserve"> </w:t>
+      </w:r>
+      <w:proofErr w:type="spellStart"/>
+      <w:r>
+        <w:rPr>
+          <w:rFonts w:cs="Times New Roman"/>
+          <w:sz w:val="26"/>
+          <w:szCs w:val="26"/>
+        </w:rPr>
+        <w:t>dữ</w:t>
+      </w:r>
+      <w:proofErr w:type="spellEnd"/>
+      <w:r>
+        <w:rPr>
+          <w:rFonts w:cs="Times New Roman"/>
+          <w:sz w:val="26"/>
+          <w:szCs w:val="26"/>
+        </w:rPr>
+        <w:t xml:space="preserve"> </w:t>
+      </w:r>
+      <w:proofErr w:type="spellStart"/>
+      <w:r>
+        <w:rPr>
+          <w:rFonts w:cs="Times New Roman"/>
+          <w:sz w:val="26"/>
+          <w:szCs w:val="26"/>
+        </w:rPr>
+        <w:t>liệu</w:t>
+      </w:r>
+      <w:proofErr w:type="spellEnd"/>
+      <w:r>
+        <w:rPr>
+          <w:rFonts w:cs="Times New Roman"/>
+          <w:sz w:val="26"/>
+          <w:szCs w:val="26"/>
+        </w:rPr>
+        <w:t>:</w:t>
       </w:r>
     </w:p>
     <w:p>
@@ -7492,151 +5434,462 @@
           <w:sz w:val="26"/>
           <w:szCs w:val="26"/>
         </w:rPr>
-        <w:t>Chức</w:t>
-      </w:r>
-      <w:proofErr w:type="spellEnd"/>
-      <w:r>
-        <w:rPr>
-          <w:rFonts w:cs="Times New Roman"/>
-          <w:sz w:val="26"/>
-          <w:szCs w:val="26"/>
-        </w:rPr>
-        <w:t xml:space="preserve"> </w:t>
-      </w:r>
-      <w:proofErr w:type="spellStart"/>
-      <w:r>
-        <w:rPr>
-          <w:rFonts w:cs="Times New Roman"/>
-          <w:sz w:val="26"/>
-          <w:szCs w:val="26"/>
-        </w:rPr>
-        <w:t>năng</w:t>
-      </w:r>
-      <w:proofErr w:type="spellEnd"/>
-      <w:r>
-        <w:rPr>
-          <w:rFonts w:cs="Times New Roman"/>
-          <w:sz w:val="26"/>
-          <w:szCs w:val="26"/>
-        </w:rPr>
-        <w:t xml:space="preserve"> </w:t>
-      </w:r>
-      <w:proofErr w:type="spellStart"/>
-      <w:r>
-        <w:rPr>
-          <w:rFonts w:cs="Times New Roman"/>
-          <w:sz w:val="26"/>
-          <w:szCs w:val="26"/>
-        </w:rPr>
-        <w:t>nút</w:t>
-      </w:r>
-      <w:proofErr w:type="spellEnd"/>
-      <w:r>
-        <w:rPr>
-          <w:rFonts w:cs="Times New Roman"/>
-          <w:sz w:val="26"/>
-          <w:szCs w:val="26"/>
-        </w:rPr>
-        <w:t xml:space="preserve"> Back: </w:t>
-      </w:r>
-      <w:proofErr w:type="spellStart"/>
-      <w:r>
-        <w:rPr>
-          <w:rFonts w:cs="Times New Roman"/>
-          <w:sz w:val="26"/>
-          <w:szCs w:val="26"/>
-        </w:rPr>
-        <w:t>Đóng</w:t>
-      </w:r>
-      <w:proofErr w:type="spellEnd"/>
-      <w:r>
-        <w:rPr>
-          <w:rFonts w:cs="Times New Roman"/>
-          <w:sz w:val="26"/>
-          <w:szCs w:val="26"/>
-        </w:rPr>
-        <w:t xml:space="preserve"> form </w:t>
-      </w:r>
-      <w:proofErr w:type="spellStart"/>
-      <w:r>
-        <w:rPr>
-          <w:rFonts w:cs="Times New Roman"/>
-          <w:sz w:val="26"/>
-          <w:szCs w:val="26"/>
-        </w:rPr>
-        <w:t>và</w:t>
-      </w:r>
-      <w:proofErr w:type="spellEnd"/>
-      <w:r>
-        <w:rPr>
-          <w:rFonts w:cs="Times New Roman"/>
-          <w:sz w:val="26"/>
-          <w:szCs w:val="26"/>
-        </w:rPr>
-        <w:t xml:space="preserve"> </w:t>
-      </w:r>
-      <w:proofErr w:type="spellStart"/>
-      <w:r>
-        <w:rPr>
-          <w:rFonts w:cs="Times New Roman"/>
-          <w:sz w:val="26"/>
-          <w:szCs w:val="26"/>
-        </w:rPr>
-        <w:t>không</w:t>
-      </w:r>
-      <w:proofErr w:type="spellEnd"/>
-      <w:r>
-        <w:rPr>
-          <w:rFonts w:cs="Times New Roman"/>
-          <w:sz w:val="26"/>
-          <w:szCs w:val="26"/>
-        </w:rPr>
-        <w:t xml:space="preserve"> </w:t>
-      </w:r>
-      <w:proofErr w:type="spellStart"/>
-      <w:r>
-        <w:rPr>
-          <w:rFonts w:cs="Times New Roman"/>
-          <w:sz w:val="26"/>
-          <w:szCs w:val="26"/>
-        </w:rPr>
-        <w:t>lưu</w:t>
-      </w:r>
-      <w:proofErr w:type="spellEnd"/>
-      <w:r>
-        <w:rPr>
-          <w:rFonts w:cs="Times New Roman"/>
-          <w:sz w:val="26"/>
-          <w:szCs w:val="26"/>
-        </w:rPr>
-        <w:t xml:space="preserve"> </w:t>
-      </w:r>
-      <w:proofErr w:type="spellStart"/>
-      <w:r>
-        <w:rPr>
-          <w:rFonts w:cs="Times New Roman"/>
-          <w:sz w:val="26"/>
-          <w:szCs w:val="26"/>
-        </w:rPr>
-        <w:t>dữ</w:t>
-      </w:r>
-      <w:proofErr w:type="spellEnd"/>
-      <w:r>
-        <w:rPr>
-          <w:rFonts w:cs="Times New Roman"/>
-          <w:sz w:val="26"/>
-          <w:szCs w:val="26"/>
-        </w:rPr>
-        <w:t xml:space="preserve"> </w:t>
-      </w:r>
-      <w:proofErr w:type="spellStart"/>
-      <w:r>
-        <w:rPr>
-          <w:rFonts w:cs="Times New Roman"/>
-          <w:sz w:val="26"/>
-          <w:szCs w:val="26"/>
-        </w:rPr>
-        <w:t>liệu</w:t>
+        <w:t>Kiểm</w:t>
+      </w:r>
+      <w:proofErr w:type="spellEnd"/>
+      <w:r>
+        <w:rPr>
+          <w:rFonts w:cs="Times New Roman"/>
+          <w:sz w:val="26"/>
+          <w:szCs w:val="26"/>
+        </w:rPr>
+        <w:t xml:space="preserve"> </w:t>
+      </w:r>
+      <w:proofErr w:type="spellStart"/>
+      <w:r>
+        <w:rPr>
+          <w:rFonts w:cs="Times New Roman"/>
+          <w:sz w:val="26"/>
+          <w:szCs w:val="26"/>
+        </w:rPr>
+        <w:t>tra</w:t>
+      </w:r>
+      <w:proofErr w:type="spellEnd"/>
+      <w:r>
+        <w:rPr>
+          <w:rFonts w:cs="Times New Roman"/>
+          <w:sz w:val="26"/>
+          <w:szCs w:val="26"/>
+        </w:rPr>
+        <w:t xml:space="preserve"> </w:t>
+      </w:r>
+      <w:proofErr w:type="spellStart"/>
+      <w:r>
+        <w:rPr>
+          <w:rFonts w:cs="Times New Roman"/>
+          <w:sz w:val="26"/>
+          <w:szCs w:val="26"/>
+        </w:rPr>
+        <w:t>ràng</w:t>
+      </w:r>
+      <w:proofErr w:type="spellEnd"/>
+      <w:r>
+        <w:rPr>
+          <w:rFonts w:cs="Times New Roman"/>
+          <w:sz w:val="26"/>
+          <w:szCs w:val="26"/>
+        </w:rPr>
+        <w:t xml:space="preserve"> </w:t>
+      </w:r>
+      <w:proofErr w:type="spellStart"/>
+      <w:r>
+        <w:rPr>
+          <w:rFonts w:cs="Times New Roman"/>
+          <w:sz w:val="26"/>
+          <w:szCs w:val="26"/>
+        </w:rPr>
+        <w:t>buộc</w:t>
+      </w:r>
+      <w:proofErr w:type="spellEnd"/>
+      <w:r>
+        <w:rPr>
+          <w:rFonts w:cs="Times New Roman"/>
+          <w:sz w:val="26"/>
+          <w:szCs w:val="26"/>
+        </w:rPr>
+        <w:t xml:space="preserve"> </w:t>
+      </w:r>
+      <w:proofErr w:type="spellStart"/>
+      <w:r>
+        <w:rPr>
+          <w:rFonts w:cs="Times New Roman"/>
+          <w:sz w:val="26"/>
+          <w:szCs w:val="26"/>
+        </w:rPr>
+        <w:t>trùng</w:t>
+      </w:r>
+      <w:proofErr w:type="spellEnd"/>
+      <w:r>
+        <w:rPr>
+          <w:rFonts w:cs="Times New Roman"/>
+          <w:sz w:val="26"/>
+          <w:szCs w:val="26"/>
+        </w:rPr>
+        <w:t xml:space="preserve"> </w:t>
+      </w:r>
+      <w:proofErr w:type="spellStart"/>
+      <w:r>
+        <w:rPr>
+          <w:rFonts w:cs="Times New Roman"/>
+          <w:sz w:val="26"/>
+          <w:szCs w:val="26"/>
+        </w:rPr>
+        <w:t>lặp</w:t>
+      </w:r>
+      <w:proofErr w:type="spellEnd"/>
+      <w:r>
+        <w:rPr>
+          <w:rFonts w:cs="Times New Roman"/>
+          <w:sz w:val="26"/>
+          <w:szCs w:val="26"/>
+        </w:rPr>
+        <w:t xml:space="preserve"> (Unique): </w:t>
+      </w:r>
+      <w:proofErr w:type="spellStart"/>
+      <w:r>
+        <w:rPr>
+          <w:rFonts w:cs="Times New Roman"/>
+          <w:sz w:val="26"/>
+          <w:szCs w:val="26"/>
+        </w:rPr>
+        <w:t>Không</w:t>
+      </w:r>
+      <w:proofErr w:type="spellEnd"/>
+      <w:r>
+        <w:rPr>
+          <w:rFonts w:cs="Times New Roman"/>
+          <w:sz w:val="26"/>
+          <w:szCs w:val="26"/>
+        </w:rPr>
+        <w:t xml:space="preserve"> </w:t>
+      </w:r>
+      <w:proofErr w:type="spellStart"/>
+      <w:r>
+        <w:rPr>
+          <w:rFonts w:cs="Times New Roman"/>
+          <w:sz w:val="26"/>
+          <w:szCs w:val="26"/>
+        </w:rPr>
+        <w:t>cho</w:t>
+      </w:r>
+      <w:proofErr w:type="spellEnd"/>
+      <w:r>
+        <w:rPr>
+          <w:rFonts w:cs="Times New Roman"/>
+          <w:sz w:val="26"/>
+          <w:szCs w:val="26"/>
+        </w:rPr>
+        <w:t xml:space="preserve"> </w:t>
+      </w:r>
+      <w:proofErr w:type="spellStart"/>
+      <w:r>
+        <w:rPr>
+          <w:rFonts w:cs="Times New Roman"/>
+          <w:sz w:val="26"/>
+          <w:szCs w:val="26"/>
+        </w:rPr>
+        <w:t>phép</w:t>
+      </w:r>
+      <w:proofErr w:type="spellEnd"/>
+      <w:r>
+        <w:rPr>
+          <w:rFonts w:cs="Times New Roman"/>
+          <w:sz w:val="26"/>
+          <w:szCs w:val="26"/>
+        </w:rPr>
+        <w:t xml:space="preserve"> </w:t>
+      </w:r>
+      <w:proofErr w:type="spellStart"/>
+      <w:r>
+        <w:rPr>
+          <w:rFonts w:cs="Times New Roman"/>
+          <w:sz w:val="26"/>
+          <w:szCs w:val="26"/>
+        </w:rPr>
+        <w:t>trùng</w:t>
+      </w:r>
+      <w:proofErr w:type="spellEnd"/>
+      <w:r>
+        <w:rPr>
+          <w:rFonts w:cs="Times New Roman"/>
+          <w:sz w:val="26"/>
+          <w:szCs w:val="26"/>
+        </w:rPr>
+        <w:t xml:space="preserve"> </w:t>
+      </w:r>
+      <w:proofErr w:type="spellStart"/>
+      <w:r>
+        <w:rPr>
+          <w:rFonts w:cs="Times New Roman"/>
+          <w:sz w:val="26"/>
+          <w:szCs w:val="26"/>
+        </w:rPr>
+        <w:t>Mã</w:t>
+      </w:r>
+      <w:proofErr w:type="spellEnd"/>
+      <w:r>
+        <w:rPr>
+          <w:rFonts w:cs="Times New Roman"/>
+          <w:sz w:val="26"/>
+          <w:szCs w:val="26"/>
+        </w:rPr>
+        <w:t xml:space="preserve"> KH </w:t>
+      </w:r>
+      <w:proofErr w:type="spellStart"/>
+      <w:r>
+        <w:rPr>
+          <w:rFonts w:cs="Times New Roman"/>
+          <w:sz w:val="26"/>
+          <w:szCs w:val="26"/>
+        </w:rPr>
+        <w:t>hoặc</w:t>
+      </w:r>
+      <w:proofErr w:type="spellEnd"/>
+      <w:r>
+        <w:rPr>
+          <w:rFonts w:cs="Times New Roman"/>
+          <w:sz w:val="26"/>
+          <w:szCs w:val="26"/>
+        </w:rPr>
+        <w:t xml:space="preserve"> Email </w:t>
+      </w:r>
+      <w:proofErr w:type="spellStart"/>
+      <w:r>
+        <w:rPr>
+          <w:rFonts w:cs="Times New Roman"/>
+          <w:sz w:val="26"/>
+          <w:szCs w:val="26"/>
+        </w:rPr>
+        <w:t>trong</w:t>
+      </w:r>
+      <w:proofErr w:type="spellEnd"/>
+      <w:r>
+        <w:rPr>
+          <w:rFonts w:cs="Times New Roman"/>
+          <w:sz w:val="26"/>
+          <w:szCs w:val="26"/>
+        </w:rPr>
+        <w:t xml:space="preserve"> Database.</w:t>
+      </w:r>
+    </w:p>
+    <w:p>
+      <w:pPr>
+        <w:pStyle w:val="ListParagraph"/>
+        <w:numPr>
+          <w:ilvl w:val="0"/>
+          <w:numId w:val="26"/>
+        </w:numPr>
+        <w:spacing w:line="360" w:lineRule="auto"/>
+        <w:jc w:val="both"/>
+        <w:rPr>
+          <w:rFonts w:cs="Times New Roman"/>
+          <w:sz w:val="26"/>
+          <w:szCs w:val="26"/>
+        </w:rPr>
+      </w:pPr>
+      <w:proofErr w:type="spellStart"/>
+      <w:r>
+        <w:rPr>
+          <w:rFonts w:cs="Times New Roman"/>
+          <w:sz w:val="26"/>
+          <w:szCs w:val="26"/>
+        </w:rPr>
+        <w:t>Luồng</w:t>
+      </w:r>
+      <w:proofErr w:type="spellEnd"/>
+      <w:r>
+        <w:rPr>
+          <w:rFonts w:cs="Times New Roman"/>
+          <w:sz w:val="26"/>
+          <w:szCs w:val="26"/>
+        </w:rPr>
+        <w:t xml:space="preserve"> </w:t>
+      </w:r>
+      <w:proofErr w:type="spellStart"/>
+      <w:r>
+        <w:rPr>
+          <w:rFonts w:cs="Times New Roman"/>
+          <w:sz w:val="26"/>
+          <w:szCs w:val="26"/>
+        </w:rPr>
+        <w:t>giao</w:t>
+      </w:r>
+      <w:proofErr w:type="spellEnd"/>
+      <w:r>
+        <w:rPr>
+          <w:rFonts w:cs="Times New Roman"/>
+          <w:sz w:val="26"/>
+          <w:szCs w:val="26"/>
+        </w:rPr>
+        <w:t xml:space="preserve"> </w:t>
+      </w:r>
+      <w:proofErr w:type="spellStart"/>
+      <w:r>
+        <w:rPr>
+          <w:rFonts w:cs="Times New Roman"/>
+          <w:sz w:val="26"/>
+          <w:szCs w:val="26"/>
+        </w:rPr>
+        <w:t>diện</w:t>
+      </w:r>
+      <w:proofErr w:type="spellEnd"/>
+      <w:r>
+        <w:rPr>
+          <w:rFonts w:cs="Times New Roman"/>
+          <w:sz w:val="26"/>
+          <w:szCs w:val="26"/>
+        </w:rPr>
+        <w:t xml:space="preserve"> (UI Flow):</w:t>
+      </w:r>
+    </w:p>
+    <w:p>
+      <w:pPr>
+        <w:pStyle w:val="ListParagraph"/>
+        <w:numPr>
+          <w:ilvl w:val="0"/>
+          <w:numId w:val="27"/>
+        </w:numPr>
+        <w:spacing w:line="360" w:lineRule="auto"/>
+        <w:ind w:left="1080"/>
+        <w:jc w:val="both"/>
+        <w:rPr>
+          <w:rFonts w:cs="Times New Roman"/>
+          <w:sz w:val="26"/>
+          <w:szCs w:val="26"/>
+        </w:rPr>
+      </w:pPr>
+      <w:r>
+        <w:rPr>
+          <w:rFonts w:cs="Times New Roman"/>
+          <w:sz w:val="26"/>
+          <w:szCs w:val="26"/>
+        </w:rPr>
+        <w:t xml:space="preserve">Thông </w:t>
+      </w:r>
+      <w:proofErr w:type="spellStart"/>
+      <w:r>
+        <w:rPr>
+          <w:rFonts w:cs="Times New Roman"/>
+          <w:sz w:val="26"/>
+          <w:szCs w:val="26"/>
+        </w:rPr>
+        <w:t>báo</w:t>
+      </w:r>
+      <w:proofErr w:type="spellEnd"/>
+      <w:r>
+        <w:rPr>
+          <w:rFonts w:cs="Times New Roman"/>
+          <w:sz w:val="26"/>
+          <w:szCs w:val="26"/>
+        </w:rPr>
+        <w:t xml:space="preserve"> </w:t>
+      </w:r>
+      <w:proofErr w:type="spellStart"/>
+      <w:r>
+        <w:rPr>
+          <w:rFonts w:cs="Times New Roman"/>
+          <w:sz w:val="26"/>
+          <w:szCs w:val="26"/>
+        </w:rPr>
+        <w:t>lỗi</w:t>
+      </w:r>
+      <w:proofErr w:type="spellEnd"/>
+      <w:r>
+        <w:rPr>
+          <w:rFonts w:cs="Times New Roman"/>
+          <w:sz w:val="26"/>
+          <w:szCs w:val="26"/>
+        </w:rPr>
+        <w:t xml:space="preserve"> </w:t>
+      </w:r>
+      <w:proofErr w:type="spellStart"/>
+      <w:r>
+        <w:rPr>
+          <w:rFonts w:cs="Times New Roman"/>
+          <w:sz w:val="26"/>
+          <w:szCs w:val="26"/>
+        </w:rPr>
+        <w:t>hiển</w:t>
+      </w:r>
+      <w:proofErr w:type="spellEnd"/>
+      <w:r>
+        <w:rPr>
+          <w:rFonts w:cs="Times New Roman"/>
+          <w:sz w:val="26"/>
+          <w:szCs w:val="26"/>
+        </w:rPr>
+        <w:t xml:space="preserve"> </w:t>
+      </w:r>
+      <w:proofErr w:type="spellStart"/>
+      <w:r>
+        <w:rPr>
+          <w:rFonts w:cs="Times New Roman"/>
+          <w:sz w:val="26"/>
+          <w:szCs w:val="26"/>
+        </w:rPr>
+        <w:t>thị</w:t>
+      </w:r>
+      <w:proofErr w:type="spellEnd"/>
+      <w:r>
+        <w:rPr>
+          <w:rFonts w:cs="Times New Roman"/>
+          <w:sz w:val="26"/>
+          <w:szCs w:val="26"/>
+        </w:rPr>
+        <w:t xml:space="preserve"> </w:t>
+      </w:r>
+      <w:proofErr w:type="spellStart"/>
+      <w:r>
+        <w:rPr>
+          <w:rFonts w:cs="Times New Roman"/>
+          <w:sz w:val="26"/>
+          <w:szCs w:val="26"/>
+        </w:rPr>
+        <w:t>đúng</w:t>
+      </w:r>
+      <w:proofErr w:type="spellEnd"/>
+      <w:r>
+        <w:rPr>
+          <w:rFonts w:cs="Times New Roman"/>
+          <w:sz w:val="26"/>
+          <w:szCs w:val="26"/>
+        </w:rPr>
+        <w:t xml:space="preserve"> </w:t>
+      </w:r>
+      <w:proofErr w:type="spellStart"/>
+      <w:r>
+        <w:rPr>
+          <w:rFonts w:cs="Times New Roman"/>
+          <w:sz w:val="26"/>
+          <w:szCs w:val="26"/>
+        </w:rPr>
+        <w:t>khi</w:t>
+      </w:r>
+      <w:proofErr w:type="spellEnd"/>
+      <w:r>
+        <w:rPr>
+          <w:rFonts w:cs="Times New Roman"/>
+          <w:sz w:val="26"/>
+          <w:szCs w:val="26"/>
+        </w:rPr>
+        <w:t xml:space="preserve"> </w:t>
+      </w:r>
+      <w:proofErr w:type="spellStart"/>
+      <w:r>
+        <w:rPr>
+          <w:rFonts w:cs="Times New Roman"/>
+          <w:sz w:val="26"/>
+          <w:szCs w:val="26"/>
+        </w:rPr>
+        <w:t>nhập</w:t>
+      </w:r>
+      <w:proofErr w:type="spellEnd"/>
+      <w:r>
+        <w:rPr>
+          <w:rFonts w:cs="Times New Roman"/>
+          <w:sz w:val="26"/>
+          <w:szCs w:val="26"/>
+        </w:rPr>
+        <w:t xml:space="preserve"> </w:t>
+      </w:r>
+      <w:proofErr w:type="spellStart"/>
+      <w:r>
+        <w:rPr>
+          <w:rFonts w:cs="Times New Roman"/>
+          <w:sz w:val="26"/>
+          <w:szCs w:val="26"/>
+        </w:rPr>
+        <w:t>sai</w:t>
       </w:r>
       <w:proofErr w:type="spellEnd"/>
       <w:r>
@@ -7646,6 +5899,190 @@
           <w:szCs w:val="26"/>
         </w:rPr>
         <w:t>.</w:t>
+      </w:r>
+    </w:p>
+    <w:p>
+      <w:pPr>
+        <w:pStyle w:val="ListParagraph"/>
+        <w:numPr>
+          <w:ilvl w:val="0"/>
+          <w:numId w:val="27"/>
+        </w:numPr>
+        <w:spacing w:line="360" w:lineRule="auto"/>
+        <w:ind w:left="1080"/>
+        <w:jc w:val="both"/>
+        <w:rPr>
+          <w:rFonts w:cs="Times New Roman"/>
+          <w:sz w:val="26"/>
+          <w:szCs w:val="26"/>
+        </w:rPr>
+      </w:pPr>
+      <w:proofErr w:type="spellStart"/>
+      <w:r>
+        <w:rPr>
+          <w:rFonts w:cs="Times New Roman"/>
+          <w:sz w:val="26"/>
+          <w:szCs w:val="26"/>
+        </w:rPr>
+        <w:t>Nút</w:t>
+      </w:r>
+      <w:proofErr w:type="spellEnd"/>
+      <w:r>
+        <w:rPr>
+          <w:rFonts w:cs="Times New Roman"/>
+          <w:sz w:val="26"/>
+          <w:szCs w:val="26"/>
+        </w:rPr>
+        <w:t xml:space="preserve"> "</w:t>
+      </w:r>
+      <w:proofErr w:type="spellStart"/>
+      <w:r>
+        <w:rPr>
+          <w:rFonts w:cs="Times New Roman"/>
+          <w:sz w:val="26"/>
+          <w:szCs w:val="26"/>
+        </w:rPr>
+        <w:t>Nhập</w:t>
+      </w:r>
+      <w:proofErr w:type="spellEnd"/>
+      <w:r>
+        <w:rPr>
+          <w:rFonts w:cs="Times New Roman"/>
+          <w:sz w:val="26"/>
+          <w:szCs w:val="26"/>
+        </w:rPr>
+        <w:t xml:space="preserve"> </w:t>
+      </w:r>
+      <w:proofErr w:type="spellStart"/>
+      <w:r>
+        <w:rPr>
+          <w:rFonts w:cs="Times New Roman"/>
+          <w:sz w:val="26"/>
+          <w:szCs w:val="26"/>
+        </w:rPr>
+        <w:t>lại</w:t>
+      </w:r>
+      <w:proofErr w:type="spellEnd"/>
+      <w:r>
+        <w:rPr>
+          <w:rFonts w:cs="Times New Roman"/>
+          <w:sz w:val="26"/>
+          <w:szCs w:val="26"/>
+        </w:rPr>
+        <w:t xml:space="preserve">" (Reset) </w:t>
+      </w:r>
+      <w:proofErr w:type="spellStart"/>
+      <w:r>
+        <w:rPr>
+          <w:rFonts w:cs="Times New Roman"/>
+          <w:sz w:val="26"/>
+          <w:szCs w:val="26"/>
+        </w:rPr>
+        <w:t>xóa</w:t>
+      </w:r>
+      <w:proofErr w:type="spellEnd"/>
+      <w:r>
+        <w:rPr>
+          <w:rFonts w:cs="Times New Roman"/>
+          <w:sz w:val="26"/>
+          <w:szCs w:val="26"/>
+        </w:rPr>
+        <w:t xml:space="preserve"> </w:t>
+      </w:r>
+      <w:proofErr w:type="spellStart"/>
+      <w:r>
+        <w:rPr>
+          <w:rFonts w:cs="Times New Roman"/>
+          <w:sz w:val="26"/>
+          <w:szCs w:val="26"/>
+        </w:rPr>
+        <w:t>trắng</w:t>
+      </w:r>
+      <w:proofErr w:type="spellEnd"/>
+      <w:r>
+        <w:rPr>
+          <w:rFonts w:cs="Times New Roman"/>
+          <w:sz w:val="26"/>
+          <w:szCs w:val="26"/>
+        </w:rPr>
+        <w:t xml:space="preserve"> </w:t>
+      </w:r>
+      <w:proofErr w:type="spellStart"/>
+      <w:r>
+        <w:rPr>
+          <w:rFonts w:cs="Times New Roman"/>
+          <w:sz w:val="26"/>
+          <w:szCs w:val="26"/>
+        </w:rPr>
+        <w:t>các</w:t>
+      </w:r>
+      <w:proofErr w:type="spellEnd"/>
+      <w:r>
+        <w:rPr>
+          <w:rFonts w:cs="Times New Roman"/>
+          <w:sz w:val="26"/>
+          <w:szCs w:val="26"/>
+        </w:rPr>
+        <w:t xml:space="preserve"> </w:t>
+      </w:r>
+      <w:proofErr w:type="spellStart"/>
+      <w:r>
+        <w:rPr>
+          <w:rFonts w:cs="Times New Roman"/>
+          <w:sz w:val="26"/>
+          <w:szCs w:val="26"/>
+        </w:rPr>
+        <w:t>trường</w:t>
+      </w:r>
+      <w:proofErr w:type="spellEnd"/>
+      <w:r>
+        <w:rPr>
+          <w:rFonts w:cs="Times New Roman"/>
+          <w:sz w:val="26"/>
+          <w:szCs w:val="26"/>
+        </w:rPr>
+        <w:t xml:space="preserve"> </w:t>
+      </w:r>
+      <w:proofErr w:type="spellStart"/>
+      <w:r>
+        <w:rPr>
+          <w:rFonts w:cs="Times New Roman"/>
+          <w:sz w:val="26"/>
+          <w:szCs w:val="26"/>
+        </w:rPr>
+        <w:t>thông</w:t>
+      </w:r>
+      <w:proofErr w:type="spellEnd"/>
+      <w:r>
+        <w:rPr>
+          <w:rFonts w:cs="Times New Roman"/>
+          <w:sz w:val="26"/>
+          <w:szCs w:val="26"/>
+        </w:rPr>
+        <w:t xml:space="preserve"> tin.</w:t>
+      </w:r>
+    </w:p>
+    <w:p>
+      <w:pPr>
+        <w:spacing w:line="360" w:lineRule="auto"/>
+        <w:jc w:val="both"/>
+        <w:rPr>
+          <w:rFonts w:cs="Times New Roman"/>
+          <w:b/>
+          <w:bCs/>
+          <w:sz w:val="26"/>
+          <w:szCs w:val="26"/>
+        </w:rPr>
+      </w:pPr>
+      <w:r>
+        <w:rPr>
+          <w:rFonts w:cs="Times New Roman"/>
+          <w:b/>
+          <w:bCs/>
+          <w:sz w:val="26"/>
+          <w:szCs w:val="26"/>
+        </w:rPr>
+        <w:br w:type="page"/>
       </w:r>
     </w:p>
     <w:p>
@@ -7746,6 +6183,7 @@
           <w:numId w:val="28"/>
         </w:numPr>
         <w:spacing w:line="360" w:lineRule="auto"/>
+        <w:jc w:val="both"/>
         <w:rPr>
           <w:sz w:val="26"/>
           <w:szCs w:val="26"/>
@@ -7845,23 +6283,7 @@
           <w:sz w:val="26"/>
           <w:szCs w:val="26"/>
         </w:rPr>
-        <w:t xml:space="preserve"> </w:t>
-      </w:r>
-      <w:proofErr w:type="spellStart"/>
-      <w:r>
-        <w:rPr>
-          <w:sz w:val="26"/>
-          <w:szCs w:val="26"/>
-        </w:rPr>
-        <w:t>MSTest</w:t>
-      </w:r>
-      <w:proofErr w:type="spellEnd"/>
-      <w:r>
-        <w:rPr>
-          <w:sz w:val="26"/>
-          <w:szCs w:val="26"/>
-        </w:rPr>
-        <w:t xml:space="preserve"> </w:t>
+        <w:t xml:space="preserve"> JUnit 4 </w:t>
       </w:r>
       <w:proofErr w:type="spellStart"/>
       <w:r>
@@ -8037,7 +6459,7 @@
           <w:sz w:val="26"/>
           <w:szCs w:val="26"/>
         </w:rPr>
-        <w:t xml:space="preserve"> logic (BLL) </w:t>
+        <w:t xml:space="preserve"> logic </w:t>
       </w:r>
       <w:proofErr w:type="spellStart"/>
       <w:r>
@@ -8053,87 +6475,7 @@
           <w:sz w:val="26"/>
           <w:szCs w:val="26"/>
         </w:rPr>
-        <w:t xml:space="preserve"> </w:t>
-      </w:r>
-      <w:proofErr w:type="spellStart"/>
-      <w:r>
-        <w:rPr>
-          <w:sz w:val="26"/>
-          <w:szCs w:val="26"/>
-        </w:rPr>
-        <w:t>các</w:t>
-      </w:r>
-      <w:proofErr w:type="spellEnd"/>
-      <w:r>
-        <w:rPr>
-          <w:sz w:val="26"/>
-          <w:szCs w:val="26"/>
-        </w:rPr>
-        <w:t xml:space="preserve"> </w:t>
-      </w:r>
-      <w:proofErr w:type="spellStart"/>
-      <w:r>
-        <w:rPr>
-          <w:sz w:val="26"/>
-          <w:szCs w:val="26"/>
-        </w:rPr>
-        <w:t>bài</w:t>
-      </w:r>
-      <w:proofErr w:type="spellEnd"/>
-      <w:r>
-        <w:rPr>
-          <w:sz w:val="26"/>
-          <w:szCs w:val="26"/>
-        </w:rPr>
-        <w:t xml:space="preserve"> </w:t>
-      </w:r>
-      <w:proofErr w:type="spellStart"/>
-      <w:r>
-        <w:rPr>
-          <w:sz w:val="26"/>
-          <w:szCs w:val="26"/>
-        </w:rPr>
-        <w:t>tập</w:t>
-      </w:r>
-      <w:proofErr w:type="spellEnd"/>
-      <w:r>
-        <w:rPr>
-          <w:sz w:val="26"/>
-          <w:szCs w:val="26"/>
-        </w:rPr>
-        <w:t xml:space="preserve"> </w:t>
-      </w:r>
-      <w:proofErr w:type="spellStart"/>
-      <w:r>
-        <w:rPr>
-          <w:sz w:val="26"/>
-          <w:szCs w:val="26"/>
-        </w:rPr>
-        <w:t>thuật</w:t>
-      </w:r>
-      <w:proofErr w:type="spellEnd"/>
-      <w:r>
-        <w:rPr>
-          <w:sz w:val="26"/>
-          <w:szCs w:val="26"/>
-        </w:rPr>
-        <w:t xml:space="preserve"> </w:t>
-      </w:r>
-      <w:proofErr w:type="spellStart"/>
-      <w:r>
-        <w:rPr>
-          <w:sz w:val="26"/>
-          <w:szCs w:val="26"/>
-        </w:rPr>
-        <w:t>toán</w:t>
-      </w:r>
-      <w:proofErr w:type="spellEnd"/>
-      <w:r>
-        <w:rPr>
-          <w:sz w:val="26"/>
-          <w:szCs w:val="26"/>
-        </w:rPr>
-        <w:t>.</w:t>
+        <w:t xml:space="preserve"> DAO (Data Access Object).</w:t>
       </w:r>
     </w:p>
     <w:p>
@@ -8144,6 +6486,7 @@
           <w:numId w:val="28"/>
         </w:numPr>
         <w:spacing w:line="360" w:lineRule="auto"/>
+        <w:jc w:val="both"/>
         <w:rPr>
           <w:sz w:val="26"/>
           <w:szCs w:val="26"/>
@@ -8323,7 +6666,7 @@
           <w:sz w:val="26"/>
           <w:szCs w:val="26"/>
         </w:rPr>
-        <w:t xml:space="preserve"> Windows Forms </w:t>
+        <w:t xml:space="preserve"> Java Swing </w:t>
       </w:r>
       <w:proofErr w:type="spellStart"/>
       <w:r>
@@ -8531,7 +6874,23 @@
           <w:sz w:val="26"/>
           <w:szCs w:val="26"/>
         </w:rPr>
-        <w:t>.</w:t>
+        <w:t xml:space="preserve"> </w:t>
+      </w:r>
+      <w:proofErr w:type="spellStart"/>
+      <w:r>
+        <w:rPr>
+          <w:sz w:val="26"/>
+          <w:szCs w:val="26"/>
+        </w:rPr>
+        <w:t>xuống</w:t>
+      </w:r>
+      <w:proofErr w:type="spellEnd"/>
+      <w:r>
+        <w:rPr>
+          <w:sz w:val="26"/>
+          <w:szCs w:val="26"/>
+        </w:rPr>
+        <w:t xml:space="preserve"> SQL Server.</w:t>
       </w:r>
     </w:p>
     <w:p>
@@ -8705,187 +7064,7 @@
           <w:sz w:val="26"/>
           <w:szCs w:val="26"/>
         </w:rPr>
-        <w:t xml:space="preserve"> Danh </w:t>
-      </w:r>
-      <w:proofErr w:type="spellStart"/>
-      <w:r>
-        <w:rPr>
-          <w:rFonts w:cs="Times New Roman"/>
-          <w:sz w:val="26"/>
-          <w:szCs w:val="26"/>
-        </w:rPr>
-        <w:t>sách</w:t>
-      </w:r>
-      <w:proofErr w:type="spellEnd"/>
-      <w:r>
-        <w:rPr>
-          <w:rFonts w:cs="Times New Roman"/>
-          <w:sz w:val="26"/>
-          <w:szCs w:val="26"/>
-        </w:rPr>
-        <w:t xml:space="preserve"> chi </w:t>
-      </w:r>
-      <w:proofErr w:type="spellStart"/>
-      <w:r>
-        <w:rPr>
-          <w:rFonts w:cs="Times New Roman"/>
-          <w:sz w:val="26"/>
-          <w:szCs w:val="26"/>
-        </w:rPr>
-        <w:t>tiết</w:t>
-      </w:r>
-      <w:proofErr w:type="spellEnd"/>
-      <w:r>
-        <w:rPr>
-          <w:rFonts w:cs="Times New Roman"/>
-          <w:sz w:val="26"/>
-          <w:szCs w:val="26"/>
-        </w:rPr>
-        <w:t xml:space="preserve"> 23 </w:t>
-      </w:r>
-      <w:proofErr w:type="spellStart"/>
-      <w:r>
-        <w:rPr>
-          <w:rFonts w:cs="Times New Roman"/>
-          <w:sz w:val="26"/>
-          <w:szCs w:val="26"/>
-        </w:rPr>
-        <w:t>trường</w:t>
-      </w:r>
-      <w:proofErr w:type="spellEnd"/>
-      <w:r>
-        <w:rPr>
-          <w:rFonts w:cs="Times New Roman"/>
-          <w:sz w:val="26"/>
-          <w:szCs w:val="26"/>
-        </w:rPr>
-        <w:t xml:space="preserve"> </w:t>
-      </w:r>
-      <w:proofErr w:type="spellStart"/>
-      <w:r>
-        <w:rPr>
-          <w:rFonts w:cs="Times New Roman"/>
-          <w:sz w:val="26"/>
-          <w:szCs w:val="26"/>
-        </w:rPr>
-        <w:t>hợp</w:t>
-      </w:r>
-      <w:proofErr w:type="spellEnd"/>
-      <w:r>
-        <w:rPr>
-          <w:rFonts w:cs="Times New Roman"/>
-          <w:sz w:val="26"/>
-          <w:szCs w:val="26"/>
-        </w:rPr>
-        <w:t xml:space="preserve"> </w:t>
-      </w:r>
-      <w:proofErr w:type="spellStart"/>
-      <w:r>
-        <w:rPr>
-          <w:rFonts w:cs="Times New Roman"/>
-          <w:sz w:val="26"/>
-          <w:szCs w:val="26"/>
-        </w:rPr>
-        <w:t>kiểm</w:t>
-      </w:r>
-      <w:proofErr w:type="spellEnd"/>
-      <w:r>
-        <w:rPr>
-          <w:rFonts w:cs="Times New Roman"/>
-          <w:sz w:val="26"/>
-          <w:szCs w:val="26"/>
-        </w:rPr>
-        <w:t xml:space="preserve"> </w:t>
-      </w:r>
-      <w:proofErr w:type="spellStart"/>
-      <w:r>
-        <w:rPr>
-          <w:rFonts w:cs="Times New Roman"/>
-          <w:sz w:val="26"/>
-          <w:szCs w:val="26"/>
-        </w:rPr>
-        <w:t>thử</w:t>
-      </w:r>
-      <w:proofErr w:type="spellEnd"/>
-      <w:r>
-        <w:rPr>
-          <w:rFonts w:cs="Times New Roman"/>
-          <w:sz w:val="26"/>
-          <w:szCs w:val="26"/>
-        </w:rPr>
-        <w:t xml:space="preserve"> bao </w:t>
-      </w:r>
-      <w:proofErr w:type="spellStart"/>
-      <w:r>
-        <w:rPr>
-          <w:rFonts w:cs="Times New Roman"/>
-          <w:sz w:val="26"/>
-          <w:szCs w:val="26"/>
-        </w:rPr>
-        <w:t>phủ</w:t>
-      </w:r>
-      <w:proofErr w:type="spellEnd"/>
-      <w:r>
-        <w:rPr>
-          <w:rFonts w:cs="Times New Roman"/>
-          <w:sz w:val="26"/>
-          <w:szCs w:val="26"/>
-        </w:rPr>
-        <w:t xml:space="preserve"> </w:t>
-      </w:r>
-      <w:proofErr w:type="spellStart"/>
-      <w:r>
-        <w:rPr>
-          <w:rFonts w:cs="Times New Roman"/>
-          <w:sz w:val="26"/>
-          <w:szCs w:val="26"/>
-        </w:rPr>
-        <w:t>các</w:t>
-      </w:r>
-      <w:proofErr w:type="spellEnd"/>
-      <w:r>
-        <w:rPr>
-          <w:rFonts w:cs="Times New Roman"/>
-          <w:sz w:val="26"/>
-          <w:szCs w:val="26"/>
-        </w:rPr>
-        <w:t xml:space="preserve"> </w:t>
-      </w:r>
-      <w:proofErr w:type="spellStart"/>
-      <w:r>
-        <w:rPr>
-          <w:rFonts w:cs="Times New Roman"/>
-          <w:sz w:val="26"/>
-          <w:szCs w:val="26"/>
-        </w:rPr>
-        <w:t>tình</w:t>
-      </w:r>
-      <w:proofErr w:type="spellEnd"/>
-      <w:r>
-        <w:rPr>
-          <w:rFonts w:cs="Times New Roman"/>
-          <w:sz w:val="26"/>
-          <w:szCs w:val="26"/>
-        </w:rPr>
-        <w:t xml:space="preserve"> </w:t>
-      </w:r>
-      <w:proofErr w:type="spellStart"/>
-      <w:r>
-        <w:rPr>
-          <w:rFonts w:cs="Times New Roman"/>
-          <w:sz w:val="26"/>
-          <w:szCs w:val="26"/>
-        </w:rPr>
-        <w:t>huống</w:t>
-      </w:r>
-      <w:proofErr w:type="spellEnd"/>
-      <w:r>
-        <w:rPr>
-          <w:rFonts w:cs="Times New Roman"/>
-          <w:sz w:val="26"/>
-          <w:szCs w:val="26"/>
-        </w:rPr>
-        <w:t xml:space="preserve">. </w:t>
+        <w:t xml:space="preserve"> </w:t>
       </w:r>
     </w:p>
     <w:p>
@@ -8901,100 +7080,82 @@
       <w:r>
         <w:rPr>
           <w:rFonts w:cs="Times New Roman"/>
-          <w:b/>
-          <w:bCs/>
-          <w:sz w:val="26"/>
-          <w:szCs w:val="26"/>
-        </w:rPr>
-        <w:t>b. M</w:t>
-      </w:r>
-      <w:proofErr w:type="spellStart"/>
-      <w:r>
-        <w:rPr>
-          <w:rFonts w:cs="Times New Roman"/>
-          <w:b/>
-          <w:bCs/>
-          <w:sz w:val="26"/>
-          <w:szCs w:val="26"/>
-        </w:rPr>
-        <w:t>ã</w:t>
-      </w:r>
-      <w:proofErr w:type="spellEnd"/>
-      <w:r>
-        <w:rPr>
-          <w:rFonts w:cs="Times New Roman"/>
-          <w:b/>
-          <w:bCs/>
-          <w:sz w:val="26"/>
-          <w:szCs w:val="26"/>
-        </w:rPr>
-        <w:t xml:space="preserve"> </w:t>
-      </w:r>
-      <w:proofErr w:type="spellStart"/>
-      <w:r>
-        <w:rPr>
-          <w:rFonts w:cs="Times New Roman"/>
-          <w:b/>
-          <w:bCs/>
-          <w:sz w:val="26"/>
-          <w:szCs w:val="26"/>
-        </w:rPr>
-        <w:t>nguồn</w:t>
-      </w:r>
-      <w:proofErr w:type="spellEnd"/>
-      <w:r>
-        <w:rPr>
-          <w:rFonts w:cs="Times New Roman"/>
-          <w:b/>
-          <w:bCs/>
-          <w:sz w:val="26"/>
-          <w:szCs w:val="26"/>
-        </w:rPr>
-        <w:t xml:space="preserve"> Unit Test:</w:t>
-      </w:r>
-      <w:r>
-        <w:rPr>
-          <w:rFonts w:cs="Times New Roman"/>
-          <w:sz w:val="26"/>
-          <w:szCs w:val="26"/>
-        </w:rPr>
-        <w:t xml:space="preserve"> Project </w:t>
-      </w:r>
-      <w:proofErr w:type="spellStart"/>
-      <w:r>
-        <w:rPr>
-          <w:rFonts w:cs="Times New Roman"/>
-          <w:sz w:val="26"/>
-          <w:szCs w:val="26"/>
-        </w:rPr>
-        <w:t>OrganizationApp.Tests</w:t>
-      </w:r>
-      <w:proofErr w:type="spellEnd"/>
-      <w:r>
-        <w:rPr>
-          <w:rFonts w:cs="Times New Roman"/>
-          <w:sz w:val="26"/>
-          <w:szCs w:val="26"/>
-        </w:rPr>
-        <w:t xml:space="preserve"> </w:t>
-      </w:r>
-      <w:proofErr w:type="spellStart"/>
-      <w:r>
-        <w:rPr>
-          <w:rFonts w:cs="Times New Roman"/>
-          <w:sz w:val="26"/>
-          <w:szCs w:val="26"/>
-        </w:rPr>
-        <w:t>chứa</w:t>
-      </w:r>
-      <w:proofErr w:type="spellEnd"/>
-      <w:r>
-        <w:rPr>
-          <w:rFonts w:cs="Times New Roman"/>
-          <w:sz w:val="26"/>
-          <w:szCs w:val="26"/>
-        </w:rPr>
-        <w:t xml:space="preserve"> code </w:t>
+          <w:sz w:val="26"/>
+          <w:szCs w:val="26"/>
+        </w:rPr>
+        <w:t xml:space="preserve">Danh </w:t>
+      </w:r>
+      <w:proofErr w:type="spellStart"/>
+      <w:r>
+        <w:rPr>
+          <w:rFonts w:cs="Times New Roman"/>
+          <w:sz w:val="26"/>
+          <w:szCs w:val="26"/>
+        </w:rPr>
+        <w:t>sách</w:t>
+      </w:r>
+      <w:proofErr w:type="spellEnd"/>
+      <w:r>
+        <w:rPr>
+          <w:rFonts w:cs="Times New Roman"/>
+          <w:sz w:val="26"/>
+          <w:szCs w:val="26"/>
+        </w:rPr>
+        <w:t xml:space="preserve"> chi </w:t>
+      </w:r>
+      <w:proofErr w:type="spellStart"/>
+      <w:r>
+        <w:rPr>
+          <w:rFonts w:cs="Times New Roman"/>
+          <w:sz w:val="26"/>
+          <w:szCs w:val="26"/>
+        </w:rPr>
+        <w:t>tiết</w:t>
+      </w:r>
+      <w:proofErr w:type="spellEnd"/>
+      <w:r>
+        <w:rPr>
+          <w:rFonts w:cs="Times New Roman"/>
+          <w:sz w:val="26"/>
+          <w:szCs w:val="26"/>
+        </w:rPr>
+        <w:t xml:space="preserve"> 30 </w:t>
+      </w:r>
+      <w:proofErr w:type="spellStart"/>
+      <w:r>
+        <w:rPr>
+          <w:rFonts w:cs="Times New Roman"/>
+          <w:sz w:val="26"/>
+          <w:szCs w:val="26"/>
+        </w:rPr>
+        <w:t>trường</w:t>
+      </w:r>
+      <w:proofErr w:type="spellEnd"/>
+      <w:r>
+        <w:rPr>
+          <w:rFonts w:cs="Times New Roman"/>
+          <w:sz w:val="26"/>
+          <w:szCs w:val="26"/>
+        </w:rPr>
+        <w:t xml:space="preserve"> </w:t>
+      </w:r>
+      <w:proofErr w:type="spellStart"/>
+      <w:r>
+        <w:rPr>
+          <w:rFonts w:cs="Times New Roman"/>
+          <w:sz w:val="26"/>
+          <w:szCs w:val="26"/>
+        </w:rPr>
+        <w:t>hợp</w:t>
+      </w:r>
+      <w:proofErr w:type="spellEnd"/>
+      <w:r>
+        <w:rPr>
+          <w:rFonts w:cs="Times New Roman"/>
+          <w:sz w:val="26"/>
+          <w:szCs w:val="26"/>
+        </w:rPr>
+        <w:t xml:space="preserve"> </w:t>
       </w:r>
       <w:proofErr w:type="spellStart"/>
       <w:r>
@@ -9030,43 +7191,79 @@
           <w:sz w:val="26"/>
           <w:szCs w:val="26"/>
         </w:rPr>
-        <w:t xml:space="preserve"> </w:t>
-      </w:r>
-      <w:proofErr w:type="spellStart"/>
-      <w:r>
-        <w:rPr>
-          <w:rFonts w:cs="Times New Roman"/>
-          <w:sz w:val="26"/>
-          <w:szCs w:val="26"/>
-        </w:rPr>
-        <w:t>tự</w:t>
-      </w:r>
-      <w:proofErr w:type="spellEnd"/>
-      <w:r>
-        <w:rPr>
-          <w:rFonts w:cs="Times New Roman"/>
-          <w:sz w:val="26"/>
-          <w:szCs w:val="26"/>
-        </w:rPr>
-        <w:t xml:space="preserve"> </w:t>
-      </w:r>
-      <w:proofErr w:type="spellStart"/>
-      <w:r>
-        <w:rPr>
-          <w:rFonts w:cs="Times New Roman"/>
-          <w:sz w:val="26"/>
-          <w:szCs w:val="26"/>
-        </w:rPr>
-        <w:t>động</w:t>
-      </w:r>
-      <w:proofErr w:type="spellEnd"/>
-      <w:r>
-        <w:rPr>
-          <w:rFonts w:cs="Times New Roman"/>
-          <w:sz w:val="26"/>
-          <w:szCs w:val="26"/>
-        </w:rPr>
-        <w:t xml:space="preserve">. </w:t>
+        <w:t xml:space="preserve"> bao </w:t>
+      </w:r>
+      <w:proofErr w:type="spellStart"/>
+      <w:r>
+        <w:rPr>
+          <w:rFonts w:cs="Times New Roman"/>
+          <w:sz w:val="26"/>
+          <w:szCs w:val="26"/>
+        </w:rPr>
+        <w:t>phủ</w:t>
+      </w:r>
+      <w:proofErr w:type="spellEnd"/>
+      <w:r>
+        <w:rPr>
+          <w:rFonts w:cs="Times New Roman"/>
+          <w:sz w:val="26"/>
+          <w:szCs w:val="26"/>
+        </w:rPr>
+        <w:t xml:space="preserve"> </w:t>
+      </w:r>
+      <w:proofErr w:type="spellStart"/>
+      <w:r>
+        <w:rPr>
+          <w:rFonts w:cs="Times New Roman"/>
+          <w:sz w:val="26"/>
+          <w:szCs w:val="26"/>
+        </w:rPr>
+        <w:t>các</w:t>
+      </w:r>
+      <w:proofErr w:type="spellEnd"/>
+      <w:r>
+        <w:rPr>
+          <w:rFonts w:cs="Times New Roman"/>
+          <w:sz w:val="26"/>
+          <w:szCs w:val="26"/>
+        </w:rPr>
+        <w:t xml:space="preserve"> </w:t>
+      </w:r>
+      <w:proofErr w:type="spellStart"/>
+      <w:r>
+        <w:rPr>
+          <w:rFonts w:cs="Times New Roman"/>
+          <w:sz w:val="26"/>
+          <w:szCs w:val="26"/>
+        </w:rPr>
+        <w:t>tình</w:t>
+      </w:r>
+      <w:proofErr w:type="spellEnd"/>
+      <w:r>
+        <w:rPr>
+          <w:rFonts w:cs="Times New Roman"/>
+          <w:sz w:val="26"/>
+          <w:szCs w:val="26"/>
+        </w:rPr>
+        <w:t xml:space="preserve"> </w:t>
+      </w:r>
+      <w:proofErr w:type="spellStart"/>
+      <w:r>
+        <w:rPr>
+          <w:rFonts w:cs="Times New Roman"/>
+          <w:sz w:val="26"/>
+          <w:szCs w:val="26"/>
+        </w:rPr>
+        <w:t>huống</w:t>
+      </w:r>
+      <w:proofErr w:type="spellEnd"/>
+      <w:r>
+        <w:rPr>
+          <w:rFonts w:cs="Times New Roman"/>
+          <w:sz w:val="26"/>
+          <w:szCs w:val="26"/>
+        </w:rPr>
+        <w:t>.</w:t>
       </w:r>
     </w:p>
     <w:p>
@@ -9087,261 +7284,59 @@
           <w:sz w:val="26"/>
           <w:szCs w:val="26"/>
         </w:rPr>
-        <w:t xml:space="preserve">c. Báo </w:t>
-      </w:r>
-      <w:proofErr w:type="spellStart"/>
-      <w:r>
-        <w:rPr>
-          <w:rFonts w:cs="Times New Roman"/>
-          <w:b/>
-          <w:bCs/>
-          <w:sz w:val="26"/>
-          <w:szCs w:val="26"/>
-        </w:rPr>
-        <w:t>cáo</w:t>
-      </w:r>
-      <w:proofErr w:type="spellEnd"/>
-      <w:r>
-        <w:rPr>
-          <w:rFonts w:cs="Times New Roman"/>
-          <w:b/>
-          <w:bCs/>
-          <w:sz w:val="26"/>
-          <w:szCs w:val="26"/>
-        </w:rPr>
-        <w:t xml:space="preserve"> </w:t>
-      </w:r>
-      <w:proofErr w:type="spellStart"/>
-      <w:r>
-        <w:rPr>
-          <w:rFonts w:cs="Times New Roman"/>
-          <w:b/>
-          <w:bCs/>
-          <w:sz w:val="26"/>
-          <w:szCs w:val="26"/>
-        </w:rPr>
-        <w:t>tổng</w:t>
-      </w:r>
-      <w:proofErr w:type="spellEnd"/>
-      <w:r>
-        <w:rPr>
-          <w:rFonts w:cs="Times New Roman"/>
-          <w:b/>
-          <w:bCs/>
-          <w:sz w:val="26"/>
-          <w:szCs w:val="26"/>
-        </w:rPr>
-        <w:t xml:space="preserve"> </w:t>
-      </w:r>
-      <w:proofErr w:type="spellStart"/>
-      <w:r>
-        <w:rPr>
-          <w:rFonts w:cs="Times New Roman"/>
-          <w:b/>
-          <w:bCs/>
-          <w:sz w:val="26"/>
-          <w:szCs w:val="26"/>
-        </w:rPr>
-        <w:t>kết</w:t>
-      </w:r>
-      <w:proofErr w:type="spellEnd"/>
-      <w:r>
-        <w:rPr>
-          <w:rFonts w:cs="Times New Roman"/>
-          <w:b/>
-          <w:bCs/>
-          <w:sz w:val="26"/>
-          <w:szCs w:val="26"/>
-        </w:rPr>
-        <w:t>:</w:t>
-      </w:r>
-      <w:r>
-        <w:rPr>
-          <w:rFonts w:cs="Times New Roman"/>
-          <w:sz w:val="26"/>
-          <w:szCs w:val="26"/>
-        </w:rPr>
-        <w:t xml:space="preserve"> File </w:t>
-      </w:r>
-      <w:proofErr w:type="spellStart"/>
-      <w:r>
-        <w:rPr>
-          <w:rFonts w:cs="Times New Roman"/>
-          <w:sz w:val="26"/>
-          <w:szCs w:val="26"/>
-        </w:rPr>
-        <w:t>tổng</w:t>
-      </w:r>
-      <w:proofErr w:type="spellEnd"/>
-      <w:r>
-        <w:rPr>
-          <w:rFonts w:cs="Times New Roman"/>
-          <w:sz w:val="26"/>
-          <w:szCs w:val="26"/>
-        </w:rPr>
-        <w:t xml:space="preserve"> </w:t>
-      </w:r>
-      <w:proofErr w:type="spellStart"/>
-      <w:r>
-        <w:rPr>
-          <w:rFonts w:cs="Times New Roman"/>
-          <w:sz w:val="26"/>
-          <w:szCs w:val="26"/>
-        </w:rPr>
-        <w:t>hợp</w:t>
-      </w:r>
-      <w:proofErr w:type="spellEnd"/>
-      <w:r>
-        <w:rPr>
-          <w:rFonts w:cs="Times New Roman"/>
-          <w:sz w:val="26"/>
-          <w:szCs w:val="26"/>
-        </w:rPr>
-        <w:t xml:space="preserve"> </w:t>
-      </w:r>
-      <w:proofErr w:type="spellStart"/>
-      <w:r>
-        <w:rPr>
-          <w:rFonts w:cs="Times New Roman"/>
-          <w:sz w:val="26"/>
-          <w:szCs w:val="26"/>
-        </w:rPr>
-        <w:t>kết</w:t>
-      </w:r>
-      <w:proofErr w:type="spellEnd"/>
-      <w:r>
-        <w:rPr>
-          <w:rFonts w:cs="Times New Roman"/>
-          <w:sz w:val="26"/>
-          <w:szCs w:val="26"/>
-        </w:rPr>
-        <w:t xml:space="preserve"> </w:t>
-      </w:r>
-      <w:proofErr w:type="spellStart"/>
-      <w:r>
-        <w:rPr>
-          <w:rFonts w:cs="Times New Roman"/>
-          <w:sz w:val="26"/>
-          <w:szCs w:val="26"/>
-        </w:rPr>
-        <w:t>quả</w:t>
-      </w:r>
-      <w:proofErr w:type="spellEnd"/>
-      <w:r>
-        <w:rPr>
-          <w:rFonts w:cs="Times New Roman"/>
-          <w:sz w:val="26"/>
-          <w:szCs w:val="26"/>
-        </w:rPr>
-        <w:t xml:space="preserve"> (Pass/Fail) </w:t>
-      </w:r>
-      <w:proofErr w:type="spellStart"/>
-      <w:r>
-        <w:rPr>
-          <w:rFonts w:cs="Times New Roman"/>
-          <w:sz w:val="26"/>
-          <w:szCs w:val="26"/>
-        </w:rPr>
-        <w:t>và</w:t>
-      </w:r>
-      <w:proofErr w:type="spellEnd"/>
-      <w:r>
-        <w:rPr>
-          <w:rFonts w:cs="Times New Roman"/>
-          <w:sz w:val="26"/>
-          <w:szCs w:val="26"/>
-        </w:rPr>
-        <w:t xml:space="preserve"> </w:t>
-      </w:r>
-      <w:proofErr w:type="spellStart"/>
-      <w:r>
-        <w:rPr>
-          <w:rFonts w:cs="Times New Roman"/>
-          <w:sz w:val="26"/>
-          <w:szCs w:val="26"/>
-        </w:rPr>
-        <w:t>các</w:t>
-      </w:r>
-      <w:proofErr w:type="spellEnd"/>
-      <w:r>
-        <w:rPr>
-          <w:rFonts w:cs="Times New Roman"/>
-          <w:sz w:val="26"/>
-          <w:szCs w:val="26"/>
-        </w:rPr>
-        <w:t xml:space="preserve"> </w:t>
-      </w:r>
-      <w:proofErr w:type="spellStart"/>
-      <w:r>
-        <w:rPr>
-          <w:rFonts w:cs="Times New Roman"/>
-          <w:sz w:val="26"/>
-          <w:szCs w:val="26"/>
-        </w:rPr>
-        <w:t>vấn</w:t>
-      </w:r>
-      <w:proofErr w:type="spellEnd"/>
-      <w:r>
-        <w:rPr>
-          <w:rFonts w:cs="Times New Roman"/>
-          <w:sz w:val="26"/>
-          <w:szCs w:val="26"/>
-        </w:rPr>
-        <w:t xml:space="preserve"> </w:t>
-      </w:r>
-      <w:proofErr w:type="spellStart"/>
-      <w:r>
-        <w:rPr>
-          <w:rFonts w:cs="Times New Roman"/>
-          <w:sz w:val="26"/>
-          <w:szCs w:val="26"/>
-        </w:rPr>
-        <w:t>đề</w:t>
-      </w:r>
-      <w:proofErr w:type="spellEnd"/>
-      <w:r>
-        <w:rPr>
-          <w:rFonts w:cs="Times New Roman"/>
-          <w:sz w:val="26"/>
-          <w:szCs w:val="26"/>
-        </w:rPr>
-        <w:t xml:space="preserve"> </w:t>
-      </w:r>
-      <w:proofErr w:type="spellStart"/>
-      <w:r>
-        <w:rPr>
-          <w:rFonts w:cs="Times New Roman"/>
-          <w:sz w:val="26"/>
-          <w:szCs w:val="26"/>
-        </w:rPr>
-        <w:t>tồn</w:t>
-      </w:r>
-      <w:proofErr w:type="spellEnd"/>
-      <w:r>
-        <w:rPr>
-          <w:rFonts w:cs="Times New Roman"/>
-          <w:sz w:val="26"/>
-          <w:szCs w:val="26"/>
-        </w:rPr>
-        <w:t xml:space="preserve"> </w:t>
-      </w:r>
-      <w:proofErr w:type="spellStart"/>
-      <w:r>
-        <w:rPr>
-          <w:rFonts w:cs="Times New Roman"/>
-          <w:sz w:val="26"/>
-          <w:szCs w:val="26"/>
-        </w:rPr>
-        <w:t>đọng</w:t>
-      </w:r>
-      <w:proofErr w:type="spellEnd"/>
-      <w:r>
-        <w:rPr>
-          <w:rFonts w:cs="Times New Roman"/>
-          <w:sz w:val="26"/>
-          <w:szCs w:val="26"/>
-        </w:rPr>
-        <w:t xml:space="preserve">. </w:t>
+        <w:t xml:space="preserve">b. </w:t>
+      </w:r>
+      <w:proofErr w:type="spellStart"/>
+      <w:r>
+        <w:rPr>
+          <w:rFonts w:cs="Times New Roman"/>
+          <w:b/>
+          <w:bCs/>
+          <w:sz w:val="26"/>
+          <w:szCs w:val="26"/>
+        </w:rPr>
+        <w:t>Mã</w:t>
+      </w:r>
+      <w:proofErr w:type="spellEnd"/>
+      <w:r>
+        <w:rPr>
+          <w:rFonts w:cs="Times New Roman"/>
+          <w:b/>
+          <w:bCs/>
+          <w:sz w:val="26"/>
+          <w:szCs w:val="26"/>
+        </w:rPr>
+        <w:t xml:space="preserve"> </w:t>
+      </w:r>
+      <w:proofErr w:type="spellStart"/>
+      <w:r>
+        <w:rPr>
+          <w:rFonts w:cs="Times New Roman"/>
+          <w:b/>
+          <w:bCs/>
+          <w:sz w:val="26"/>
+          <w:szCs w:val="26"/>
+        </w:rPr>
+        <w:t>nguồn</w:t>
+      </w:r>
+      <w:proofErr w:type="spellEnd"/>
+      <w:r>
+        <w:rPr>
+          <w:rFonts w:cs="Times New Roman"/>
+          <w:b/>
+          <w:bCs/>
+          <w:sz w:val="26"/>
+          <w:szCs w:val="26"/>
+        </w:rPr>
+        <w:t xml:space="preserve"> Unit Test:</w:t>
+      </w:r>
+      <w:r>
+        <w:rPr>
+          <w:rFonts w:cs="Times New Roman"/>
+          <w:sz w:val="26"/>
+          <w:szCs w:val="26"/>
+        </w:rPr>
+        <w:t xml:space="preserve"> </w:t>
       </w:r>
     </w:p>
     <w:p>
@@ -9357,6 +7352,373 @@
       <w:r>
         <w:rPr>
           <w:rFonts w:cs="Times New Roman"/>
+          <w:sz w:val="26"/>
+          <w:szCs w:val="26"/>
+        </w:rPr>
+        <w:t xml:space="preserve">Project Java </w:t>
+      </w:r>
+      <w:proofErr w:type="spellStart"/>
+      <w:r>
+        <w:rPr>
+          <w:rFonts w:cs="Times New Roman"/>
+          <w:sz w:val="26"/>
+          <w:szCs w:val="26"/>
+        </w:rPr>
+        <w:t>chứa</w:t>
+      </w:r>
+      <w:proofErr w:type="spellEnd"/>
+      <w:r>
+        <w:rPr>
+          <w:rFonts w:cs="Times New Roman"/>
+          <w:sz w:val="26"/>
+          <w:szCs w:val="26"/>
+        </w:rPr>
+        <w:t xml:space="preserve"> </w:t>
+      </w:r>
+      <w:proofErr w:type="spellStart"/>
+      <w:r>
+        <w:rPr>
+          <w:rFonts w:cs="Times New Roman"/>
+          <w:sz w:val="26"/>
+          <w:szCs w:val="26"/>
+        </w:rPr>
+        <w:t>các</w:t>
+      </w:r>
+      <w:proofErr w:type="spellEnd"/>
+      <w:r>
+        <w:rPr>
+          <w:rFonts w:cs="Times New Roman"/>
+          <w:sz w:val="26"/>
+          <w:szCs w:val="26"/>
+        </w:rPr>
+        <w:t xml:space="preserve"> file Bai1Test.java </w:t>
+      </w:r>
+      <w:proofErr w:type="spellStart"/>
+      <w:r>
+        <w:rPr>
+          <w:rFonts w:cs="Times New Roman"/>
+          <w:sz w:val="26"/>
+          <w:szCs w:val="26"/>
+        </w:rPr>
+        <w:t>đến</w:t>
+      </w:r>
+      <w:proofErr w:type="spellEnd"/>
+      <w:r>
+        <w:rPr>
+          <w:rFonts w:cs="Times New Roman"/>
+          <w:sz w:val="26"/>
+          <w:szCs w:val="26"/>
+        </w:rPr>
+        <w:t xml:space="preserve"> Bai5Test.java.</w:t>
+      </w:r>
+    </w:p>
+    <w:p>
+      <w:pPr>
+        <w:spacing w:line="360" w:lineRule="auto"/>
+        <w:jc w:val="both"/>
+        <w:rPr>
+          <w:rFonts w:cs="Times New Roman"/>
+          <w:sz w:val="26"/>
+          <w:szCs w:val="26"/>
+        </w:rPr>
+      </w:pPr>
+      <w:r>
+        <w:rPr>
+          <w:rFonts w:cs="Times New Roman"/>
+          <w:b/>
+          <w:bCs/>
+          <w:sz w:val="26"/>
+          <w:szCs w:val="26"/>
+        </w:rPr>
+        <w:t xml:space="preserve">c. Báo </w:t>
+      </w:r>
+      <w:proofErr w:type="spellStart"/>
+      <w:r>
+        <w:rPr>
+          <w:rFonts w:cs="Times New Roman"/>
+          <w:b/>
+          <w:bCs/>
+          <w:sz w:val="26"/>
+          <w:szCs w:val="26"/>
+        </w:rPr>
+        <w:t>cáo</w:t>
+      </w:r>
+      <w:proofErr w:type="spellEnd"/>
+      <w:r>
+        <w:rPr>
+          <w:rFonts w:cs="Times New Roman"/>
+          <w:b/>
+          <w:bCs/>
+          <w:sz w:val="26"/>
+          <w:szCs w:val="26"/>
+        </w:rPr>
+        <w:t xml:space="preserve"> </w:t>
+      </w:r>
+      <w:proofErr w:type="spellStart"/>
+      <w:r>
+        <w:rPr>
+          <w:rFonts w:cs="Times New Roman"/>
+          <w:b/>
+          <w:bCs/>
+          <w:sz w:val="26"/>
+          <w:szCs w:val="26"/>
+        </w:rPr>
+        <w:t>tổng</w:t>
+      </w:r>
+      <w:proofErr w:type="spellEnd"/>
+      <w:r>
+        <w:rPr>
+          <w:rFonts w:cs="Times New Roman"/>
+          <w:b/>
+          <w:bCs/>
+          <w:sz w:val="26"/>
+          <w:szCs w:val="26"/>
+        </w:rPr>
+        <w:t xml:space="preserve"> </w:t>
+      </w:r>
+      <w:proofErr w:type="spellStart"/>
+      <w:r>
+        <w:rPr>
+          <w:rFonts w:cs="Times New Roman"/>
+          <w:b/>
+          <w:bCs/>
+          <w:sz w:val="26"/>
+          <w:szCs w:val="26"/>
+        </w:rPr>
+        <w:t>kết</w:t>
+      </w:r>
+      <w:proofErr w:type="spellEnd"/>
+      <w:r>
+        <w:rPr>
+          <w:rFonts w:cs="Times New Roman"/>
+          <w:b/>
+          <w:bCs/>
+          <w:sz w:val="26"/>
+          <w:szCs w:val="26"/>
+        </w:rPr>
+        <w:t>:</w:t>
+      </w:r>
+      <w:r>
+        <w:rPr>
+          <w:rFonts w:cs="Times New Roman"/>
+          <w:sz w:val="26"/>
+          <w:szCs w:val="26"/>
+        </w:rPr>
+        <w:t xml:space="preserve"> </w:t>
+      </w:r>
+    </w:p>
+    <w:p>
+      <w:pPr>
+        <w:spacing w:line="360" w:lineRule="auto"/>
+        <w:jc w:val="both"/>
+        <w:rPr>
+          <w:rFonts w:cs="Times New Roman"/>
+          <w:sz w:val="26"/>
+          <w:szCs w:val="26"/>
+        </w:rPr>
+      </w:pPr>
+      <w:r>
+        <w:rPr>
+          <w:rFonts w:cs="Times New Roman"/>
+          <w:sz w:val="26"/>
+          <w:szCs w:val="26"/>
+        </w:rPr>
+        <w:t xml:space="preserve">File </w:t>
+      </w:r>
+      <w:proofErr w:type="spellStart"/>
+      <w:r>
+        <w:rPr>
+          <w:rFonts w:cs="Times New Roman"/>
+          <w:sz w:val="26"/>
+          <w:szCs w:val="26"/>
+        </w:rPr>
+        <w:t>tổng</w:t>
+      </w:r>
+      <w:proofErr w:type="spellEnd"/>
+      <w:r>
+        <w:rPr>
+          <w:rFonts w:cs="Times New Roman"/>
+          <w:sz w:val="26"/>
+          <w:szCs w:val="26"/>
+        </w:rPr>
+        <w:t xml:space="preserve"> </w:t>
+      </w:r>
+      <w:proofErr w:type="spellStart"/>
+      <w:r>
+        <w:rPr>
+          <w:rFonts w:cs="Times New Roman"/>
+          <w:sz w:val="26"/>
+          <w:szCs w:val="26"/>
+        </w:rPr>
+        <w:t>hợp</w:t>
+      </w:r>
+      <w:proofErr w:type="spellEnd"/>
+      <w:r>
+        <w:rPr>
+          <w:rFonts w:cs="Times New Roman"/>
+          <w:sz w:val="26"/>
+          <w:szCs w:val="26"/>
+        </w:rPr>
+        <w:t xml:space="preserve"> </w:t>
+      </w:r>
+      <w:proofErr w:type="spellStart"/>
+      <w:r>
+        <w:rPr>
+          <w:rFonts w:cs="Times New Roman"/>
+          <w:sz w:val="26"/>
+          <w:szCs w:val="26"/>
+        </w:rPr>
+        <w:t>kết</w:t>
+      </w:r>
+      <w:proofErr w:type="spellEnd"/>
+      <w:r>
+        <w:rPr>
+          <w:rFonts w:cs="Times New Roman"/>
+          <w:sz w:val="26"/>
+          <w:szCs w:val="26"/>
+        </w:rPr>
+        <w:t xml:space="preserve"> </w:t>
+      </w:r>
+      <w:proofErr w:type="spellStart"/>
+      <w:r>
+        <w:rPr>
+          <w:rFonts w:cs="Times New Roman"/>
+          <w:sz w:val="26"/>
+          <w:szCs w:val="26"/>
+        </w:rPr>
+        <w:t>quả</w:t>
+      </w:r>
+      <w:proofErr w:type="spellEnd"/>
+      <w:r>
+        <w:rPr>
+          <w:rFonts w:cs="Times New Roman"/>
+          <w:sz w:val="26"/>
+          <w:szCs w:val="26"/>
+        </w:rPr>
+        <w:t xml:space="preserve"> (Pass/Fail) </w:t>
+      </w:r>
+      <w:proofErr w:type="spellStart"/>
+      <w:r>
+        <w:rPr>
+          <w:rFonts w:cs="Times New Roman"/>
+          <w:sz w:val="26"/>
+          <w:szCs w:val="26"/>
+        </w:rPr>
+        <w:t>và</w:t>
+      </w:r>
+      <w:proofErr w:type="spellEnd"/>
+      <w:r>
+        <w:rPr>
+          <w:rFonts w:cs="Times New Roman"/>
+          <w:sz w:val="26"/>
+          <w:szCs w:val="26"/>
+        </w:rPr>
+        <w:t xml:space="preserve"> </w:t>
+      </w:r>
+      <w:proofErr w:type="spellStart"/>
+      <w:r>
+        <w:rPr>
+          <w:rFonts w:cs="Times New Roman"/>
+          <w:sz w:val="26"/>
+          <w:szCs w:val="26"/>
+        </w:rPr>
+        <w:t>các</w:t>
+      </w:r>
+      <w:proofErr w:type="spellEnd"/>
+      <w:r>
+        <w:rPr>
+          <w:rFonts w:cs="Times New Roman"/>
+          <w:sz w:val="26"/>
+          <w:szCs w:val="26"/>
+        </w:rPr>
+        <w:t xml:space="preserve"> </w:t>
+      </w:r>
+      <w:proofErr w:type="spellStart"/>
+      <w:r>
+        <w:rPr>
+          <w:rFonts w:cs="Times New Roman"/>
+          <w:sz w:val="26"/>
+          <w:szCs w:val="26"/>
+        </w:rPr>
+        <w:t>vấn</w:t>
+      </w:r>
+      <w:proofErr w:type="spellEnd"/>
+      <w:r>
+        <w:rPr>
+          <w:rFonts w:cs="Times New Roman"/>
+          <w:sz w:val="26"/>
+          <w:szCs w:val="26"/>
+        </w:rPr>
+        <w:t xml:space="preserve"> </w:t>
+      </w:r>
+      <w:proofErr w:type="spellStart"/>
+      <w:r>
+        <w:rPr>
+          <w:rFonts w:cs="Times New Roman"/>
+          <w:sz w:val="26"/>
+          <w:szCs w:val="26"/>
+        </w:rPr>
+        <w:t>đề</w:t>
+      </w:r>
+      <w:proofErr w:type="spellEnd"/>
+      <w:r>
+        <w:rPr>
+          <w:rFonts w:cs="Times New Roman"/>
+          <w:sz w:val="26"/>
+          <w:szCs w:val="26"/>
+        </w:rPr>
+        <w:t xml:space="preserve"> </w:t>
+      </w:r>
+      <w:proofErr w:type="spellStart"/>
+      <w:r>
+        <w:rPr>
+          <w:rFonts w:cs="Times New Roman"/>
+          <w:sz w:val="26"/>
+          <w:szCs w:val="26"/>
+        </w:rPr>
+        <w:t>tồn</w:t>
+      </w:r>
+      <w:proofErr w:type="spellEnd"/>
+      <w:r>
+        <w:rPr>
+          <w:rFonts w:cs="Times New Roman"/>
+          <w:sz w:val="26"/>
+          <w:szCs w:val="26"/>
+        </w:rPr>
+        <w:t xml:space="preserve"> </w:t>
+      </w:r>
+      <w:proofErr w:type="spellStart"/>
+      <w:r>
+        <w:rPr>
+          <w:rFonts w:cs="Times New Roman"/>
+          <w:sz w:val="26"/>
+          <w:szCs w:val="26"/>
+        </w:rPr>
+        <w:t>đọng</w:t>
+      </w:r>
+      <w:proofErr w:type="spellEnd"/>
+      <w:r>
+        <w:rPr>
+          <w:rFonts w:cs="Times New Roman"/>
+          <w:sz w:val="26"/>
+          <w:szCs w:val="26"/>
+        </w:rPr>
+        <w:t xml:space="preserve">. </w:t>
+      </w:r>
+    </w:p>
+    <w:p>
+      <w:pPr>
+        <w:spacing w:line="360" w:lineRule="auto"/>
+        <w:jc w:val="both"/>
+        <w:rPr>
+          <w:rFonts w:cs="Times New Roman"/>
+          <w:sz w:val="26"/>
+          <w:szCs w:val="26"/>
+        </w:rPr>
+      </w:pPr>
+      <w:r>
+        <w:rPr>
+          <w:rFonts w:cs="Times New Roman"/>
           <w:b/>
           <w:bCs/>
           <w:sz w:val="26"/>
@@ -9416,6 +7778,17 @@
         </w:rPr>
         <w:t xml:space="preserve"> </w:t>
       </w:r>
+    </w:p>
+    <w:p>
+      <w:pPr>
+        <w:spacing w:line="360" w:lineRule="auto"/>
+        <w:jc w:val="both"/>
+        <w:rPr>
+          <w:rFonts w:cs="Times New Roman"/>
+          <w:sz w:val="26"/>
+          <w:szCs w:val="26"/>
+        </w:rPr>
+      </w:pPr>
       <w:proofErr w:type="spellStart"/>
       <w:r>
         <w:rPr>
@@ -9477,24 +7850,6 @@
           <w:sz w:val="26"/>
           <w:szCs w:val="26"/>
         </w:rPr>
-        <w:t>các</w:t>
-      </w:r>
-      <w:proofErr w:type="spellEnd"/>
-      <w:r>
-        <w:rPr>
-          <w:rFonts w:cs="Times New Roman"/>
-          <w:sz w:val="26"/>
-          <w:szCs w:val="26"/>
-        </w:rPr>
-        <w:t xml:space="preserve"> </w:t>
-      </w:r>
-      <w:proofErr w:type="spellStart"/>
-      <w:r>
-        <w:rPr>
-          <w:rFonts w:cs="Times New Roman"/>
-          <w:sz w:val="26"/>
-          <w:szCs w:val="26"/>
-        </w:rPr>
         <w:t>lỗi</w:t>
       </w:r>
       <w:proofErr w:type="spellEnd"/>
@@ -9504,43 +7859,43 @@
           <w:sz w:val="26"/>
           <w:szCs w:val="26"/>
         </w:rPr>
-        <w:t xml:space="preserve"> </w:t>
-      </w:r>
-      <w:proofErr w:type="spellStart"/>
-      <w:r>
-        <w:rPr>
-          <w:rFonts w:cs="Times New Roman"/>
-          <w:sz w:val="26"/>
-          <w:szCs w:val="26"/>
-        </w:rPr>
-        <w:t>tìm</w:t>
-      </w:r>
-      <w:proofErr w:type="spellEnd"/>
-      <w:r>
-        <w:rPr>
-          <w:rFonts w:cs="Times New Roman"/>
-          <w:sz w:val="26"/>
-          <w:szCs w:val="26"/>
-        </w:rPr>
-        <w:t xml:space="preserve"> </w:t>
-      </w:r>
-      <w:proofErr w:type="spellStart"/>
-      <w:r>
-        <w:rPr>
-          <w:rFonts w:cs="Times New Roman"/>
-          <w:sz w:val="26"/>
-          <w:szCs w:val="26"/>
-        </w:rPr>
-        <w:t>thấy</w:t>
-      </w:r>
-      <w:proofErr w:type="spellEnd"/>
-      <w:r>
-        <w:rPr>
-          <w:rFonts w:cs="Times New Roman"/>
-          <w:sz w:val="26"/>
-          <w:szCs w:val="26"/>
-        </w:rPr>
-        <w:t>.</w:t>
+        <w:t xml:space="preserve"> logic </w:t>
+      </w:r>
+      <w:proofErr w:type="spellStart"/>
+      <w:r>
+        <w:rPr>
+          <w:rFonts w:cs="Times New Roman"/>
+          <w:sz w:val="26"/>
+          <w:szCs w:val="26"/>
+        </w:rPr>
+        <w:t>nhập</w:t>
+      </w:r>
+      <w:proofErr w:type="spellEnd"/>
+      <w:r>
+        <w:rPr>
+          <w:rFonts w:cs="Times New Roman"/>
+          <w:sz w:val="26"/>
+          <w:szCs w:val="26"/>
+        </w:rPr>
+        <w:t xml:space="preserve"> </w:t>
+      </w:r>
+      <w:proofErr w:type="spellStart"/>
+      <w:r>
+        <w:rPr>
+          <w:rFonts w:cs="Times New Roman"/>
+          <w:sz w:val="26"/>
+          <w:szCs w:val="26"/>
+        </w:rPr>
+        <w:t>tuổi</w:t>
+      </w:r>
+      <w:proofErr w:type="spellEnd"/>
+      <w:r>
+        <w:rPr>
+          <w:rFonts w:cs="Times New Roman"/>
+          <w:sz w:val="26"/>
+          <w:szCs w:val="26"/>
+        </w:rPr>
+        <w:t xml:space="preserve"> (Bug Report).</w:t>
       </w:r>
     </w:p>
     <w:p>
@@ -9608,6 +7963,7 @@
           <w:numId w:val="29"/>
         </w:numPr>
         <w:spacing w:line="360" w:lineRule="auto"/>
+        <w:jc w:val="both"/>
         <w:rPr>
           <w:sz w:val="26"/>
           <w:szCs w:val="26"/>
@@ -9634,103 +7990,55 @@
           <w:sz w:val="26"/>
           <w:szCs w:val="26"/>
         </w:rPr>
-        <w:t xml:space="preserve"> </w:t>
-      </w:r>
-      <w:proofErr w:type="spellStart"/>
-      <w:r>
-        <w:rPr>
-          <w:sz w:val="26"/>
-          <w:szCs w:val="26"/>
-        </w:rPr>
-        <w:t>tham</w:t>
-      </w:r>
-      <w:proofErr w:type="spellEnd"/>
-      <w:r>
-        <w:rPr>
-          <w:sz w:val="26"/>
-          <w:szCs w:val="26"/>
-        </w:rPr>
-        <w:t xml:space="preserve"> </w:t>
-      </w:r>
-      <w:proofErr w:type="spellStart"/>
-      <w:r>
-        <w:rPr>
-          <w:sz w:val="26"/>
-          <w:szCs w:val="26"/>
-        </w:rPr>
-        <w:t>chiếu</w:t>
-      </w:r>
-      <w:proofErr w:type="spellEnd"/>
-      <w:r>
-        <w:rPr>
-          <w:sz w:val="26"/>
-          <w:szCs w:val="26"/>
-        </w:rPr>
-        <w:t xml:space="preserve"> (Reference) </w:t>
-      </w:r>
-      <w:proofErr w:type="spellStart"/>
-      <w:r>
-        <w:rPr>
-          <w:sz w:val="26"/>
-          <w:szCs w:val="26"/>
-        </w:rPr>
-        <w:t>thành</w:t>
-      </w:r>
-      <w:proofErr w:type="spellEnd"/>
-      <w:r>
-        <w:rPr>
-          <w:sz w:val="26"/>
-          <w:szCs w:val="26"/>
-        </w:rPr>
-        <w:t xml:space="preserve"> </w:t>
-      </w:r>
-      <w:proofErr w:type="spellStart"/>
-      <w:r>
-        <w:rPr>
-          <w:sz w:val="26"/>
-          <w:szCs w:val="26"/>
-        </w:rPr>
-        <w:t>công</w:t>
-      </w:r>
-      <w:proofErr w:type="spellEnd"/>
-      <w:r>
-        <w:rPr>
-          <w:sz w:val="26"/>
-          <w:szCs w:val="26"/>
-        </w:rPr>
-        <w:t xml:space="preserve"> </w:t>
-      </w:r>
-      <w:proofErr w:type="spellStart"/>
-      <w:r>
-        <w:rPr>
-          <w:sz w:val="26"/>
-          <w:szCs w:val="26"/>
-        </w:rPr>
-        <w:t>đến</w:t>
-      </w:r>
-      <w:proofErr w:type="spellEnd"/>
-      <w:r>
-        <w:rPr>
-          <w:sz w:val="26"/>
-          <w:szCs w:val="26"/>
-        </w:rPr>
-        <w:t xml:space="preserve"> Project </w:t>
-      </w:r>
-      <w:proofErr w:type="spellStart"/>
-      <w:r>
-        <w:rPr>
-          <w:sz w:val="26"/>
-          <w:szCs w:val="26"/>
-        </w:rPr>
-        <w:t>chính</w:t>
-      </w:r>
-      <w:proofErr w:type="spellEnd"/>
-      <w:r>
-        <w:rPr>
-          <w:sz w:val="26"/>
-          <w:szCs w:val="26"/>
-        </w:rPr>
-        <w:t>.</w:t>
+        <w:t xml:space="preserve"> add </w:t>
+      </w:r>
+      <w:proofErr w:type="spellStart"/>
+      <w:r>
+        <w:rPr>
+          <w:sz w:val="26"/>
+          <w:szCs w:val="26"/>
+        </w:rPr>
+        <w:t>thư</w:t>
+      </w:r>
+      <w:proofErr w:type="spellEnd"/>
+      <w:r>
+        <w:rPr>
+          <w:sz w:val="26"/>
+          <w:szCs w:val="26"/>
+        </w:rPr>
+        <w:t xml:space="preserve"> </w:t>
+      </w:r>
+      <w:proofErr w:type="spellStart"/>
+      <w:r>
+        <w:rPr>
+          <w:sz w:val="26"/>
+          <w:szCs w:val="26"/>
+        </w:rPr>
+        <w:t>viện</w:t>
+      </w:r>
+      <w:proofErr w:type="spellEnd"/>
+      <w:r>
+        <w:rPr>
+          <w:sz w:val="26"/>
+          <w:szCs w:val="26"/>
+        </w:rPr>
+        <w:t xml:space="preserve"> junit-4.13.2.jar </w:t>
+      </w:r>
+      <w:proofErr w:type="spellStart"/>
+      <w:r>
+        <w:rPr>
+          <w:sz w:val="26"/>
+          <w:szCs w:val="26"/>
+        </w:rPr>
+        <w:t>và</w:t>
+      </w:r>
+      <w:proofErr w:type="spellEnd"/>
+      <w:r>
+        <w:rPr>
+          <w:sz w:val="26"/>
+          <w:szCs w:val="26"/>
+        </w:rPr>
+        <w:t xml:space="preserve"> hamcrest-core.jar.</w:t>
       </w:r>
     </w:p>
     <w:p>
@@ -9741,142 +8049,27 @@
           <w:numId w:val="29"/>
         </w:numPr>
         <w:spacing w:line="360" w:lineRule="auto"/>
-        <w:rPr>
-          <w:sz w:val="26"/>
-          <w:szCs w:val="26"/>
-        </w:rPr>
-      </w:pPr>
-      <w:proofErr w:type="spellStart"/>
-      <w:r>
-        <w:rPr>
-          <w:sz w:val="26"/>
-          <w:szCs w:val="26"/>
-        </w:rPr>
-        <w:t>Máy</w:t>
-      </w:r>
-      <w:proofErr w:type="spellEnd"/>
-      <w:r>
-        <w:rPr>
-          <w:sz w:val="26"/>
-          <w:szCs w:val="26"/>
-        </w:rPr>
-        <w:t xml:space="preserve"> </w:t>
-      </w:r>
-      <w:proofErr w:type="spellStart"/>
-      <w:r>
-        <w:rPr>
-          <w:sz w:val="26"/>
-          <w:szCs w:val="26"/>
-        </w:rPr>
-        <w:t>tính</w:t>
-      </w:r>
-      <w:proofErr w:type="spellEnd"/>
-      <w:r>
-        <w:rPr>
-          <w:sz w:val="26"/>
-          <w:szCs w:val="26"/>
-        </w:rPr>
-        <w:t xml:space="preserve"> </w:t>
-      </w:r>
-      <w:proofErr w:type="spellStart"/>
-      <w:r>
-        <w:rPr>
-          <w:sz w:val="26"/>
-          <w:szCs w:val="26"/>
-        </w:rPr>
-        <w:t>phải</w:t>
-      </w:r>
-      <w:proofErr w:type="spellEnd"/>
-      <w:r>
-        <w:rPr>
-          <w:sz w:val="26"/>
-          <w:szCs w:val="26"/>
-        </w:rPr>
-        <w:t xml:space="preserve"> </w:t>
-      </w:r>
-      <w:proofErr w:type="spellStart"/>
-      <w:r>
-        <w:rPr>
-          <w:sz w:val="26"/>
-          <w:szCs w:val="26"/>
-        </w:rPr>
-        <w:t>cài</w:t>
-      </w:r>
-      <w:proofErr w:type="spellEnd"/>
-      <w:r>
-        <w:rPr>
-          <w:sz w:val="26"/>
-          <w:szCs w:val="26"/>
-        </w:rPr>
-        <w:t xml:space="preserve"> </w:t>
-      </w:r>
-      <w:proofErr w:type="spellStart"/>
-      <w:r>
-        <w:rPr>
-          <w:sz w:val="26"/>
-          <w:szCs w:val="26"/>
-        </w:rPr>
-        <w:t>đặt</w:t>
-      </w:r>
-      <w:proofErr w:type="spellEnd"/>
-      <w:r>
-        <w:rPr>
-          <w:sz w:val="26"/>
-          <w:szCs w:val="26"/>
-        </w:rPr>
-        <w:t xml:space="preserve"> </w:t>
-      </w:r>
-      <w:proofErr w:type="spellStart"/>
-      <w:r>
-        <w:rPr>
-          <w:sz w:val="26"/>
-          <w:szCs w:val="26"/>
-        </w:rPr>
-        <w:t>thư</w:t>
-      </w:r>
-      <w:proofErr w:type="spellEnd"/>
-      <w:r>
-        <w:rPr>
-          <w:sz w:val="26"/>
-          <w:szCs w:val="26"/>
-        </w:rPr>
-        <w:t xml:space="preserve"> </w:t>
-      </w:r>
-      <w:proofErr w:type="spellStart"/>
-      <w:r>
-        <w:rPr>
-          <w:sz w:val="26"/>
-          <w:szCs w:val="26"/>
-        </w:rPr>
-        <w:t>viện</w:t>
-      </w:r>
-      <w:proofErr w:type="spellEnd"/>
-      <w:r>
-        <w:rPr>
-          <w:sz w:val="26"/>
-          <w:szCs w:val="26"/>
-        </w:rPr>
-        <w:t xml:space="preserve"> </w:t>
-      </w:r>
-      <w:proofErr w:type="spellStart"/>
-      <w:proofErr w:type="gramStart"/>
-      <w:r>
-        <w:rPr>
-          <w:rStyle w:val="HTMLCode"/>
-          <w:rFonts w:ascii="Times New Roman" w:eastAsiaTheme="majorEastAsia" w:hAnsi="Times New Roman" w:cs="Times New Roman"/>
-          <w:sz w:val="26"/>
-          <w:szCs w:val="26"/>
-        </w:rPr>
-        <w:t>System.Data.SqlClient</w:t>
-      </w:r>
-      <w:proofErr w:type="spellEnd"/>
-      <w:proofErr w:type="gramEnd"/>
-      <w:r>
-        <w:rPr>
-          <w:sz w:val="26"/>
-          <w:szCs w:val="26"/>
-        </w:rPr>
-        <w:t xml:space="preserve"> </w:t>
+        <w:jc w:val="both"/>
+        <w:rPr>
+          <w:sz w:val="26"/>
+          <w:szCs w:val="26"/>
+        </w:rPr>
+      </w:pPr>
+      <w:proofErr w:type="spellStart"/>
+      <w:r>
+        <w:rPr>
+          <w:sz w:val="26"/>
+          <w:szCs w:val="26"/>
+        </w:rPr>
+        <w:t>Cần</w:t>
+      </w:r>
+      <w:proofErr w:type="spellEnd"/>
+      <w:r>
+        <w:rPr>
+          <w:sz w:val="26"/>
+          <w:szCs w:val="26"/>
+        </w:rPr>
+        <w:t xml:space="preserve"> file mssql-jdbc-12.x.jre11.jar </w:t>
       </w:r>
       <w:proofErr w:type="spellStart"/>
       <w:r>
@@ -9935,6 +8128,7 @@
           <w:numId w:val="29"/>
         </w:numPr>
         <w:spacing w:line="360" w:lineRule="auto"/>
+        <w:jc w:val="both"/>
         <w:rPr>
           <w:sz w:val="26"/>
           <w:szCs w:val="26"/>
@@ -10004,15 +8198,15 @@
         </w:rPr>
         <w:t xml:space="preserve"> </w:t>
       </w:r>
-      <w:r>
-        <w:rPr>
-          <w:rStyle w:val="HTMLCode"/>
-          <w:rFonts w:ascii="Times New Roman" w:eastAsiaTheme="majorEastAsia" w:hAnsi="Times New Roman" w:cs="Times New Roman"/>
-          <w:sz w:val="26"/>
-          <w:szCs w:val="26"/>
-        </w:rPr>
-        <w:t>ORGANIZATION</w:t>
-      </w:r>
+      <w:proofErr w:type="spellStart"/>
+      <w:r>
+        <w:rPr>
+          <w:sz w:val="26"/>
+          <w:szCs w:val="26"/>
+        </w:rPr>
+        <w:t>KhachHang</w:t>
+      </w:r>
+      <w:proofErr w:type="spellEnd"/>
       <w:r>
         <w:rPr>
           <w:sz w:val="26"/>
@@ -10090,6 +8284,38 @@
           <w:sz w:val="26"/>
           <w:szCs w:val="26"/>
         </w:rPr>
+        <w:t>bằng</w:t>
+      </w:r>
+      <w:proofErr w:type="spellEnd"/>
+      <w:r>
+        <w:rPr>
+          <w:sz w:val="26"/>
+          <w:szCs w:val="26"/>
+        </w:rPr>
+        <w:t xml:space="preserve"> </w:t>
+      </w:r>
+      <w:proofErr w:type="spellStart"/>
+      <w:r>
+        <w:rPr>
+          <w:sz w:val="26"/>
+          <w:szCs w:val="26"/>
+        </w:rPr>
+        <w:t>hàm</w:t>
+      </w:r>
+      <w:proofErr w:type="spellEnd"/>
+      <w:r>
+        <w:rPr>
+          <w:sz w:val="26"/>
+          <w:szCs w:val="26"/>
+        </w:rPr>
+        <w:t xml:space="preserve"> @Before </w:t>
+      </w:r>
+      <w:proofErr w:type="spellStart"/>
+      <w:r>
+        <w:rPr>
+          <w:sz w:val="26"/>
+          <w:szCs w:val="26"/>
+        </w:rPr>
         <w:t>trước</w:t>
       </w:r>
       <w:proofErr w:type="spellEnd"/>
@@ -10219,54 +8445,6 @@
           <w:szCs w:val="26"/>
         </w:rPr>
         <w:t>quả</w:t>
-      </w:r>
-      <w:proofErr w:type="spellEnd"/>
-      <w:r>
-        <w:rPr>
-          <w:sz w:val="26"/>
-          <w:szCs w:val="26"/>
-        </w:rPr>
-        <w:t xml:space="preserve"> do </w:t>
-      </w:r>
-      <w:proofErr w:type="spellStart"/>
-      <w:r>
-        <w:rPr>
-          <w:sz w:val="26"/>
-          <w:szCs w:val="26"/>
-        </w:rPr>
-        <w:t>dữ</w:t>
-      </w:r>
-      <w:proofErr w:type="spellEnd"/>
-      <w:r>
-        <w:rPr>
-          <w:sz w:val="26"/>
-          <w:szCs w:val="26"/>
-        </w:rPr>
-        <w:t xml:space="preserve"> </w:t>
-      </w:r>
-      <w:proofErr w:type="spellStart"/>
-      <w:r>
-        <w:rPr>
-          <w:sz w:val="26"/>
-          <w:szCs w:val="26"/>
-        </w:rPr>
-        <w:t>liệu</w:t>
-      </w:r>
-      <w:proofErr w:type="spellEnd"/>
-      <w:r>
-        <w:rPr>
-          <w:sz w:val="26"/>
-          <w:szCs w:val="26"/>
-        </w:rPr>
-        <w:t xml:space="preserve"> </w:t>
-      </w:r>
-      <w:proofErr w:type="spellStart"/>
-      <w:r>
-        <w:rPr>
-          <w:sz w:val="26"/>
-          <w:szCs w:val="26"/>
-        </w:rPr>
-        <w:t>cũ</w:t>
       </w:r>
       <w:proofErr w:type="spellEnd"/>
       <w:r>
@@ -10297,6 +8475,30 @@
           <w:sz w:val="26"/>
           <w:szCs w:val="26"/>
         </w:rPr>
+        <w:br w:type="page"/>
+      </w:r>
+    </w:p>
+    <w:p>
+      <w:pPr>
+        <w:spacing w:line="360" w:lineRule="auto"/>
+        <w:jc w:val="both"/>
+        <w:rPr>
+          <w:rFonts w:cs="Times New Roman"/>
+          <w:b/>
+          <w:bCs/>
+          <w:sz w:val="26"/>
+          <w:szCs w:val="26"/>
+        </w:rPr>
+      </w:pPr>
+      <w:r>
+        <w:rPr>
+          <w:rFonts w:cs="Times New Roman"/>
+          <w:b/>
+          <w:bCs/>
+          <w:sz w:val="26"/>
+          <w:szCs w:val="26"/>
+        </w:rPr>
+        <w:lastRenderedPageBreak/>
         <w:t xml:space="preserve">7. </w:t>
       </w:r>
       <w:proofErr w:type="spellStart"/>
@@ -10472,7 +8674,7 @@
         <w:pStyle w:val="ListParagraph"/>
         <w:numPr>
           <w:ilvl w:val="0"/>
-          <w:numId w:val="30"/>
+          <w:numId w:val="32"/>
         </w:numPr>
         <w:spacing w:line="360" w:lineRule="auto"/>
         <w:jc w:val="both"/>
@@ -10642,7 +8844,7 @@
           <w:sz w:val="26"/>
           <w:szCs w:val="26"/>
         </w:rPr>
-        <w:t xml:space="preserve"> (Build Success), </w:t>
+        <w:t xml:space="preserve">, </w:t>
       </w:r>
       <w:proofErr w:type="spellStart"/>
       <w:r>
@@ -10740,12 +8942,14 @@
         <w:pStyle w:val="ListParagraph"/>
         <w:numPr>
           <w:ilvl w:val="0"/>
-          <w:numId w:val="30"/>
+          <w:numId w:val="32"/>
         </w:numPr>
         <w:spacing w:line="360" w:lineRule="auto"/>
         <w:jc w:val="both"/>
         <w:rPr>
           <w:rFonts w:cs="Times New Roman"/>
+          <w:b/>
+          <w:bCs/>
           <w:sz w:val="26"/>
           <w:szCs w:val="26"/>
         </w:rPr>
@@ -10820,25 +9024,43 @@
           <w:sz w:val="26"/>
           <w:szCs w:val="26"/>
         </w:rPr>
-        <w:t xml:space="preserve"> </w:t>
-      </w:r>
-      <w:proofErr w:type="spellStart"/>
-      <w:r>
-        <w:rPr>
-          <w:rFonts w:cs="Times New Roman"/>
-          <w:sz w:val="26"/>
-          <w:szCs w:val="26"/>
-        </w:rPr>
-        <w:t>OrganizationDB</w:t>
-      </w:r>
-      <w:proofErr w:type="spellEnd"/>
-      <w:r>
-        <w:rPr>
-          <w:rFonts w:cs="Times New Roman"/>
-          <w:sz w:val="26"/>
-          <w:szCs w:val="26"/>
-        </w:rPr>
-        <w:t xml:space="preserve"> </w:t>
+        <w:t xml:space="preserve"> Lab5_KiemThu (</w:t>
+      </w:r>
+      <w:proofErr w:type="spellStart"/>
+      <w:r>
+        <w:rPr>
+          <w:rFonts w:cs="Times New Roman"/>
+          <w:sz w:val="26"/>
+          <w:szCs w:val="26"/>
+        </w:rPr>
+        <w:t>hoặc</w:t>
+      </w:r>
+      <w:proofErr w:type="spellEnd"/>
+      <w:r>
+        <w:rPr>
+          <w:rFonts w:cs="Times New Roman"/>
+          <w:sz w:val="26"/>
+          <w:szCs w:val="26"/>
+        </w:rPr>
+        <w:t xml:space="preserve"> </w:t>
+      </w:r>
+      <w:proofErr w:type="spellStart"/>
+      <w:r>
+        <w:rPr>
+          <w:rFonts w:cs="Times New Roman"/>
+          <w:sz w:val="26"/>
+          <w:szCs w:val="26"/>
+        </w:rPr>
+        <w:t>KhachHang</w:t>
+      </w:r>
+      <w:proofErr w:type="spellEnd"/>
+      <w:r>
+        <w:rPr>
+          <w:rFonts w:cs="Times New Roman"/>
+          <w:sz w:val="26"/>
+          <w:szCs w:val="26"/>
+        </w:rPr>
+        <w:t xml:space="preserve">) </w:t>
       </w:r>
       <w:proofErr w:type="spellStart"/>
       <w:r>
@@ -10902,150 +9124,6 @@
           <w:szCs w:val="26"/>
         </w:rPr>
         <w:t>tạo</w:t>
-      </w:r>
-      <w:proofErr w:type="spellEnd"/>
-      <w:r>
-        <w:rPr>
-          <w:rFonts w:cs="Times New Roman"/>
-          <w:sz w:val="26"/>
-          <w:szCs w:val="26"/>
-        </w:rPr>
-        <w:t xml:space="preserve"> </w:t>
-      </w:r>
-      <w:proofErr w:type="spellStart"/>
-      <w:r>
-        <w:rPr>
-          <w:rFonts w:cs="Times New Roman"/>
-          <w:sz w:val="26"/>
-          <w:szCs w:val="26"/>
-        </w:rPr>
-        <w:t>và</w:t>
-      </w:r>
-      <w:proofErr w:type="spellEnd"/>
-      <w:r>
-        <w:rPr>
-          <w:rFonts w:cs="Times New Roman"/>
-          <w:sz w:val="26"/>
-          <w:szCs w:val="26"/>
-        </w:rPr>
-        <w:t xml:space="preserve"> </w:t>
-      </w:r>
-      <w:proofErr w:type="spellStart"/>
-      <w:r>
-        <w:rPr>
-          <w:rFonts w:cs="Times New Roman"/>
-          <w:sz w:val="26"/>
-          <w:szCs w:val="26"/>
-        </w:rPr>
-        <w:t>cấu</w:t>
-      </w:r>
-      <w:proofErr w:type="spellEnd"/>
-      <w:r>
-        <w:rPr>
-          <w:rFonts w:cs="Times New Roman"/>
-          <w:sz w:val="26"/>
-          <w:szCs w:val="26"/>
-        </w:rPr>
-        <w:t xml:space="preserve"> </w:t>
-      </w:r>
-      <w:proofErr w:type="spellStart"/>
-      <w:r>
-        <w:rPr>
-          <w:rFonts w:cs="Times New Roman"/>
-          <w:sz w:val="26"/>
-          <w:szCs w:val="26"/>
-        </w:rPr>
-        <w:t>hình</w:t>
-      </w:r>
-      <w:proofErr w:type="spellEnd"/>
-      <w:r>
-        <w:rPr>
-          <w:rFonts w:cs="Times New Roman"/>
-          <w:sz w:val="26"/>
-          <w:szCs w:val="26"/>
-        </w:rPr>
-        <w:t xml:space="preserve"> </w:t>
-      </w:r>
-      <w:proofErr w:type="spellStart"/>
-      <w:r>
-        <w:rPr>
-          <w:rFonts w:cs="Times New Roman"/>
-          <w:sz w:val="26"/>
-          <w:szCs w:val="26"/>
-        </w:rPr>
-        <w:t>chuỗi</w:t>
-      </w:r>
-      <w:proofErr w:type="spellEnd"/>
-      <w:r>
-        <w:rPr>
-          <w:rFonts w:cs="Times New Roman"/>
-          <w:sz w:val="26"/>
-          <w:szCs w:val="26"/>
-        </w:rPr>
-        <w:t xml:space="preserve"> </w:t>
-      </w:r>
-      <w:proofErr w:type="spellStart"/>
-      <w:r>
-        <w:rPr>
-          <w:rFonts w:cs="Times New Roman"/>
-          <w:sz w:val="26"/>
-          <w:szCs w:val="26"/>
-        </w:rPr>
-        <w:t>kết</w:t>
-      </w:r>
-      <w:proofErr w:type="spellEnd"/>
-      <w:r>
-        <w:rPr>
-          <w:rFonts w:cs="Times New Roman"/>
-          <w:sz w:val="26"/>
-          <w:szCs w:val="26"/>
-        </w:rPr>
-        <w:t xml:space="preserve"> </w:t>
-      </w:r>
-      <w:proofErr w:type="spellStart"/>
-      <w:r>
-        <w:rPr>
-          <w:rFonts w:cs="Times New Roman"/>
-          <w:sz w:val="26"/>
-          <w:szCs w:val="26"/>
-        </w:rPr>
-        <w:t>nối</w:t>
-      </w:r>
-      <w:proofErr w:type="spellEnd"/>
-      <w:r>
-        <w:rPr>
-          <w:rFonts w:cs="Times New Roman"/>
-          <w:sz w:val="26"/>
-          <w:szCs w:val="26"/>
-        </w:rPr>
-        <w:t xml:space="preserve"> </w:t>
-      </w:r>
-      <w:proofErr w:type="spellStart"/>
-      <w:r>
-        <w:rPr>
-          <w:rFonts w:cs="Times New Roman"/>
-          <w:sz w:val="26"/>
-          <w:szCs w:val="26"/>
-        </w:rPr>
-        <w:t>chính</w:t>
-      </w:r>
-      <w:proofErr w:type="spellEnd"/>
-      <w:r>
-        <w:rPr>
-          <w:rFonts w:cs="Times New Roman"/>
-          <w:sz w:val="26"/>
-          <w:szCs w:val="26"/>
-        </w:rPr>
-        <w:t xml:space="preserve"> </w:t>
-      </w:r>
-      <w:proofErr w:type="spellStart"/>
-      <w:r>
-        <w:rPr>
-          <w:rFonts w:cs="Times New Roman"/>
-          <w:sz w:val="26"/>
-          <w:szCs w:val="26"/>
-        </w:rPr>
-        <w:t>xác</w:t>
       </w:r>
       <w:proofErr w:type="spellEnd"/>
       <w:r>
@@ -11069,53 +9147,26 @@
           <w:szCs w:val="26"/>
         </w:rPr>
       </w:pPr>
-    </w:p>
-    <w:p>
-      <w:pPr>
-        <w:spacing w:line="360" w:lineRule="auto"/>
-        <w:jc w:val="both"/>
-        <w:rPr>
-          <w:rFonts w:cs="Times New Roman"/>
-          <w:b/>
-          <w:bCs/>
-          <w:sz w:val="26"/>
-          <w:szCs w:val="26"/>
-        </w:rPr>
-      </w:pPr>
-    </w:p>
-    <w:p>
-      <w:pPr>
-        <w:spacing w:line="360" w:lineRule="auto"/>
-        <w:jc w:val="both"/>
-        <w:rPr>
-          <w:rFonts w:cs="Times New Roman"/>
-          <w:b/>
-          <w:bCs/>
-          <w:sz w:val="26"/>
-          <w:szCs w:val="26"/>
-        </w:rPr>
-      </w:pPr>
-      <w:r>
-        <w:rPr>
-          <w:rFonts w:cs="Times New Roman"/>
-          <w:b/>
-          <w:bCs/>
-          <w:sz w:val="26"/>
-          <w:szCs w:val="26"/>
-        </w:rPr>
-        <w:lastRenderedPageBreak/>
-        <w:t>b. T</w:t>
-      </w:r>
-      <w:proofErr w:type="spellStart"/>
-      <w:r>
-        <w:rPr>
-          <w:rFonts w:cs="Times New Roman"/>
-          <w:b/>
-          <w:bCs/>
-          <w:sz w:val="26"/>
-          <w:szCs w:val="26"/>
-        </w:rPr>
-        <w:t>iêu</w:t>
+      <w:r>
+        <w:rPr>
+          <w:rFonts w:cs="Times New Roman"/>
+          <w:b/>
+          <w:bCs/>
+          <w:sz w:val="26"/>
+          <w:szCs w:val="26"/>
+        </w:rPr>
+        <w:t xml:space="preserve">b. </w:t>
+      </w:r>
+      <w:proofErr w:type="spellStart"/>
+      <w:r>
+        <w:rPr>
+          <w:rFonts w:cs="Times New Roman"/>
+          <w:b/>
+          <w:bCs/>
+          <w:sz w:val="26"/>
+          <w:szCs w:val="26"/>
+        </w:rPr>
+        <w:t>Tiêu</w:t>
       </w:r>
       <w:proofErr w:type="spellEnd"/>
       <w:r>
@@ -11178,7 +9229,7 @@
         <w:pStyle w:val="ListParagraph"/>
         <w:numPr>
           <w:ilvl w:val="0"/>
-          <w:numId w:val="30"/>
+          <w:numId w:val="32"/>
         </w:numPr>
         <w:spacing w:line="360" w:lineRule="auto"/>
         <w:jc w:val="both"/>
@@ -11275,52 +9326,34 @@
           <w:sz w:val="26"/>
           <w:szCs w:val="26"/>
         </w:rPr>
-        <w:t>có</w:t>
-      </w:r>
-      <w:proofErr w:type="spellEnd"/>
-      <w:r>
-        <w:rPr>
-          <w:rFonts w:cs="Times New Roman"/>
-          <w:sz w:val="26"/>
-          <w:szCs w:val="26"/>
-        </w:rPr>
-        <w:t xml:space="preserve"> </w:t>
-      </w:r>
-      <w:proofErr w:type="spellStart"/>
-      <w:r>
-        <w:rPr>
-          <w:rFonts w:cs="Times New Roman"/>
-          <w:sz w:val="26"/>
-          <w:szCs w:val="26"/>
-        </w:rPr>
-        <w:t>trạng</w:t>
-      </w:r>
-      <w:proofErr w:type="spellEnd"/>
-      <w:r>
-        <w:rPr>
-          <w:rFonts w:cs="Times New Roman"/>
-          <w:sz w:val="26"/>
-          <w:szCs w:val="26"/>
-        </w:rPr>
-        <w:t xml:space="preserve"> </w:t>
-      </w:r>
-      <w:proofErr w:type="spellStart"/>
-      <w:r>
-        <w:rPr>
-          <w:rFonts w:cs="Times New Roman"/>
-          <w:sz w:val="26"/>
-          <w:szCs w:val="26"/>
-        </w:rPr>
-        <w:t>thái</w:t>
-      </w:r>
-      <w:proofErr w:type="spellEnd"/>
-      <w:r>
-        <w:rPr>
-          <w:rFonts w:cs="Times New Roman"/>
-          <w:sz w:val="26"/>
-          <w:szCs w:val="26"/>
-        </w:rPr>
-        <w:t xml:space="preserve"> Pass.</w:t>
+        <w:t>chạy</w:t>
+      </w:r>
+      <w:proofErr w:type="spellEnd"/>
+      <w:r>
+        <w:rPr>
+          <w:rFonts w:cs="Times New Roman"/>
+          <w:sz w:val="26"/>
+          <w:szCs w:val="26"/>
+        </w:rPr>
+        <w:t xml:space="preserve"> </w:t>
+      </w:r>
+      <w:proofErr w:type="spellStart"/>
+      <w:r>
+        <w:rPr>
+          <w:rFonts w:cs="Times New Roman"/>
+          <w:sz w:val="26"/>
+          <w:szCs w:val="26"/>
+        </w:rPr>
+        <w:t>được</w:t>
+      </w:r>
+      <w:proofErr w:type="spellEnd"/>
+      <w:r>
+        <w:rPr>
+          <w:rFonts w:cs="Times New Roman"/>
+          <w:sz w:val="26"/>
+          <w:szCs w:val="26"/>
+        </w:rPr>
+        <w:t>.</w:t>
       </w:r>
     </w:p>
     <w:p>
@@ -11328,7 +9361,7 @@
         <w:pStyle w:val="ListParagraph"/>
         <w:numPr>
           <w:ilvl w:val="0"/>
-          <w:numId w:val="30"/>
+          <w:numId w:val="32"/>
         </w:numPr>
         <w:spacing w:line="360" w:lineRule="auto"/>
         <w:jc w:val="both"/>
@@ -11338,41 +9371,13 @@
           <w:szCs w:val="26"/>
         </w:rPr>
       </w:pPr>
-      <w:proofErr w:type="spellStart"/>
-      <w:r>
-        <w:rPr>
-          <w:rFonts w:cs="Times New Roman"/>
-          <w:sz w:val="26"/>
-          <w:szCs w:val="26"/>
-        </w:rPr>
-        <w:t>Không</w:t>
-      </w:r>
-      <w:proofErr w:type="spellEnd"/>
-      <w:r>
-        <w:rPr>
-          <w:rFonts w:cs="Times New Roman"/>
-          <w:sz w:val="26"/>
-          <w:szCs w:val="26"/>
-        </w:rPr>
-        <w:t xml:space="preserve"> </w:t>
-      </w:r>
-      <w:proofErr w:type="spellStart"/>
-      <w:r>
-        <w:rPr>
-          <w:rFonts w:cs="Times New Roman"/>
-          <w:sz w:val="26"/>
-          <w:szCs w:val="26"/>
-        </w:rPr>
-        <w:t>còn</w:t>
-      </w:r>
-      <w:proofErr w:type="spellEnd"/>
-      <w:r>
-        <w:rPr>
-          <w:rFonts w:cs="Times New Roman"/>
-          <w:sz w:val="26"/>
-          <w:szCs w:val="26"/>
-        </w:rPr>
-        <w:t xml:space="preserve"> </w:t>
+      <w:r>
+        <w:rPr>
+          <w:rFonts w:cs="Times New Roman"/>
+          <w:sz w:val="26"/>
+          <w:szCs w:val="26"/>
+        </w:rPr>
+        <w:t xml:space="preserve">Các </w:t>
       </w:r>
       <w:proofErr w:type="spellStart"/>
       <w:r>
@@ -11399,169 +9404,151 @@
           <w:sz w:val="26"/>
           <w:szCs w:val="26"/>
         </w:rPr>
-        <w:t>nghiêm</w:t>
-      </w:r>
-      <w:proofErr w:type="spellEnd"/>
-      <w:r>
-        <w:rPr>
-          <w:rFonts w:cs="Times New Roman"/>
-          <w:sz w:val="26"/>
-          <w:szCs w:val="26"/>
-        </w:rPr>
-        <w:t xml:space="preserve"> </w:t>
-      </w:r>
-      <w:proofErr w:type="spellStart"/>
-      <w:r>
-        <w:rPr>
-          <w:rFonts w:cs="Times New Roman"/>
-          <w:sz w:val="26"/>
-          <w:szCs w:val="26"/>
-        </w:rPr>
-        <w:t>trọng</w:t>
-      </w:r>
-      <w:proofErr w:type="spellEnd"/>
-      <w:r>
-        <w:rPr>
-          <w:rFonts w:cs="Times New Roman"/>
-          <w:sz w:val="26"/>
-          <w:szCs w:val="26"/>
-        </w:rPr>
-        <w:t xml:space="preserve"> (Severity: High) </w:t>
-      </w:r>
-      <w:proofErr w:type="spellStart"/>
-      <w:r>
-        <w:rPr>
-          <w:rFonts w:cs="Times New Roman"/>
-          <w:sz w:val="26"/>
-          <w:szCs w:val="26"/>
-        </w:rPr>
-        <w:t>ảnh</w:t>
-      </w:r>
-      <w:proofErr w:type="spellEnd"/>
-      <w:r>
-        <w:rPr>
-          <w:rFonts w:cs="Times New Roman"/>
-          <w:sz w:val="26"/>
-          <w:szCs w:val="26"/>
-        </w:rPr>
-        <w:t xml:space="preserve"> </w:t>
-      </w:r>
-      <w:proofErr w:type="spellStart"/>
-      <w:r>
-        <w:rPr>
-          <w:rFonts w:cs="Times New Roman"/>
-          <w:sz w:val="26"/>
-          <w:szCs w:val="26"/>
-        </w:rPr>
-        <w:t>hưởng</w:t>
-      </w:r>
-      <w:proofErr w:type="spellEnd"/>
-      <w:r>
-        <w:rPr>
-          <w:rFonts w:cs="Times New Roman"/>
-          <w:sz w:val="26"/>
-          <w:szCs w:val="26"/>
-        </w:rPr>
-        <w:t xml:space="preserve"> </w:t>
-      </w:r>
-      <w:proofErr w:type="spellStart"/>
-      <w:r>
-        <w:rPr>
-          <w:rFonts w:cs="Times New Roman"/>
-          <w:sz w:val="26"/>
-          <w:szCs w:val="26"/>
-        </w:rPr>
-        <w:t>đến</w:t>
-      </w:r>
-      <w:proofErr w:type="spellEnd"/>
-      <w:r>
-        <w:rPr>
-          <w:rFonts w:cs="Times New Roman"/>
-          <w:sz w:val="26"/>
-          <w:szCs w:val="26"/>
-        </w:rPr>
-        <w:t xml:space="preserve"> </w:t>
-      </w:r>
-      <w:proofErr w:type="spellStart"/>
-      <w:r>
-        <w:rPr>
-          <w:rFonts w:cs="Times New Roman"/>
-          <w:sz w:val="26"/>
-          <w:szCs w:val="26"/>
-        </w:rPr>
-        <w:t>luồng</w:t>
-      </w:r>
-      <w:proofErr w:type="spellEnd"/>
-      <w:r>
-        <w:rPr>
-          <w:rFonts w:cs="Times New Roman"/>
-          <w:sz w:val="26"/>
-          <w:szCs w:val="26"/>
-        </w:rPr>
-        <w:t xml:space="preserve"> </w:t>
-      </w:r>
-      <w:proofErr w:type="spellStart"/>
-      <w:r>
-        <w:rPr>
-          <w:rFonts w:cs="Times New Roman"/>
-          <w:sz w:val="26"/>
-          <w:szCs w:val="26"/>
-        </w:rPr>
-        <w:t>chính</w:t>
-      </w:r>
-      <w:proofErr w:type="spellEnd"/>
-      <w:r>
-        <w:rPr>
-          <w:rFonts w:cs="Times New Roman"/>
-          <w:sz w:val="26"/>
-          <w:szCs w:val="26"/>
-        </w:rPr>
-        <w:t xml:space="preserve"> </w:t>
-      </w:r>
-      <w:proofErr w:type="spellStart"/>
-      <w:r>
-        <w:rPr>
-          <w:rFonts w:cs="Times New Roman"/>
-          <w:sz w:val="26"/>
-          <w:szCs w:val="26"/>
-        </w:rPr>
-        <w:t>của</w:t>
-      </w:r>
-      <w:proofErr w:type="spellEnd"/>
-      <w:r>
-        <w:rPr>
-          <w:rFonts w:cs="Times New Roman"/>
-          <w:sz w:val="26"/>
-          <w:szCs w:val="26"/>
-        </w:rPr>
-        <w:t xml:space="preserve"> </w:t>
-      </w:r>
-      <w:proofErr w:type="spellStart"/>
-      <w:r>
-        <w:rPr>
-          <w:rFonts w:cs="Times New Roman"/>
-          <w:sz w:val="26"/>
-          <w:szCs w:val="26"/>
-        </w:rPr>
-        <w:t>ứng</w:t>
-      </w:r>
-      <w:proofErr w:type="spellEnd"/>
-      <w:r>
-        <w:rPr>
-          <w:rFonts w:cs="Times New Roman"/>
-          <w:sz w:val="26"/>
-          <w:szCs w:val="26"/>
-        </w:rPr>
-        <w:t xml:space="preserve"> </w:t>
-      </w:r>
-      <w:proofErr w:type="spellStart"/>
-      <w:r>
-        <w:rPr>
-          <w:rFonts w:cs="Times New Roman"/>
-          <w:sz w:val="26"/>
-          <w:szCs w:val="26"/>
-        </w:rPr>
-        <w:t>dụng</w:t>
+        <w:t>tìm</w:t>
+      </w:r>
+      <w:proofErr w:type="spellEnd"/>
+      <w:r>
+        <w:rPr>
+          <w:rFonts w:cs="Times New Roman"/>
+          <w:sz w:val="26"/>
+          <w:szCs w:val="26"/>
+        </w:rPr>
+        <w:t xml:space="preserve"> </w:t>
+      </w:r>
+      <w:proofErr w:type="spellStart"/>
+      <w:r>
+        <w:rPr>
+          <w:rFonts w:cs="Times New Roman"/>
+          <w:sz w:val="26"/>
+          <w:szCs w:val="26"/>
+        </w:rPr>
+        <w:t>thấy</w:t>
+      </w:r>
+      <w:proofErr w:type="spellEnd"/>
+      <w:r>
+        <w:rPr>
+          <w:rFonts w:cs="Times New Roman"/>
+          <w:sz w:val="26"/>
+          <w:szCs w:val="26"/>
+        </w:rPr>
+        <w:t xml:space="preserve"> </w:t>
+      </w:r>
+      <w:proofErr w:type="spellStart"/>
+      <w:r>
+        <w:rPr>
+          <w:rFonts w:cs="Times New Roman"/>
+          <w:sz w:val="26"/>
+          <w:szCs w:val="26"/>
+        </w:rPr>
+        <w:t>đã</w:t>
+      </w:r>
+      <w:proofErr w:type="spellEnd"/>
+      <w:r>
+        <w:rPr>
+          <w:rFonts w:cs="Times New Roman"/>
+          <w:sz w:val="26"/>
+          <w:szCs w:val="26"/>
+        </w:rPr>
+        <w:t xml:space="preserve"> </w:t>
+      </w:r>
+      <w:proofErr w:type="spellStart"/>
+      <w:r>
+        <w:rPr>
+          <w:rFonts w:cs="Times New Roman"/>
+          <w:sz w:val="26"/>
+          <w:szCs w:val="26"/>
+        </w:rPr>
+        <w:t>được</w:t>
+      </w:r>
+      <w:proofErr w:type="spellEnd"/>
+      <w:r>
+        <w:rPr>
+          <w:rFonts w:cs="Times New Roman"/>
+          <w:sz w:val="26"/>
+          <w:szCs w:val="26"/>
+        </w:rPr>
+        <w:t xml:space="preserve"> </w:t>
+      </w:r>
+      <w:proofErr w:type="spellStart"/>
+      <w:r>
+        <w:rPr>
+          <w:rFonts w:cs="Times New Roman"/>
+          <w:sz w:val="26"/>
+          <w:szCs w:val="26"/>
+        </w:rPr>
+        <w:t>ghi</w:t>
+      </w:r>
+      <w:proofErr w:type="spellEnd"/>
+      <w:r>
+        <w:rPr>
+          <w:rFonts w:cs="Times New Roman"/>
+          <w:sz w:val="26"/>
+          <w:szCs w:val="26"/>
+        </w:rPr>
+        <w:t xml:space="preserve"> </w:t>
+      </w:r>
+      <w:proofErr w:type="spellStart"/>
+      <w:r>
+        <w:rPr>
+          <w:rFonts w:cs="Times New Roman"/>
+          <w:sz w:val="26"/>
+          <w:szCs w:val="26"/>
+        </w:rPr>
+        <w:t>nhận</w:t>
+      </w:r>
+      <w:proofErr w:type="spellEnd"/>
+      <w:r>
+        <w:rPr>
+          <w:rFonts w:cs="Times New Roman"/>
+          <w:sz w:val="26"/>
+          <w:szCs w:val="26"/>
+        </w:rPr>
+        <w:t xml:space="preserve"> </w:t>
+      </w:r>
+      <w:proofErr w:type="spellStart"/>
+      <w:r>
+        <w:rPr>
+          <w:rFonts w:cs="Times New Roman"/>
+          <w:sz w:val="26"/>
+          <w:szCs w:val="26"/>
+        </w:rPr>
+        <w:t>vào</w:t>
+      </w:r>
+      <w:proofErr w:type="spellEnd"/>
+      <w:r>
+        <w:rPr>
+          <w:rFonts w:cs="Times New Roman"/>
+          <w:sz w:val="26"/>
+          <w:szCs w:val="26"/>
+        </w:rPr>
+        <w:t xml:space="preserve"> Báo </w:t>
+      </w:r>
+      <w:proofErr w:type="spellStart"/>
+      <w:r>
+        <w:rPr>
+          <w:rFonts w:cs="Times New Roman"/>
+          <w:sz w:val="26"/>
+          <w:szCs w:val="26"/>
+        </w:rPr>
+        <w:t>cáo</w:t>
+      </w:r>
+      <w:proofErr w:type="spellEnd"/>
+      <w:r>
+        <w:rPr>
+          <w:rFonts w:cs="Times New Roman"/>
+          <w:sz w:val="26"/>
+          <w:szCs w:val="26"/>
+        </w:rPr>
+        <w:t xml:space="preserve"> </w:t>
+      </w:r>
+      <w:proofErr w:type="spellStart"/>
+      <w:r>
+        <w:rPr>
+          <w:rFonts w:cs="Times New Roman"/>
+          <w:sz w:val="26"/>
+          <w:szCs w:val="26"/>
+        </w:rPr>
+        <w:t>lỗi</w:t>
       </w:r>
       <w:proofErr w:type="spellEnd"/>
       <w:r>
@@ -11575,6 +9562,11 @@
     </w:p>
     <w:p>
       <w:pPr>
+        <w:pStyle w:val="ListParagraph"/>
+        <w:numPr>
+          <w:ilvl w:val="0"/>
+          <w:numId w:val="32"/>
+        </w:numPr>
         <w:spacing w:line="360" w:lineRule="auto"/>
         <w:jc w:val="both"/>
         <w:rPr>
@@ -11735,17 +9727,6 @@
         </w:rPr>
         <w:t>.</w:t>
       </w:r>
-    </w:p>
-    <w:p>
-      <w:pPr>
-        <w:spacing w:line="360" w:lineRule="auto"/>
-        <w:jc w:val="both"/>
-        <w:rPr>
-          <w:rFonts w:cs="Times New Roman"/>
-          <w:sz w:val="26"/>
-          <w:szCs w:val="26"/>
-        </w:rPr>
-      </w:pPr>
     </w:p>
     <w:sectPr>
       <w:pgSz w:w="12240" w:h="15840"/>
@@ -15460,6 +13441,119 @@
     </w:lvl>
   </w:abstractNum>
   <w:abstractNum w:abstractNumId="27" w15:restartNumberingAfterBreak="0">
+    <w:nsid w:val="65FF38C8"/>
+    <w:multiLevelType w:val="hybridMultilevel"/>
+    <w:tmpl w:val="2778949A"/>
+    <w:lvl w:ilvl="0" w:tplc="32E25F46">
+      <w:start w:val="1"/>
+      <w:numFmt w:val="bullet"/>
+      <w:lvlText w:val=""/>
+      <w:lvlJc w:val="left"/>
+      <w:pPr>
+        <w:ind w:left="720" w:hanging="360"/>
+      </w:pPr>
+      <w:rPr>
+        <w:rFonts w:ascii="Symbol" w:hAnsi="Symbol" w:hint="default"/>
+      </w:rPr>
+    </w:lvl>
+    <w:lvl w:ilvl="1" w:tplc="04090003" w:tentative="1">
+      <w:start w:val="1"/>
+      <w:numFmt w:val="bullet"/>
+      <w:lvlText w:val="o"/>
+      <w:lvlJc w:val="left"/>
+      <w:pPr>
+        <w:ind w:left="1440" w:hanging="360"/>
+      </w:pPr>
+      <w:rPr>
+        <w:rFonts w:ascii="Courier New" w:hAnsi="Courier New" w:cs="Courier New" w:hint="default"/>
+      </w:rPr>
+    </w:lvl>
+    <w:lvl w:ilvl="2" w:tplc="04090005" w:tentative="1">
+      <w:start w:val="1"/>
+      <w:numFmt w:val="bullet"/>
+      <w:lvlText w:val=""/>
+      <w:lvlJc w:val="left"/>
+      <w:pPr>
+        <w:ind w:left="2160" w:hanging="360"/>
+      </w:pPr>
+      <w:rPr>
+        <w:rFonts w:ascii="Wingdings" w:hAnsi="Wingdings" w:hint="default"/>
+      </w:rPr>
+    </w:lvl>
+    <w:lvl w:ilvl="3" w:tplc="04090001" w:tentative="1">
+      <w:start w:val="1"/>
+      <w:numFmt w:val="bullet"/>
+      <w:lvlText w:val=""/>
+      <w:lvlJc w:val="left"/>
+      <w:pPr>
+        <w:ind w:left="2880" w:hanging="360"/>
+      </w:pPr>
+      <w:rPr>
+        <w:rFonts w:ascii="Symbol" w:hAnsi="Symbol" w:hint="default"/>
+      </w:rPr>
+    </w:lvl>
+    <w:lvl w:ilvl="4" w:tplc="04090003" w:tentative="1">
+      <w:start w:val="1"/>
+      <w:numFmt w:val="bullet"/>
+      <w:lvlText w:val="o"/>
+      <w:lvlJc w:val="left"/>
+      <w:pPr>
+        <w:ind w:left="3600" w:hanging="360"/>
+      </w:pPr>
+      <w:rPr>
+        <w:rFonts w:ascii="Courier New" w:hAnsi="Courier New" w:cs="Courier New" w:hint="default"/>
+      </w:rPr>
+    </w:lvl>
+    <w:lvl w:ilvl="5" w:tplc="04090005" w:tentative="1">
+      <w:start w:val="1"/>
+      <w:numFmt w:val="bullet"/>
+      <w:lvlText w:val=""/>
+      <w:lvlJc w:val="left"/>
+      <w:pPr>
+        <w:ind w:left="4320" w:hanging="360"/>
+      </w:pPr>
+      <w:rPr>
+        <w:rFonts w:ascii="Wingdings" w:hAnsi="Wingdings" w:hint="default"/>
+      </w:rPr>
+    </w:lvl>
+    <w:lvl w:ilvl="6" w:tplc="04090001" w:tentative="1">
+      <w:start w:val="1"/>
+      <w:numFmt w:val="bullet"/>
+      <w:lvlText w:val=""/>
+      <w:lvlJc w:val="left"/>
+      <w:pPr>
+        <w:ind w:left="5040" w:hanging="360"/>
+      </w:pPr>
+      <w:rPr>
+        <w:rFonts w:ascii="Symbol" w:hAnsi="Symbol" w:hint="default"/>
+      </w:rPr>
+    </w:lvl>
+    <w:lvl w:ilvl="7" w:tplc="04090003" w:tentative="1">
+      <w:start w:val="1"/>
+      <w:numFmt w:val="bullet"/>
+      <w:lvlText w:val="o"/>
+      <w:lvlJc w:val="left"/>
+      <w:pPr>
+        <w:ind w:left="5760" w:hanging="360"/>
+      </w:pPr>
+      <w:rPr>
+        <w:rFonts w:ascii="Courier New" w:hAnsi="Courier New" w:cs="Courier New" w:hint="default"/>
+      </w:rPr>
+    </w:lvl>
+    <w:lvl w:ilvl="8" w:tplc="04090005" w:tentative="1">
+      <w:start w:val="1"/>
+      <w:numFmt w:val="bullet"/>
+      <w:lvlText w:val=""/>
+      <w:lvlJc w:val="left"/>
+      <w:pPr>
+        <w:ind w:left="6480" w:hanging="360"/>
+      </w:pPr>
+      <w:rPr>
+        <w:rFonts w:ascii="Wingdings" w:hAnsi="Wingdings" w:hint="default"/>
+      </w:rPr>
+    </w:lvl>
+  </w:abstractNum>
+  <w:abstractNum w:abstractNumId="28" w15:restartNumberingAfterBreak="0">
     <w:nsid w:val="68BF2B9D"/>
     <w:multiLevelType w:val="multilevel"/>
     <w:tmpl w:val="BF9E811A"/>
@@ -15608,7 +13702,7 @@
       </w:rPr>
     </w:lvl>
   </w:abstractNum>
-  <w:abstractNum w:abstractNumId="28" w15:restartNumberingAfterBreak="0">
+  <w:abstractNum w:abstractNumId="29" w15:restartNumberingAfterBreak="0">
     <w:nsid w:val="755214BD"/>
     <w:multiLevelType w:val="multilevel"/>
     <w:tmpl w:val="A8AE988C"/>
@@ -15757,7 +13851,7 @@
       </w:rPr>
     </w:lvl>
   </w:abstractNum>
-  <w:abstractNum w:abstractNumId="29" w15:restartNumberingAfterBreak="0">
+  <w:abstractNum w:abstractNumId="30" w15:restartNumberingAfterBreak="0">
     <w:nsid w:val="79B02580"/>
     <w:multiLevelType w:val="multilevel"/>
     <w:tmpl w:val="ABD0B816"/>
@@ -15906,7 +14000,7 @@
       </w:rPr>
     </w:lvl>
   </w:abstractNum>
-  <w:abstractNum w:abstractNumId="30" w15:restartNumberingAfterBreak="0">
+  <w:abstractNum w:abstractNumId="31" w15:restartNumberingAfterBreak="0">
     <w:nsid w:val="7EE86F79"/>
     <w:multiLevelType w:val="multilevel"/>
     <w:tmpl w:val="87788AF2"/>
@@ -16068,7 +14162,7 @@
     <w:abstractNumId w:val="23"/>
   </w:num>
   <w:num w:numId="5" w16cid:durableId="2095663278">
-    <w:abstractNumId w:val="30"/>
+    <w:abstractNumId w:val="31"/>
   </w:num>
   <w:num w:numId="6" w16cid:durableId="980765496">
     <w:abstractNumId w:val="2"/>
@@ -16080,7 +14174,7 @@
     <w:abstractNumId w:val="16"/>
   </w:num>
   <w:num w:numId="9" w16cid:durableId="1702247838">
-    <w:abstractNumId w:val="29"/>
+    <w:abstractNumId w:val="30"/>
   </w:num>
   <w:num w:numId="10" w16cid:durableId="119420804">
     <w:abstractNumId w:val="3"/>
@@ -16089,7 +14183,7 @@
     <w:abstractNumId w:val="1"/>
   </w:num>
   <w:num w:numId="12" w16cid:durableId="720250643">
-    <w:abstractNumId w:val="27"/>
+    <w:abstractNumId w:val="28"/>
   </w:num>
   <w:num w:numId="13" w16cid:durableId="1814909609">
     <w:abstractNumId w:val="10"/>
@@ -16122,7 +14216,7 @@
     <w:abstractNumId w:val="6"/>
   </w:num>
   <w:num w:numId="23" w16cid:durableId="1083724530">
-    <w:abstractNumId w:val="28"/>
+    <w:abstractNumId w:val="29"/>
   </w:num>
   <w:num w:numId="24" w16cid:durableId="1483501056">
     <w:abstractNumId w:val="21"/>
@@ -16147,6 +14241,9 @@
   </w:num>
   <w:num w:numId="31" w16cid:durableId="697704321">
     <w:abstractNumId w:val="22"/>
+  </w:num>
+  <w:num w:numId="32" w16cid:durableId="2003269702">
+    <w:abstractNumId w:val="27"/>
   </w:num>
 </w:numbering>
 </file>
